--- a/01-电源电路/02-开关电源/有源钳位正激ACF/有源钳位正激电路/有源钳位正激电路.docx
+++ b/01-电源电路/02-开关电源/有源钳位正激ACF/有源钳位正激电路/有源钳位正激电路.docx
@@ -3654,6 +3654,20 @@
     </w:p>
     <w:bookmarkEnd w:id="26"/>
     <w:bookmarkEnd w:id="27"/>
+    <w:p>
+      <w:pPr>
+        <w:spacing w:before="360"/>
+        <w:jc w:val="center"/>
+      </w:pPr>
+      <w:r>
+        <w:rPr>
+          <w:rFonts w:ascii="Times New Roman" w:hAnsi="Times New Roman"/>
+          <w:color w:val="555555"/>
+          <w:sz w:val="21"/>
+        </w:rPr>
+        <w:t>材料收集者：杜文杰</w:t>
+      </w:r>
+    </w:p>
     <w:sectPr>
       <w:headerReference r:id="rId9" w:type="default"/>
       <w:footerReference r:id="rId10" w:type="default"/>

--- a/01-电源电路/02-开关电源/有源钳位正激ACF/有源钳位正激电路/有源钳位正激电路.docx
+++ b/01-电源电路/02-开关电源/有源钳位正激ACF/有源钳位正激电路/有源钳位正激电路.docx
@@ -1,6 +1,6 @@
 
 <file path=word/document.xml><?xml version="1.0" encoding="utf-8"?>
-<w:document xmlns:w="http://schemas.openxmlformats.org/wordprocessingml/2006/main" xmlns:m="http://schemas.openxmlformats.org/officeDocument/2006/math" xmlns:r="http://schemas.openxmlformats.org/officeDocument/2006/relationships" xmlns:o="urn:schemas-microsoft-com:office:office" xmlns:v="urn:schemas-microsoft-com:vml" xmlns:w10="urn:schemas-microsoft-com:office:word" xmlns:a="http://schemas.openxmlformats.org/drawingml/2006/main" xmlns:pic="http://schemas.openxmlformats.org/drawingml/2006/picture" xmlns:wp="http://schemas.openxmlformats.org/drawingml/2006/wordprocessingDrawing">
+<w:document xmlns:m="http://schemas.openxmlformats.org/officeDocument/2006/math" xmlns:r="http://schemas.openxmlformats.org/officeDocument/2006/relationships" xmlns:w="http://schemas.openxmlformats.org/wordprocessingml/2006/main" xmlns:o="urn:schemas-microsoft-com:office:office" xmlns:v="urn:schemas-microsoft-com:vml" xmlns:w10="urn:schemas-microsoft-com:office:word" xmlns:a="http://schemas.openxmlformats.org/drawingml/2006/main" xmlns:pic="http://schemas.openxmlformats.org/drawingml/2006/picture" xmlns:wp="http://schemas.openxmlformats.org/drawingml/2006/wordprocessingDrawing">
   <w:body>
     <w:bookmarkStart w:id="27" w:name="有源钳位正激电路"/>
     <w:p>
@@ -9,7 +9,7 @@
       </w:pPr>
       <w:r>
         <w:rPr>
-          <w:rFonts w:hint="eastAsia"/>
+          <w:rFonts w:hint="eastAsia" w:eastAsia="黑体"/>
         </w:rPr>
         <w:t xml:space="preserve">有源钳位正激电路</w:t>
       </w:r>
@@ -21,7 +21,7 @@
       </w:pPr>
       <w:r>
         <w:rPr>
-          <w:rFonts w:hint="eastAsia"/>
+          <w:rFonts w:hint="eastAsia" w:eastAsia="黑体"/>
         </w:rPr>
         <w:t xml:space="preserve">拓扑描述</w:t>
       </w:r>
@@ -32,36 +32,45 @@
       </w:pPr>
       <w:r>
         <w:rPr>
-          <w:rFonts w:hint="eastAsia"/>
+          <w:rFonts w:hint="eastAsia" w:eastAsia="黑体"/>
         </w:rPr>
         <w:t xml:space="preserve">在</w:t>
       </w:r>
       <w:r>
+        <w:rPr>
+          <w:rFonts w:eastAsia="黑体"/>
+        </w:rPr>
         <w:t xml:space="preserve"> </w:t>
       </w:r>
       <w:r>
         <w:rPr>
-          <w:rFonts w:hint="eastAsia"/>
+          <w:rFonts w:hint="eastAsia" w:eastAsia="黑体"/>
           <w:b/>
           <w:bCs/>
         </w:rPr>
         <w:t xml:space="preserve">单管正激变换器</w:t>
       </w:r>
       <w:r>
+        <w:rPr>
+          <w:rFonts w:eastAsia="黑体"/>
+        </w:rPr>
         <w:t xml:space="preserve"> </w:t>
       </w:r>
       <w:r>
         <w:rPr>
-          <w:rFonts w:hint="eastAsia"/>
+          <w:rFonts w:hint="eastAsia" w:eastAsia="黑体"/>
         </w:rPr>
         <w:t xml:space="preserve">基础上，由</w:t>
       </w:r>
       <w:r>
+        <w:rPr>
+          <w:rFonts w:eastAsia="黑体"/>
+        </w:rPr>
         <w:t xml:space="preserve"> </w:t>
       </w:r>
       <w:r>
         <w:rPr>
-          <w:rFonts w:hint="eastAsia"/>
+          <w:rFonts w:hint="eastAsia" w:eastAsia="黑体"/>
           <w:b/>
           <w:bCs/>
         </w:rPr>
@@ -69,6 +78,7 @@
       </w:r>
       <w:r>
         <w:rPr>
+          <w:rFonts w:eastAsia="黑体"/>
           <w:b/>
           <w:bCs/>
         </w:rPr>
@@ -89,11 +99,14 @@
         </m:sSub>
       </m:oMath>
       <w:r>
+        <w:rPr>
+          <w:rFonts w:eastAsia="黑体"/>
+        </w:rPr>
         <w:t xml:space="preserve">、</w:t>
       </w:r>
       <w:r>
         <w:rPr>
-          <w:rFonts w:hint="eastAsia"/>
+          <w:rFonts w:hint="eastAsia" w:eastAsia="黑体"/>
           <w:b/>
           <w:bCs/>
         </w:rPr>
@@ -101,6 +114,7 @@
       </w:r>
       <w:r>
         <w:rPr>
+          <w:rFonts w:eastAsia="黑体"/>
           <w:b/>
           <w:bCs/>
         </w:rPr>
@@ -112,11 +126,14 @@
         </m:r>
       </m:oMath>
       <w:r>
+        <w:rPr>
+          <w:rFonts w:eastAsia="黑体"/>
+        </w:rPr>
         <w:t xml:space="preserve">、</w:t>
       </w:r>
       <w:r>
         <w:rPr>
-          <w:rFonts w:hint="eastAsia"/>
+          <w:rFonts w:hint="eastAsia" w:eastAsia="黑体"/>
           <w:b/>
           <w:bCs/>
         </w:rPr>
@@ -124,6 +141,7 @@
       </w:r>
       <w:r>
         <w:rPr>
+          <w:rFonts w:eastAsia="黑体"/>
           <w:b/>
           <w:bCs/>
         </w:rPr>
@@ -145,6 +163,7 @@
       </m:oMath>
       <w:r>
         <w:rPr>
+          <w:rFonts w:eastAsia="黑体"/>
           <w:b/>
           <w:bCs/>
         </w:rPr>
@@ -152,7 +171,7 @@
       </w:r>
       <w:r>
         <w:rPr>
-          <w:rFonts w:hint="eastAsia"/>
+          <w:rFonts w:hint="eastAsia" w:eastAsia="黑体"/>
           <w:b/>
           <w:bCs/>
         </w:rPr>
@@ -160,6 +179,7 @@
       </w:r>
       <w:r>
         <w:rPr>
+          <w:rFonts w:eastAsia="黑体"/>
           <w:b/>
           <w:bCs/>
         </w:rPr>
@@ -181,6 +201,7 @@
       </m:oMath>
       <w:r>
         <w:rPr>
+          <w:rFonts w:eastAsia="黑体"/>
           <w:b/>
           <w:bCs/>
         </w:rPr>
@@ -188,27 +209,33 @@
       </w:r>
       <w:r>
         <w:rPr>
-          <w:rFonts w:hint="eastAsia"/>
+          <w:rFonts w:hint="eastAsia" w:eastAsia="黑体"/>
           <w:b/>
           <w:bCs/>
         </w:rPr>
         <w:t xml:space="preserve">串联</w:t>
       </w:r>
       <w:r>
+        <w:rPr>
+          <w:rFonts w:eastAsia="黑体"/>
+        </w:rPr>
         <w:t xml:space="preserve"> </w:t>
       </w:r>
       <w:r>
         <w:rPr>
-          <w:rFonts w:hint="eastAsia"/>
+          <w:rFonts w:hint="eastAsia" w:eastAsia="黑体"/>
         </w:rPr>
         <w:t xml:space="preserve">组成的钳位支路（并联于变压器初级），以及</w:t>
       </w:r>
       <w:r>
+        <w:rPr>
+          <w:rFonts w:eastAsia="黑体"/>
+        </w:rPr>
         <w:t xml:space="preserve"> </w:t>
       </w:r>
       <w:r>
         <w:rPr>
-          <w:rFonts w:hint="eastAsia"/>
+          <w:rFonts w:hint="eastAsia" w:eastAsia="黑体"/>
           <w:b/>
           <w:bCs/>
         </w:rPr>
@@ -216,6 +243,7 @@
       </w:r>
       <w:r>
         <w:rPr>
+          <w:rFonts w:eastAsia="黑体"/>
           <w:b/>
           <w:bCs/>
         </w:rPr>
@@ -239,11 +267,14 @@
         </m:sSub>
       </m:oMath>
       <w:r>
+        <w:rPr>
+          <w:rFonts w:eastAsia="黑体"/>
+        </w:rPr>
         <w:t xml:space="preserve">、</w:t>
       </w:r>
       <w:r>
         <w:rPr>
-          <w:rFonts w:hint="eastAsia"/>
+          <w:rFonts w:hint="eastAsia" w:eastAsia="黑体"/>
           <w:b/>
           <w:bCs/>
         </w:rPr>
@@ -251,6 +282,7 @@
       </w:r>
       <w:r>
         <w:rPr>
+          <w:rFonts w:eastAsia="黑体"/>
           <w:b/>
           <w:bCs/>
         </w:rPr>
@@ -271,11 +303,14 @@
         </m:sSub>
       </m:oMath>
       <w:r>
+        <w:rPr>
+          <w:rFonts w:eastAsia="黑体"/>
+        </w:rPr>
         <w:t xml:space="preserve">、</w:t>
       </w:r>
       <w:r>
         <w:rPr>
-          <w:rFonts w:hint="eastAsia"/>
+          <w:rFonts w:hint="eastAsia" w:eastAsia="黑体"/>
           <w:b/>
           <w:bCs/>
         </w:rPr>
@@ -283,6 +318,7 @@
       </w:r>
       <w:r>
         <w:rPr>
+          <w:rFonts w:eastAsia="黑体"/>
           <w:b/>
           <w:bCs/>
         </w:rPr>
@@ -303,11 +339,14 @@
         </m:sSub>
       </m:oMath>
       <w:r>
+        <w:rPr>
+          <w:rFonts w:eastAsia="黑体"/>
+        </w:rPr>
         <w:t xml:space="preserve">、</w:t>
       </w:r>
       <w:r>
         <w:rPr>
-          <w:rFonts w:hint="eastAsia"/>
+          <w:rFonts w:hint="eastAsia" w:eastAsia="黑体"/>
           <w:b/>
           <w:bCs/>
         </w:rPr>
@@ -315,6 +354,7 @@
       </w:r>
       <w:r>
         <w:rPr>
+          <w:rFonts w:eastAsia="黑体"/>
           <w:b/>
           <w:bCs/>
         </w:rPr>
@@ -335,11 +375,14 @@
         </m:sSub>
       </m:oMath>
       <w:r>
+        <w:rPr>
+          <w:rFonts w:eastAsia="黑体"/>
+        </w:rPr>
         <w:t xml:space="preserve">、</w:t>
       </w:r>
       <w:r>
         <w:rPr>
-          <w:rFonts w:hint="eastAsia"/>
+          <w:rFonts w:hint="eastAsia" w:eastAsia="黑体"/>
           <w:b/>
           <w:bCs/>
         </w:rPr>
@@ -347,6 +390,7 @@
       </w:r>
       <w:r>
         <w:rPr>
+          <w:rFonts w:eastAsia="黑体"/>
           <w:b/>
           <w:bCs/>
         </w:rPr>
@@ -367,17 +411,20 @@
         </m:sSub>
       </m:oMath>
       <w:r>
+        <w:rPr>
+          <w:rFonts w:eastAsia="黑体"/>
+        </w:rPr>
         <w:t xml:space="preserve"> </w:t>
       </w:r>
       <w:r>
         <w:rPr>
-          <w:rFonts w:hint="eastAsia"/>
+          <w:rFonts w:hint="eastAsia" w:eastAsia="黑体"/>
         </w:rPr>
         <w:t xml:space="preserve">组成。电路关键节点：</w:t>
       </w:r>
       <w:r>
         <w:rPr>
-          <w:rFonts w:hint="eastAsia"/>
+          <w:rFonts w:hint="eastAsia" w:eastAsia="黑体"/>
           <w:b/>
           <w:bCs/>
         </w:rPr>
@@ -385,6 +432,7 @@
       </w:r>
       <w:r>
         <w:rPr>
+          <w:rFonts w:eastAsia="黑体"/>
           <w:b/>
           <w:bCs/>
         </w:rPr>
@@ -392,7 +440,7 @@
       </w:r>
       <w:r>
         <w:rPr>
-          <w:rFonts w:hint="eastAsia"/>
+          <w:rFonts w:hint="eastAsia" w:eastAsia="黑体"/>
           <w:b/>
           <w:bCs/>
         </w:rPr>
@@ -400,6 +448,7 @@
       </w:r>
       <w:r>
         <w:rPr>
+          <w:rFonts w:eastAsia="黑体"/>
           <w:b/>
           <w:bCs/>
         </w:rPr>
@@ -430,7 +479,7 @@
       </m:oMath>
       <w:r>
         <w:rPr>
-          <w:rFonts w:hint="eastAsia"/>
+          <w:rFonts w:hint="eastAsia" w:eastAsia="黑体"/>
         </w:rPr>
         <w:t xml:space="preserve">（</w:t>
       </w:r>
@@ -452,11 +501,14 @@
         </m:sSub>
       </m:oMath>
       <w:r>
+        <w:rPr>
+          <w:rFonts w:eastAsia="黑体"/>
+        </w:rPr>
         <w:t xml:space="preserve"> </w:t>
       </w:r>
       <w:r>
         <w:rPr>
-          <w:rFonts w:hint="eastAsia"/>
+          <w:rFonts w:hint="eastAsia" w:eastAsia="黑体"/>
         </w:rPr>
         <w:t xml:space="preserve">一端、变压器初级同名端、</w:t>
       </w:r>
@@ -475,17 +527,20 @@
         </m:sSub>
       </m:oMath>
       <w:r>
+        <w:rPr>
+          <w:rFonts w:eastAsia="黑体"/>
+        </w:rPr>
         <w:t xml:space="preserve"> </w:t>
       </w:r>
       <w:r>
         <w:rPr>
-          <w:rFonts w:hint="eastAsia"/>
+          <w:rFonts w:hint="eastAsia" w:eastAsia="黑体"/>
         </w:rPr>
         <w:t xml:space="preserve">漏极相连）；</w:t>
       </w:r>
       <w:r>
         <w:rPr>
-          <w:rFonts w:hint="eastAsia"/>
+          <w:rFonts w:hint="eastAsia" w:eastAsia="黑体"/>
           <w:b/>
           <w:bCs/>
         </w:rPr>
@@ -493,6 +548,7 @@
       </w:r>
       <w:r>
         <w:rPr>
+          <w:rFonts w:eastAsia="黑体"/>
           <w:b/>
           <w:bCs/>
         </w:rPr>
@@ -500,7 +556,7 @@
       </w:r>
       <w:r>
         <w:rPr>
-          <w:rFonts w:hint="eastAsia"/>
+          <w:rFonts w:hint="eastAsia" w:eastAsia="黑体"/>
           <w:b/>
           <w:bCs/>
         </w:rPr>
@@ -508,6 +564,7 @@
       </w:r>
       <w:r>
         <w:rPr>
+          <w:rFonts w:eastAsia="黑体"/>
           <w:b/>
           <w:bCs/>
         </w:rPr>
@@ -515,7 +572,7 @@
       </w:r>
       <w:r>
         <w:rPr>
-          <w:rFonts w:hint="eastAsia"/>
+          <w:rFonts w:hint="eastAsia" w:eastAsia="黑体"/>
           <w:b/>
           <w:bCs/>
         </w:rPr>
@@ -523,7 +580,7 @@
       </w:r>
       <w:r>
         <w:rPr>
-          <w:rFonts w:hint="eastAsia"/>
+          <w:rFonts w:hint="eastAsia" w:eastAsia="黑体"/>
         </w:rPr>
         <w:t xml:space="preserve">（变压器初级另一端、</w:t>
       </w:r>
@@ -542,11 +599,14 @@
         </m:sSub>
       </m:oMath>
       <w:r>
+        <w:rPr>
+          <w:rFonts w:eastAsia="黑体"/>
+        </w:rPr>
         <w:t xml:space="preserve"> </w:t>
       </w:r>
       <w:r>
         <w:rPr>
-          <w:rFonts w:hint="eastAsia"/>
+          <w:rFonts w:hint="eastAsia" w:eastAsia="黑体"/>
         </w:rPr>
         <w:t xml:space="preserve">漏极、</w:t>
       </w:r>
@@ -565,17 +625,20 @@
         </m:sSub>
       </m:oMath>
       <w:r>
+        <w:rPr>
+          <w:rFonts w:eastAsia="黑体"/>
+        </w:rPr>
         <w:t xml:space="preserve"> </w:t>
       </w:r>
       <w:r>
         <w:rPr>
-          <w:rFonts w:hint="eastAsia"/>
+          <w:rFonts w:hint="eastAsia" w:eastAsia="黑体"/>
         </w:rPr>
         <w:t xml:space="preserve">一端相连）；</w:t>
       </w:r>
       <w:r>
         <w:rPr>
-          <w:rFonts w:hint="eastAsia"/>
+          <w:rFonts w:hint="eastAsia" w:eastAsia="黑体"/>
           <w:b/>
           <w:bCs/>
         </w:rPr>
@@ -583,6 +646,7 @@
       </w:r>
       <w:r>
         <w:rPr>
+          <w:rFonts w:eastAsia="黑体"/>
           <w:b/>
           <w:bCs/>
         </w:rPr>
@@ -590,7 +654,7 @@
       </w:r>
       <w:r>
         <w:rPr>
-          <w:rFonts w:hint="eastAsia"/>
+          <w:rFonts w:hint="eastAsia" w:eastAsia="黑体"/>
           <w:b/>
           <w:bCs/>
         </w:rPr>
@@ -598,6 +662,7 @@
       </w:r>
       <w:r>
         <w:rPr>
+          <w:rFonts w:eastAsia="黑体"/>
           <w:b/>
           <w:bCs/>
         </w:rPr>
@@ -605,7 +670,7 @@
       </w:r>
       <w:r>
         <w:rPr>
-          <w:rFonts w:hint="eastAsia"/>
+          <w:rFonts w:hint="eastAsia" w:eastAsia="黑体"/>
         </w:rPr>
         <w:t xml:space="preserve">（</w:t>
       </w:r>
@@ -624,11 +689,14 @@
         </m:sSub>
       </m:oMath>
       <w:r>
+        <w:rPr>
+          <w:rFonts w:eastAsia="黑体"/>
+        </w:rPr>
         <w:t xml:space="preserve"> </w:t>
       </w:r>
       <w:r>
         <w:rPr>
-          <w:rFonts w:hint="eastAsia"/>
+          <w:rFonts w:hint="eastAsia" w:eastAsia="黑体"/>
         </w:rPr>
         <w:t xml:space="preserve">源极、</w:t>
       </w:r>
@@ -650,17 +718,20 @@
         </m:sSub>
       </m:oMath>
       <w:r>
+        <w:rPr>
+          <w:rFonts w:eastAsia="黑体"/>
+        </w:rPr>
         <w:t xml:space="preserve"> </w:t>
       </w:r>
       <w:r>
         <w:rPr>
-          <w:rFonts w:hint="eastAsia"/>
+          <w:rFonts w:hint="eastAsia" w:eastAsia="黑体"/>
         </w:rPr>
         <w:t xml:space="preserve">另一端相连）；</w:t>
       </w:r>
       <w:r>
         <w:rPr>
-          <w:rFonts w:hint="eastAsia"/>
+          <w:rFonts w:hint="eastAsia" w:eastAsia="黑体"/>
           <w:b/>
           <w:bCs/>
         </w:rPr>
@@ -668,6 +739,7 @@
       </w:r>
       <w:r>
         <w:rPr>
+          <w:rFonts w:eastAsia="黑体"/>
           <w:b/>
           <w:bCs/>
         </w:rPr>
@@ -675,7 +747,7 @@
       </w:r>
       <w:r>
         <w:rPr>
-          <w:rFonts w:hint="eastAsia"/>
+          <w:rFonts w:hint="eastAsia" w:eastAsia="黑体"/>
           <w:b/>
           <w:bCs/>
         </w:rPr>
@@ -683,6 +755,7 @@
       </w:r>
       <w:r>
         <w:rPr>
+          <w:rFonts w:eastAsia="黑体"/>
           <w:b/>
           <w:bCs/>
         </w:rPr>
@@ -690,7 +763,7 @@
       </w:r>
       <w:r>
         <w:rPr>
-          <w:rFonts w:hint="eastAsia"/>
+          <w:rFonts w:hint="eastAsia" w:eastAsia="黑体"/>
           <w:b/>
           <w:bCs/>
         </w:rPr>
@@ -712,6 +785,7 @@
       </m:oMath>
       <w:r>
         <w:rPr>
+          <w:rFonts w:eastAsia="黑体"/>
           <w:b/>
           <w:bCs/>
         </w:rPr>
@@ -719,7 +793,7 @@
       </w:r>
       <w:r>
         <w:rPr>
-          <w:rFonts w:hint="eastAsia"/>
+          <w:rFonts w:hint="eastAsia" w:eastAsia="黑体"/>
           <w:b/>
           <w:bCs/>
         </w:rPr>
@@ -727,6 +801,7 @@
       </w:r>
       <w:r>
         <w:rPr>
+          <w:rFonts w:eastAsia="黑体"/>
           <w:b/>
           <w:bCs/>
         </w:rPr>
@@ -748,6 +823,7 @@
       </m:oMath>
       <w:r>
         <w:rPr>
+          <w:rFonts w:eastAsia="黑体"/>
           <w:b/>
           <w:bCs/>
         </w:rPr>
@@ -755,7 +831,7 @@
       </w:r>
       <w:r>
         <w:rPr>
-          <w:rFonts w:hint="eastAsia"/>
+          <w:rFonts w:hint="eastAsia" w:eastAsia="黑体"/>
           <w:b/>
           <w:bCs/>
         </w:rPr>
@@ -763,7 +839,7 @@
       </w:r>
       <w:r>
         <w:rPr>
-          <w:rFonts w:hint="eastAsia"/>
+          <w:rFonts w:hint="eastAsia" w:eastAsia="黑体"/>
         </w:rPr>
         <w:t xml:space="preserve">（</w:t>
       </w:r>
@@ -782,11 +858,14 @@
         </m:sSub>
       </m:oMath>
       <w:r>
+        <w:rPr>
+          <w:rFonts w:eastAsia="黑体"/>
+        </w:rPr>
         <w:t xml:space="preserve"> </w:t>
       </w:r>
       <w:r>
         <w:rPr>
-          <w:rFonts w:hint="eastAsia"/>
+          <w:rFonts w:hint="eastAsia" w:eastAsia="黑体"/>
         </w:rPr>
         <w:t xml:space="preserve">源极、</w:t>
       </w:r>
@@ -805,17 +884,20 @@
         </m:sSub>
       </m:oMath>
       <w:r>
+        <w:rPr>
+          <w:rFonts w:eastAsia="黑体"/>
+        </w:rPr>
         <w:t xml:space="preserve"> </w:t>
       </w:r>
       <w:r>
         <w:rPr>
-          <w:rFonts w:hint="eastAsia"/>
+          <w:rFonts w:hint="eastAsia" w:eastAsia="黑体"/>
         </w:rPr>
         <w:t xml:space="preserve">另一端相连）；</w:t>
       </w:r>
       <w:r>
         <w:rPr>
-          <w:rFonts w:hint="eastAsia"/>
+          <w:rFonts w:hint="eastAsia" w:eastAsia="黑体"/>
           <w:b/>
           <w:bCs/>
         </w:rPr>
@@ -823,6 +905,7 @@
       </w:r>
       <w:r>
         <w:rPr>
+          <w:rFonts w:eastAsia="黑体"/>
           <w:b/>
           <w:bCs/>
         </w:rPr>
@@ -830,7 +913,7 @@
       </w:r>
       <w:r>
         <w:rPr>
-          <w:rFonts w:hint="eastAsia"/>
+          <w:rFonts w:hint="eastAsia" w:eastAsia="黑体"/>
           <w:b/>
           <w:bCs/>
         </w:rPr>
@@ -838,6 +921,7 @@
       </w:r>
       <w:r>
         <w:rPr>
+          <w:rFonts w:eastAsia="黑体"/>
           <w:b/>
           <w:bCs/>
         </w:rPr>
@@ -845,7 +929,7 @@
       </w:r>
       <w:r>
         <w:rPr>
-          <w:rFonts w:hint="eastAsia"/>
+          <w:rFonts w:hint="eastAsia" w:eastAsia="黑体"/>
         </w:rPr>
         <w:t xml:space="preserve">（</w:t>
       </w:r>
@@ -864,11 +948,14 @@
         </m:sSub>
       </m:oMath>
       <w:r>
+        <w:rPr>
+          <w:rFonts w:eastAsia="黑体"/>
+        </w:rPr>
         <w:t xml:space="preserve"> </w:t>
       </w:r>
       <w:r>
         <w:rPr>
-          <w:rFonts w:hint="eastAsia"/>
+          <w:rFonts w:hint="eastAsia" w:eastAsia="黑体"/>
         </w:rPr>
         <w:t xml:space="preserve">阴极、</w:t>
       </w:r>
@@ -887,11 +974,14 @@
         </m:sSub>
       </m:oMath>
       <w:r>
+        <w:rPr>
+          <w:rFonts w:eastAsia="黑体"/>
+        </w:rPr>
         <w:t xml:space="preserve"> </w:t>
       </w:r>
       <w:r>
         <w:rPr>
-          <w:rFonts w:hint="eastAsia"/>
+          <w:rFonts w:hint="eastAsia" w:eastAsia="黑体"/>
         </w:rPr>
         <w:t xml:space="preserve">阴极、</w:t>
       </w:r>
@@ -910,17 +1000,20 @@
         </m:sSub>
       </m:oMath>
       <w:r>
+        <w:rPr>
+          <w:rFonts w:eastAsia="黑体"/>
+        </w:rPr>
         <w:t xml:space="preserve"> </w:t>
       </w:r>
       <w:r>
         <w:rPr>
-          <w:rFonts w:hint="eastAsia"/>
+          <w:rFonts w:hint="eastAsia" w:eastAsia="黑体"/>
         </w:rPr>
         <w:t xml:space="preserve">一端相连）；</w:t>
       </w:r>
       <w:r>
         <w:rPr>
-          <w:rFonts w:hint="eastAsia"/>
+          <w:rFonts w:hint="eastAsia" w:eastAsia="黑体"/>
           <w:b/>
           <w:bCs/>
         </w:rPr>
@@ -928,6 +1021,7 @@
       </w:r>
       <w:r>
         <w:rPr>
+          <w:rFonts w:eastAsia="黑体"/>
           <w:b/>
           <w:bCs/>
         </w:rPr>
@@ -935,7 +1029,7 @@
       </w:r>
       <w:r>
         <w:rPr>
-          <w:rFonts w:hint="eastAsia"/>
+          <w:rFonts w:hint="eastAsia" w:eastAsia="黑体"/>
           <w:b/>
           <w:bCs/>
         </w:rPr>
@@ -943,6 +1037,7 @@
       </w:r>
       <w:r>
         <w:rPr>
+          <w:rFonts w:eastAsia="黑体"/>
           <w:b/>
           <w:bCs/>
         </w:rPr>
@@ -970,7 +1065,7 @@
       </m:oMath>
       <w:r>
         <w:rPr>
-          <w:rFonts w:hint="eastAsia"/>
+          <w:rFonts w:hint="eastAsia" w:eastAsia="黑体"/>
         </w:rPr>
         <w:t xml:space="preserve">（</w:t>
       </w:r>
@@ -989,11 +1084,14 @@
         </m:sSub>
       </m:oMath>
       <w:r>
+        <w:rPr>
+          <w:rFonts w:eastAsia="黑体"/>
+        </w:rPr>
         <w:t xml:space="preserve"> </w:t>
       </w:r>
       <w:r>
         <w:rPr>
-          <w:rFonts w:hint="eastAsia"/>
+          <w:rFonts w:hint="eastAsia" w:eastAsia="黑体"/>
         </w:rPr>
         <w:t xml:space="preserve">另一端、</w:t>
       </w:r>
@@ -1012,11 +1110,14 @@
         </m:sSub>
       </m:oMath>
       <w:r>
+        <w:rPr>
+          <w:rFonts w:eastAsia="黑体"/>
+        </w:rPr>
         <w:t xml:space="preserve"> </w:t>
       </w:r>
       <w:r>
         <w:rPr>
-          <w:rFonts w:hint="eastAsia"/>
+          <w:rFonts w:hint="eastAsia" w:eastAsia="黑体"/>
         </w:rPr>
         <w:t xml:space="preserve">上端相连）。</w:t>
       </w:r>
@@ -1025,7 +1126,7 @@
       <w:pPr/>
       <w:r>
         <w:rPr>
-          <w:rFonts w:hint="eastAsia"/>
+          <w:rFonts w:hint="eastAsia" w:eastAsia="黑体"/>
         </w:rPr>
         <w:t xml:space="preserve">各元件管脚连接：</w:t>
       </w:r>
@@ -1044,20 +1145,26 @@
         </m:sSub>
       </m:oMath>
       <w:r>
+        <w:rPr>
+          <w:rFonts w:eastAsia="黑体"/>
+        </w:rPr>
         <w:t xml:space="preserve"> </w:t>
       </w:r>
       <w:r>
         <w:rPr>
-          <w:rFonts w:hint="eastAsia"/>
+          <w:rFonts w:hint="eastAsia" w:eastAsia="黑体"/>
         </w:rPr>
         <w:t xml:space="preserve">漏极接开关节点</w:t>
       </w:r>
       <w:r>
+        <w:rPr>
+          <w:rFonts w:eastAsia="黑体"/>
+        </w:rPr>
         <w:t xml:space="preserve"> </w:t>
       </w:r>
       <w:r>
         <w:rPr>
-          <w:rFonts w:hint="eastAsia"/>
+          <w:rFonts w:hint="eastAsia" w:eastAsia="黑体"/>
         </w:rPr>
         <w:t xml:space="preserve">A、源极接地、栅极接驱动；</w:t>
       </w:r>
@@ -1076,15 +1183,21 @@
         </m:sSub>
       </m:oMath>
       <w:r>
+        <w:rPr>
+          <w:rFonts w:eastAsia="黑体"/>
+        </w:rPr>
         <w:t xml:space="preserve"> </w:t>
       </w:r>
       <w:r>
         <w:rPr>
-          <w:rFonts w:hint="eastAsia"/>
+          <w:rFonts w:hint="eastAsia" w:eastAsia="黑体"/>
         </w:rPr>
         <w:t xml:space="preserve">漏极接</w:t>
       </w:r>
       <w:r>
+        <w:rPr>
+          <w:rFonts w:eastAsia="黑体"/>
+        </w:rPr>
         <w:t xml:space="preserve"> </w:t>
       </w:r>
       <m:oMath>
@@ -1112,20 +1225,26 @@
       </m:oMath>
       <w:r>
         <w:rPr>
-          <w:rFonts w:hint="eastAsia"/>
+          <w:rFonts w:hint="eastAsia" w:eastAsia="黑体"/>
         </w:rPr>
         <w:t xml:space="preserve">、源极接钳位节点</w:t>
       </w:r>
       <w:r>
+        <w:rPr>
+          <w:rFonts w:eastAsia="黑体"/>
+        </w:rPr>
         <w:t xml:space="preserve"> </w:t>
       </w:r>
       <w:r>
         <w:rPr>
-          <w:rFonts w:hint="eastAsia"/>
+          <w:rFonts w:hint="eastAsia" w:eastAsia="黑体"/>
         </w:rPr>
         <w:t xml:space="preserve">P、栅极接钳位驱动（与</w:t>
       </w:r>
       <w:r>
+        <w:rPr>
+          <w:rFonts w:eastAsia="黑体"/>
+        </w:rPr>
         <w:t xml:space="preserve"> </w:t>
       </w:r>
       <m:oMath>
@@ -1143,11 +1262,14 @@
         </m:sSub>
       </m:oMath>
       <w:r>
+        <w:rPr>
+          <w:rFonts w:eastAsia="黑体"/>
+        </w:rPr>
         <w:t xml:space="preserve"> </w:t>
       </w:r>
       <w:r>
         <w:rPr>
-          <w:rFonts w:hint="eastAsia"/>
+          <w:rFonts w:hint="eastAsia" w:eastAsia="黑体"/>
         </w:rPr>
         <w:t xml:space="preserve">互补、留死区）；</w:t>
       </w:r>
@@ -1166,35 +1288,44 @@
         </m:sSub>
       </m:oMath>
       <w:r>
+        <w:rPr>
+          <w:rFonts w:eastAsia="黑体"/>
+        </w:rPr>
         <w:t xml:space="preserve"> </w:t>
       </w:r>
       <w:r>
         <w:rPr>
-          <w:rFonts w:hint="eastAsia"/>
+          <w:rFonts w:hint="eastAsia" w:eastAsia="黑体"/>
         </w:rPr>
         <w:t xml:space="preserve">一端接钳位节点</w:t>
       </w:r>
       <w:r>
+        <w:rPr>
+          <w:rFonts w:eastAsia="黑体"/>
+        </w:rPr>
         <w:t xml:space="preserve"> </w:t>
       </w:r>
       <w:r>
         <w:rPr>
-          <w:rFonts w:hint="eastAsia"/>
+          <w:rFonts w:hint="eastAsia" w:eastAsia="黑体"/>
         </w:rPr>
         <w:t xml:space="preserve">P、另一端接开关节点</w:t>
       </w:r>
       <w:r>
+        <w:rPr>
+          <w:rFonts w:eastAsia="黑体"/>
+        </w:rPr>
         <w:t xml:space="preserve"> </w:t>
       </w:r>
       <w:r>
         <w:rPr>
-          <w:rFonts w:hint="eastAsia"/>
+          <w:rFonts w:hint="eastAsia" w:eastAsia="黑体"/>
         </w:rPr>
         <w:t xml:space="preserve">A；</w:t>
       </w:r>
       <w:r>
         <w:rPr>
-          <w:rFonts w:hint="eastAsia"/>
+          <w:rFonts w:hint="eastAsia" w:eastAsia="黑体"/>
           <w:b/>
           <w:bCs/>
         </w:rPr>
@@ -1202,6 +1333,7 @@
       </w:r>
       <w:r>
         <w:rPr>
+          <w:rFonts w:eastAsia="黑体"/>
           <w:b/>
           <w:bCs/>
         </w:rPr>
@@ -1213,15 +1345,21 @@
         </m:r>
       </m:oMath>
       <w:r>
+        <w:rPr>
+          <w:rFonts w:eastAsia="黑体"/>
+        </w:rPr>
         <w:t xml:space="preserve"> </w:t>
       </w:r>
       <w:r>
         <w:rPr>
-          <w:rFonts w:hint="eastAsia"/>
+          <w:rFonts w:hint="eastAsia" w:eastAsia="黑体"/>
         </w:rPr>
         <w:t xml:space="preserve">初级同名端接</w:t>
       </w:r>
       <w:r>
+        <w:rPr>
+          <w:rFonts w:eastAsia="黑体"/>
+        </w:rPr>
         <w:t xml:space="preserve"> </w:t>
       </w:r>
       <m:oMath>
@@ -1249,20 +1387,26 @@
       </m:oMath>
       <w:r>
         <w:rPr>
-          <w:rFonts w:hint="eastAsia"/>
+          <w:rFonts w:hint="eastAsia" w:eastAsia="黑体"/>
         </w:rPr>
         <w:t xml:space="preserve">、初级另一端接开关节点</w:t>
       </w:r>
       <w:r>
+        <w:rPr>
+          <w:rFonts w:eastAsia="黑体"/>
+        </w:rPr>
         <w:t xml:space="preserve"> </w:t>
       </w:r>
       <w:r>
         <w:rPr>
-          <w:rFonts w:hint="eastAsia"/>
+          <w:rFonts w:hint="eastAsia" w:eastAsia="黑体"/>
         </w:rPr>
         <w:t xml:space="preserve">A，次级同名端接</w:t>
       </w:r>
       <w:r>
+        <w:rPr>
+          <w:rFonts w:eastAsia="黑体"/>
+        </w:rPr>
         <w:t xml:space="preserve"> </w:t>
       </w:r>
       <m:oMath>
@@ -1280,15 +1424,21 @@
         </m:sSub>
       </m:oMath>
       <w:r>
+        <w:rPr>
+          <w:rFonts w:eastAsia="黑体"/>
+        </w:rPr>
         <w:t xml:space="preserve"> </w:t>
       </w:r>
       <w:r>
         <w:rPr>
-          <w:rFonts w:hint="eastAsia"/>
+          <w:rFonts w:hint="eastAsia" w:eastAsia="黑体"/>
         </w:rPr>
         <w:t xml:space="preserve">阳极、非同名端接副边地</w:t>
       </w:r>
       <w:r>
+        <w:rPr>
+          <w:rFonts w:eastAsia="黑体"/>
+        </w:rPr>
         <w:t xml:space="preserve"> </w:t>
       </w:r>
       <m:oMath>
@@ -1319,7 +1469,7 @@
       </m:oMath>
       <w:r>
         <w:rPr>
-          <w:rFonts w:hint="eastAsia"/>
+          <w:rFonts w:hint="eastAsia" w:eastAsia="黑体"/>
         </w:rPr>
         <w:t xml:space="preserve">；</w:t>
       </w:r>
@@ -1341,15 +1491,21 @@
         </m:sSub>
       </m:oMath>
       <w:r>
+        <w:rPr>
+          <w:rFonts w:eastAsia="黑体"/>
+        </w:rPr>
         <w:t xml:space="preserve"> </w:t>
       </w:r>
       <w:r>
         <w:rPr>
-          <w:rFonts w:hint="eastAsia"/>
+          <w:rFonts w:hint="eastAsia" w:eastAsia="黑体"/>
         </w:rPr>
         <w:t xml:space="preserve">一端接</w:t>
       </w:r>
       <w:r>
+        <w:rPr>
+          <w:rFonts w:eastAsia="黑体"/>
+        </w:rPr>
         <w:t xml:space="preserve"> </w:t>
       </w:r>
       <m:oMath>
@@ -1377,7 +1533,7 @@
       </m:oMath>
       <w:r>
         <w:rPr>
-          <w:rFonts w:hint="eastAsia"/>
+          <w:rFonts w:hint="eastAsia" w:eastAsia="黑体"/>
         </w:rPr>
         <w:t xml:space="preserve">、另一端接地；</w:t>
       </w:r>
@@ -1396,20 +1552,26 @@
         </m:sSub>
       </m:oMath>
       <w:r>
+        <w:rPr>
+          <w:rFonts w:eastAsia="黑体"/>
+        </w:rPr>
         <w:t xml:space="preserve"> </w:t>
       </w:r>
       <w:r>
         <w:rPr>
-          <w:rFonts w:hint="eastAsia"/>
+          <w:rFonts w:hint="eastAsia" w:eastAsia="黑体"/>
         </w:rPr>
         <w:t xml:space="preserve">阳极接次级同名端、阴极接共用节点</w:t>
       </w:r>
       <w:r>
+        <w:rPr>
+          <w:rFonts w:eastAsia="黑体"/>
+        </w:rPr>
         <w:t xml:space="preserve"> </w:t>
       </w:r>
       <w:r>
         <w:rPr>
-          <w:rFonts w:hint="eastAsia"/>
+          <w:rFonts w:hint="eastAsia" w:eastAsia="黑体"/>
         </w:rPr>
         <w:t xml:space="preserve">X；</w:t>
       </w:r>
@@ -1428,20 +1590,26 @@
         </m:sSub>
       </m:oMath>
       <w:r>
+        <w:rPr>
+          <w:rFonts w:eastAsia="黑体"/>
+        </w:rPr>
         <w:t xml:space="preserve"> </w:t>
       </w:r>
       <w:r>
         <w:rPr>
-          <w:rFonts w:hint="eastAsia"/>
+          <w:rFonts w:hint="eastAsia" w:eastAsia="黑体"/>
         </w:rPr>
         <w:t xml:space="preserve">阳极接副边地、阴极接共用节点</w:t>
       </w:r>
       <w:r>
+        <w:rPr>
+          <w:rFonts w:eastAsia="黑体"/>
+        </w:rPr>
         <w:t xml:space="preserve"> </w:t>
       </w:r>
       <w:r>
         <w:rPr>
-          <w:rFonts w:hint="eastAsia"/>
+          <w:rFonts w:hint="eastAsia" w:eastAsia="黑体"/>
         </w:rPr>
         <w:t xml:space="preserve">X；</w:t>
       </w:r>
@@ -1460,24 +1628,33 @@
         </m:sSub>
       </m:oMath>
       <w:r>
+        <w:rPr>
+          <w:rFonts w:eastAsia="黑体"/>
+        </w:rPr>
         <w:t xml:space="preserve"> </w:t>
       </w:r>
       <w:r>
         <w:rPr>
-          <w:rFonts w:hint="eastAsia"/>
+          <w:rFonts w:hint="eastAsia" w:eastAsia="黑体"/>
         </w:rPr>
         <w:t xml:space="preserve">一端接节点</w:t>
       </w:r>
       <w:r>
+        <w:rPr>
+          <w:rFonts w:eastAsia="黑体"/>
+        </w:rPr>
         <w:t xml:space="preserve"> </w:t>
       </w:r>
       <w:r>
         <w:rPr>
-          <w:rFonts w:hint="eastAsia"/>
+          <w:rFonts w:hint="eastAsia" w:eastAsia="黑体"/>
         </w:rPr>
         <w:t xml:space="preserve">X、另一端接输出正端</w:t>
       </w:r>
       <w:r>
+        <w:rPr>
+          <w:rFonts w:eastAsia="黑体"/>
+        </w:rPr>
         <w:t xml:space="preserve"> </w:t>
       </w:r>
       <m:oMath>
@@ -1502,7 +1679,7 @@
       </m:oMath>
       <w:r>
         <w:rPr>
-          <w:rFonts w:hint="eastAsia"/>
+          <w:rFonts w:hint="eastAsia" w:eastAsia="黑体"/>
         </w:rPr>
         <w:t xml:space="preserve">；</w:t>
       </w:r>
@@ -1521,15 +1698,21 @@
         </m:sSub>
       </m:oMath>
       <w:r>
+        <w:rPr>
+          <w:rFonts w:eastAsia="黑体"/>
+        </w:rPr>
         <w:t xml:space="preserve"> </w:t>
       </w:r>
       <w:r>
         <w:rPr>
-          <w:rFonts w:hint="eastAsia"/>
+          <w:rFonts w:hint="eastAsia" w:eastAsia="黑体"/>
         </w:rPr>
         <w:t xml:space="preserve">上端接</w:t>
       </w:r>
       <w:r>
+        <w:rPr>
+          <w:rFonts w:eastAsia="黑体"/>
+        </w:rPr>
         <w:t xml:space="preserve"> </w:t>
       </w:r>
       <m:oMath>
@@ -1554,11 +1737,14 @@
       </m:oMath>
       <w:r>
         <w:rPr>
-          <w:rFonts w:hint="eastAsia"/>
+          <w:rFonts w:hint="eastAsia" w:eastAsia="黑体"/>
         </w:rPr>
         <w:t xml:space="preserve">、下端接副边地；负载跨接</w:t>
       </w:r>
       <w:r>
+        <w:rPr>
+          <w:rFonts w:eastAsia="黑体"/>
+        </w:rPr>
         <w:t xml:space="preserve"> </w:t>
       </w:r>
       <m:oMath>
@@ -1582,11 +1768,14 @@
         </m:sSub>
       </m:oMath>
       <w:r>
+        <w:rPr>
+          <w:rFonts w:eastAsia="黑体"/>
+        </w:rPr>
         <w:t xml:space="preserve"> </w:t>
       </w:r>
       <w:r>
         <w:rPr>
-          <w:rFonts w:hint="eastAsia"/>
+          <w:rFonts w:hint="eastAsia" w:eastAsia="黑体"/>
         </w:rPr>
         <w:t xml:space="preserve">与副边地。</w:t>
       </w:r>
@@ -1595,11 +1784,14 @@
       <w:pPr/>
       <w:r>
         <w:rPr>
-          <w:rFonts w:hint="eastAsia"/>
+          <w:rFonts w:hint="eastAsia" w:eastAsia="黑体"/>
         </w:rPr>
         <w:t xml:space="preserve">由此构成主开关</w:t>
       </w:r>
       <w:r>
+        <w:rPr>
+          <w:rFonts w:eastAsia="黑体"/>
+        </w:rPr>
         <w:t xml:space="preserve"> </w:t>
       </w:r>
       <m:oMath>
@@ -1617,15 +1809,21 @@
         </m:sSub>
       </m:oMath>
       <w:r>
+        <w:rPr>
+          <w:rFonts w:eastAsia="黑体"/>
+        </w:rPr>
         <w:t xml:space="preserve"> </w:t>
       </w:r>
       <w:r>
         <w:rPr>
-          <w:rFonts w:hint="eastAsia"/>
+          <w:rFonts w:hint="eastAsia" w:eastAsia="黑体"/>
         </w:rPr>
         <w:t xml:space="preserve">与钳位开关</w:t>
       </w:r>
       <w:r>
+        <w:rPr>
+          <w:rFonts w:eastAsia="黑体"/>
+        </w:rPr>
         <w:t xml:space="preserve"> </w:t>
       </w:r>
       <m:oMath>
@@ -1643,20 +1841,26 @@
         </m:sSub>
       </m:oMath>
       <w:r>
+        <w:rPr>
+          <w:rFonts w:eastAsia="黑体"/>
+        </w:rPr>
         <w:t xml:space="preserve"> </w:t>
       </w:r>
       <w:r>
         <w:rPr>
-          <w:rFonts w:hint="eastAsia"/>
+          <w:rFonts w:hint="eastAsia" w:eastAsia="黑体"/>
         </w:rPr>
         <w:t xml:space="preserve">互补导通、钳位电容回收漏感与励磁能量并复位磁通、主开关零电压（或低电压）开通的有源钳位正激组态，用于中低功率、需要隔离的高效率</w:t>
       </w:r>
       <w:r>
+        <w:rPr>
+          <w:rFonts w:eastAsia="黑体"/>
+        </w:rPr>
         <w:t xml:space="preserve"> DC-DC </w:t>
       </w:r>
       <w:r>
         <w:rPr>
-          <w:rFonts w:hint="eastAsia"/>
+          <w:rFonts w:hint="eastAsia" w:eastAsia="黑体"/>
         </w:rPr>
         <w:t xml:space="preserve">场合。</w:t>
       </w:r>
@@ -1669,7 +1873,7 @@
       </w:pPr>
       <w:r>
         <w:rPr>
-          <w:rFonts w:hint="eastAsia"/>
+          <w:rFonts w:hint="eastAsia" w:eastAsia="黑体"/>
         </w:rPr>
         <w:t xml:space="preserve">工作原理</w:t>
       </w:r>
@@ -1680,7 +1884,7 @@
       </w:pPr>
       <w:r>
         <w:rPr>
-          <w:rFonts w:hint="eastAsia"/>
+          <w:rFonts w:hint="eastAsia" w:eastAsia="黑体"/>
         </w:rPr>
         <w:t xml:space="preserve">主开关导通时能量经变压器传送到副边；主开关关断后，钳位开关导通，把励磁与漏感能量转移到钳位电容并复位磁芯，随后电容能量在下一周期回馈到输入或负载，实现磁通双向复位并降低电压尖峰。</w:t>
       </w:r>
@@ -1693,7 +1897,7 @@
       </w:pPr>
       <w:r>
         <w:rPr>
-          <w:rFonts w:hint="eastAsia"/>
+          <w:rFonts w:hint="eastAsia" w:eastAsia="黑体"/>
         </w:rPr>
         <w:t xml:space="preserve">关键计算公式</w:t>
       </w:r>
@@ -1707,7 +1911,7 @@
       </w:pPr>
       <w:r>
         <w:rPr>
-          <w:rFonts w:hint="eastAsia"/>
+          <w:rFonts w:hint="eastAsia" w:eastAsia="黑体"/>
         </w:rPr>
         <w:t xml:space="preserve">输出电压：</w:t>
       </w:r>
@@ -1803,7 +2007,7 @@
       </w:pPr>
       <w:r>
         <w:rPr>
-          <w:rFonts w:hint="eastAsia"/>
+          <w:rFonts w:hint="eastAsia" w:eastAsia="黑体"/>
         </w:rPr>
         <w:t xml:space="preserve">钳位电容电压（稳态）：</w:t>
       </w:r>
@@ -1887,7 +2091,7 @@
       </w:pPr>
       <w:r>
         <w:rPr>
-          <w:rFonts w:hint="eastAsia"/>
+          <w:rFonts w:hint="eastAsia" w:eastAsia="黑体"/>
         </w:rPr>
         <w:t xml:space="preserve">主开关关断电压应力：</w:t>
       </w:r>
@@ -1992,7 +2196,7 @@
       </w:pPr>
       <w:r>
         <w:rPr>
-          <w:rFonts w:hint="eastAsia"/>
+          <w:rFonts w:hint="eastAsia" w:eastAsia="黑体"/>
         </w:rPr>
         <w:t xml:space="preserve">钳位电容容值经验式：</w:t>
       </w:r>
@@ -2133,7 +2337,7 @@
       </w:pPr>
       <w:r>
         <w:rPr>
-          <w:rFonts w:hint="eastAsia"/>
+          <w:rFonts w:hint="eastAsia" w:eastAsia="黑体"/>
         </w:rPr>
         <w:t xml:space="preserve">最大占空比：</w:t>
       </w:r>
@@ -2269,7 +2473,7 @@
             </w:pPr>
             <w:r>
               <w:rPr>
-                <w:rFonts w:hint="eastAsia"/>
+                <w:rFonts w:hint="eastAsia" w:eastAsia="黑体"/>
               </w:rPr>
               <w:t xml:space="preserve">符号</w:t>
             </w:r>
@@ -2283,7 +2487,7 @@
             </w:pPr>
             <w:r>
               <w:rPr>
-                <w:rFonts w:hint="eastAsia"/>
+                <w:rFonts w:hint="eastAsia" w:eastAsia="黑体"/>
               </w:rPr>
               <w:t xml:space="preserve">含义</w:t>
             </w:r>
@@ -2297,7 +2501,7 @@
             </w:pPr>
             <w:r>
               <w:rPr>
-                <w:rFonts w:hint="eastAsia"/>
+                <w:rFonts w:hint="eastAsia" w:eastAsia="黑体"/>
               </w:rPr>
               <w:t xml:space="preserve">单位</w:t>
             </w:r>
@@ -2326,6 +2530,9 @@
               </m:sSub>
             </m:oMath>
             <w:r>
+              <w:rPr>
+                <w:rFonts w:eastAsia="黑体"/>
+              </w:rPr>
               <w:t xml:space="preserve">​</w:t>
             </w:r>
           </w:p>
@@ -2338,7 +2545,7 @@
             </w:pPr>
             <w:r>
               <w:rPr>
-                <w:rFonts w:hint="eastAsia"/>
+                <w:rFonts w:hint="eastAsia" w:eastAsia="黑体"/>
               </w:rPr>
               <w:t xml:space="preserve">输出电压</w:t>
             </w:r>
@@ -2351,6 +2558,9 @@
               <w:pStyle w:val="Compact"/>
             </w:pPr>
             <w:r>
+              <w:rPr>
+                <w:rFonts w:eastAsia="黑体"/>
+              </w:rPr>
               <w:t xml:space="preserve">V</w:t>
             </w:r>
           </w:p>
@@ -2381,6 +2591,9 @@
               </m:sSub>
             </m:oMath>
             <w:r>
+              <w:rPr>
+                <w:rFonts w:eastAsia="黑体"/>
+              </w:rPr>
               <w:t xml:space="preserve">​</w:t>
             </w:r>
           </w:p>
@@ -2393,7 +2606,7 @@
             </w:pPr>
             <w:r>
               <w:rPr>
-                <w:rFonts w:hint="eastAsia"/>
+                <w:rFonts w:hint="eastAsia" w:eastAsia="黑体"/>
               </w:rPr>
               <w:t xml:space="preserve">输入电压</w:t>
             </w:r>
@@ -2406,6 +2619,9 @@
               <w:pStyle w:val="Compact"/>
             </w:pPr>
             <w:r>
+              <w:rPr>
+                <w:rFonts w:eastAsia="黑体"/>
+              </w:rPr>
               <w:t xml:space="preserve">V</w:t>
             </w:r>
           </w:p>
@@ -2433,6 +2649,9 @@
               </m:sSub>
             </m:oMath>
             <w:r>
+              <w:rPr>
+                <w:rFonts w:eastAsia="黑体"/>
+              </w:rPr>
               <w:t xml:space="preserve">​</w:t>
             </w:r>
           </w:p>
@@ -2445,7 +2664,7 @@
             </w:pPr>
             <w:r>
               <w:rPr>
-                <w:rFonts w:hint="eastAsia"/>
+                <w:rFonts w:hint="eastAsia" w:eastAsia="黑体"/>
               </w:rPr>
               <w:t xml:space="preserve">钳位电容电压</w:t>
             </w:r>
@@ -2458,6 +2677,9 @@
               <w:pStyle w:val="Compact"/>
             </w:pPr>
             <w:r>
+              <w:rPr>
+                <w:rFonts w:eastAsia="黑体"/>
+              </w:rPr>
               <w:t xml:space="preserve">V</w:t>
             </w:r>
           </w:p>
@@ -2476,6 +2698,9 @@
               </m:r>
             </m:oMath>
             <w:r>
+              <w:rPr>
+                <w:rFonts w:eastAsia="黑体"/>
+              </w:rPr>
               <w:t xml:space="preserve">​</w:t>
             </w:r>
           </w:p>
@@ -2488,7 +2713,7 @@
             </w:pPr>
             <w:r>
               <w:rPr>
-                <w:rFonts w:hint="eastAsia"/>
+                <w:rFonts w:hint="eastAsia" w:eastAsia="黑体"/>
               </w:rPr>
               <w:t xml:space="preserve">主开关占空比</w:t>
             </w:r>
@@ -2501,6 +2726,9 @@
               <w:pStyle w:val="Compact"/>
             </w:pPr>
             <w:r>
+              <w:rPr>
+                <w:rFonts w:eastAsia="黑体"/>
+              </w:rPr>
               <w:t xml:space="preserve">—</w:t>
             </w:r>
           </w:p>
@@ -2528,6 +2756,9 @@
               </m:sSub>
             </m:oMath>
             <w:r>
+              <w:rPr>
+                <w:rFonts w:eastAsia="黑体"/>
+              </w:rPr>
               <w:t xml:space="preserve">​</w:t>
             </w:r>
           </w:p>
@@ -2540,7 +2771,7 @@
             </w:pPr>
             <w:r>
               <w:rPr>
-                <w:rFonts w:hint="eastAsia"/>
+                <w:rFonts w:hint="eastAsia" w:eastAsia="黑体"/>
               </w:rPr>
               <w:t xml:space="preserve">变压器励磁电感</w:t>
             </w:r>
@@ -2553,6 +2784,9 @@
               <w:pStyle w:val="Compact"/>
             </w:pPr>
             <w:r>
+              <w:rPr>
+                <w:rFonts w:eastAsia="黑体"/>
+              </w:rPr>
               <w:t xml:space="preserve">H</w:t>
             </w:r>
           </w:p>
@@ -2580,6 +2814,9 @@
               </m:sSub>
             </m:oMath>
             <w:r>
+              <w:rPr>
+                <w:rFonts w:eastAsia="黑体"/>
+              </w:rPr>
               <w:t xml:space="preserve">​</w:t>
             </w:r>
           </w:p>
@@ -2592,7 +2829,7 @@
             </w:pPr>
             <w:r>
               <w:rPr>
-                <w:rFonts w:hint="eastAsia"/>
+                <w:rFonts w:hint="eastAsia" w:eastAsia="黑体"/>
               </w:rPr>
               <w:t xml:space="preserve">钳位电容</w:t>
             </w:r>
@@ -2605,6 +2842,9 @@
               <w:pStyle w:val="Compact"/>
             </w:pPr>
             <w:r>
+              <w:rPr>
+                <w:rFonts w:eastAsia="黑体"/>
+              </w:rPr>
               <w:t xml:space="preserve">F</w:t>
             </w:r>
           </w:p>
@@ -2635,6 +2875,9 @@
               </m:sSub>
             </m:oMath>
             <w:r>
+              <w:rPr>
+                <w:rFonts w:eastAsia="黑体"/>
+              </w:rPr>
               <w:t xml:space="preserve">​</w:t>
             </w:r>
           </w:p>
@@ -2647,7 +2890,7 @@
             </w:pPr>
             <w:r>
               <w:rPr>
-                <w:rFonts w:hint="eastAsia"/>
+                <w:rFonts w:hint="eastAsia" w:eastAsia="黑体"/>
               </w:rPr>
               <w:t xml:space="preserve">开关频率</w:t>
             </w:r>
@@ -2660,6 +2903,9 @@
               <w:pStyle w:val="Compact"/>
             </w:pPr>
             <w:r>
+              <w:rPr>
+                <w:rFonts w:eastAsia="黑体"/>
+              </w:rPr>
               <w:t xml:space="preserve">Hz</w:t>
             </w:r>
           </w:p>
@@ -2674,7 +2920,7 @@
       </w:pPr>
       <w:r>
         <w:rPr>
-          <w:rFonts w:hint="eastAsia"/>
+          <w:rFonts w:hint="eastAsia" w:eastAsia="黑体"/>
         </w:rPr>
         <w:t xml:space="preserve">元件调整影响</w:t>
       </w:r>
@@ -2694,6 +2940,7 @@
       </m:oMath>
       <w:r>
         <w:rPr>
+          <w:rFonts w:eastAsia="黑体"/>
           <w:b/>
           <w:bCs/>
         </w:rPr>
@@ -2701,7 +2948,7 @@
       </w:r>
       <w:r>
         <w:rPr>
-          <w:rFonts w:hint="eastAsia"/>
+          <w:rFonts w:hint="eastAsia" w:eastAsia="黑体"/>
           <w:b/>
           <w:bCs/>
         </w:rPr>
@@ -2709,16 +2956,19 @@
       </w:r>
       <w:r>
         <w:rPr>
-          <w:rFonts w:hint="eastAsia"/>
+          <w:rFonts w:hint="eastAsia" w:eastAsia="黑体"/>
         </w:rPr>
         <w:t xml:space="preserve">（&lt;0.5）→</w:t>
       </w:r>
       <w:r>
+        <w:rPr>
+          <w:rFonts w:eastAsia="黑体"/>
+        </w:rPr>
         <w:t xml:space="preserve"> </w:t>
       </w:r>
       <w:r>
         <w:rPr>
-          <w:rFonts w:hint="eastAsia"/>
+          <w:rFonts w:hint="eastAsia" w:eastAsia="黑体"/>
         </w:rPr>
         <w:t xml:space="preserve">输出电压增大，但钳位电压与开关应力急剧上升。</w:t>
       </w:r>
@@ -2747,6 +2997,7 @@
       </m:oMath>
       <w:r>
         <w:rPr>
+          <w:rFonts w:eastAsia="黑体"/>
           <w:b/>
           <w:bCs/>
         </w:rPr>
@@ -2754,21 +3005,27 @@
       </w:r>
       <w:r>
         <w:rPr>
-          <w:rFonts w:hint="eastAsia"/>
+          <w:rFonts w:hint="eastAsia" w:eastAsia="黑体"/>
           <w:b/>
           <w:bCs/>
         </w:rPr>
         <w:t xml:space="preserve">增大</w:t>
       </w:r>
       <w:r>
+        <w:rPr>
+          <w:rFonts w:eastAsia="黑体"/>
+        </w:rPr>
         <w:t xml:space="preserve"> </w:t>
       </w:r>
       <w:r>
+        <w:rPr>
+          <w:rFonts w:eastAsia="黑体"/>
+        </w:rPr>
         <w:t xml:space="preserve">→ </w:t>
       </w:r>
       <w:r>
         <w:rPr>
-          <w:rFonts w:hint="eastAsia"/>
+          <w:rFonts w:hint="eastAsia" w:eastAsia="黑体"/>
         </w:rPr>
         <w:t xml:space="preserve">钳位电压纹波减小、更接近理想，但钳位谐振周期变长。</w:t>
       </w:r>
@@ -2797,6 +3054,7 @@
       </m:oMath>
       <w:r>
         <w:rPr>
+          <w:rFonts w:eastAsia="黑体"/>
           <w:b/>
           <w:bCs/>
         </w:rPr>
@@ -2804,21 +3062,27 @@
       </w:r>
       <w:r>
         <w:rPr>
-          <w:rFonts w:hint="eastAsia"/>
+          <w:rFonts w:hint="eastAsia" w:eastAsia="黑体"/>
           <w:b/>
           <w:bCs/>
         </w:rPr>
         <w:t xml:space="preserve">增大</w:t>
       </w:r>
       <w:r>
+        <w:rPr>
+          <w:rFonts w:eastAsia="黑体"/>
+        </w:rPr>
         <w:t xml:space="preserve"> </w:t>
       </w:r>
       <w:r>
+        <w:rPr>
+          <w:rFonts w:eastAsia="黑体"/>
+        </w:rPr>
         <w:t xml:space="preserve">→ </w:t>
       </w:r>
       <w:r>
         <w:rPr>
-          <w:rFonts w:hint="eastAsia"/>
+          <w:rFonts w:hint="eastAsia" w:eastAsia="黑体"/>
         </w:rPr>
         <w:t xml:space="preserve">励磁电流减小、器件损耗下降，但磁芯体积增大。</w:t>
       </w:r>
@@ -2865,6 +3129,7 @@
       </m:oMath>
       <w:r>
         <w:rPr>
+          <w:rFonts w:eastAsia="黑体"/>
           <w:b/>
           <w:bCs/>
         </w:rPr>
@@ -2872,21 +3137,27 @@
       </w:r>
       <w:r>
         <w:rPr>
-          <w:rFonts w:hint="eastAsia"/>
+          <w:rFonts w:hint="eastAsia" w:eastAsia="黑体"/>
           <w:b/>
           <w:bCs/>
         </w:rPr>
         <w:t xml:space="preserve">增大</w:t>
       </w:r>
       <w:r>
+        <w:rPr>
+          <w:rFonts w:eastAsia="黑体"/>
+        </w:rPr>
         <w:t xml:space="preserve"> </w:t>
       </w:r>
       <w:r>
+        <w:rPr>
+          <w:rFonts w:eastAsia="黑体"/>
+        </w:rPr>
         <w:t xml:space="preserve">→ </w:t>
       </w:r>
       <w:r>
         <w:rPr>
-          <w:rFonts w:hint="eastAsia"/>
+          <w:rFonts w:hint="eastAsia" w:eastAsia="黑体"/>
         </w:rPr>
         <w:t xml:space="preserve">输出电压升高，次级整流管耐压升高。</w:t>
       </w:r>
@@ -2899,7 +3170,7 @@
       </w:pPr>
       <w:r>
         <w:rPr>
-          <w:rFonts w:hint="eastAsia"/>
+          <w:rFonts w:hint="eastAsia" w:eastAsia="黑体"/>
         </w:rPr>
         <w:t xml:space="preserve">典型参数示例</w:t>
       </w:r>
@@ -2914,11 +3185,14 @@
       </w:pPr>
       <w:r>
         <w:rPr>
-          <w:rFonts w:hint="eastAsia"/>
+          <w:rFonts w:hint="eastAsia" w:eastAsia="黑体"/>
         </w:rPr>
         <w:t xml:space="preserve">取</w:t>
       </w:r>
       <w:r>
+        <w:rPr>
+          <w:rFonts w:eastAsia="黑体"/>
+        </w:rPr>
         <w:t xml:space="preserve"> </w:t>
       </w:r>
       <m:oMath>
@@ -2958,6 +3232,9 @@
         </m:r>
       </m:oMath>
       <w:r>
+        <w:rPr>
+          <w:rFonts w:eastAsia="黑体"/>
+        </w:rPr>
         <w:t xml:space="preserve">、</w:t>
       </w:r>
       <m:oMath>
@@ -3011,6 +3288,9 @@
         </m:r>
       </m:oMath>
       <w:r>
+        <w:rPr>
+          <w:rFonts w:eastAsia="黑体"/>
+        </w:rPr>
         <w:t xml:space="preserve">、</w:t>
       </w:r>
       <m:oMath>
@@ -3029,7 +3309,7 @@
       </m:oMath>
       <w:r>
         <w:rPr>
-          <w:rFonts w:hint="eastAsia"/>
+          <w:rFonts w:hint="eastAsia" w:eastAsia="黑体"/>
         </w:rPr>
         <w:t xml:space="preserve">：</w:t>
       </w:r>
@@ -3115,6 +3395,9 @@
         </m:r>
       </m:oMath>
       <w:r>
+        <w:rPr>
+          <w:rFonts w:eastAsia="黑体"/>
+        </w:rPr>
         <w:t xml:space="preserve">。</w:t>
       </w:r>
     </w:p>
@@ -3128,11 +3411,14 @@
       </w:pPr>
       <w:r>
         <w:rPr>
-          <w:rFonts w:hint="eastAsia"/>
+          <w:rFonts w:hint="eastAsia" w:eastAsia="黑体"/>
         </w:rPr>
         <w:t xml:space="preserve">取</w:t>
       </w:r>
       <w:r>
+        <w:rPr>
+          <w:rFonts w:eastAsia="黑体"/>
+        </w:rPr>
         <w:t xml:space="preserve"> </w:t>
       </w:r>
       <m:oMath>
@@ -3172,6 +3458,9 @@
         </m:r>
       </m:oMath>
       <w:r>
+        <w:rPr>
+          <w:rFonts w:eastAsia="黑体"/>
+        </w:rPr>
         <w:t xml:space="preserve">、</w:t>
       </w:r>
       <m:oMath>
@@ -3190,11 +3479,14 @@
       </m:oMath>
       <w:r>
         <w:rPr>
-          <w:rFonts w:hint="eastAsia"/>
+          <w:rFonts w:hint="eastAsia" w:eastAsia="黑体"/>
         </w:rPr>
         <w:t xml:space="preserve">：钳位电压</w:t>
       </w:r>
       <w:r>
+        <w:rPr>
+          <w:rFonts w:eastAsia="黑体"/>
+        </w:rPr>
         <w:t xml:space="preserve"> </w:t>
       </w:r>
       <m:oMath>
@@ -3262,11 +3554,14 @@
       </m:oMath>
       <w:r>
         <w:rPr>
-          <w:rFonts w:hint="eastAsia"/>
+          <w:rFonts w:hint="eastAsia" w:eastAsia="黑体"/>
         </w:rPr>
         <w:t xml:space="preserve">，主开关关断应力</w:t>
       </w:r>
       <w:r>
+        <w:rPr>
+          <w:rFonts w:eastAsia="黑体"/>
+        </w:rPr>
         <w:t xml:space="preserve"> </w:t>
       </w:r>
       <m:oMath>
@@ -3324,6 +3619,9 @@
         </m:r>
       </m:oMath>
       <w:r>
+        <w:rPr>
+          <w:rFonts w:eastAsia="黑体"/>
+        </w:rPr>
         <w:t xml:space="preserve">。</w:t>
       </w:r>
     </w:p>
@@ -3335,7 +3633,7 @@
       </w:pPr>
       <w:r>
         <w:rPr>
-          <w:rFonts w:hint="eastAsia"/>
+          <w:rFonts w:hint="eastAsia" w:eastAsia="黑体"/>
         </w:rPr>
         <w:t xml:space="preserve">常见器件型号</w:t>
       </w:r>
@@ -3350,7 +3648,7 @@
       </w:pPr>
       <w:r>
         <w:rPr>
-          <w:rFonts w:hint="eastAsia"/>
+          <w:rFonts w:hint="eastAsia" w:eastAsia="黑体"/>
         </w:rPr>
         <w:t xml:space="preserve">控制器：UCC3580、LM5030、NCP1562。</w:t>
       </w:r>
@@ -3365,20 +3663,26 @@
       </w:pPr>
       <w:r>
         <w:rPr>
-          <w:rFonts w:hint="eastAsia"/>
+          <w:rFonts w:hint="eastAsia" w:eastAsia="黑体"/>
         </w:rPr>
         <w:t xml:space="preserve">主/钳位开关：IRF540N、STP36NF06、BSC</w:t>
       </w:r>
       <w:r>
+        <w:rPr>
+          <w:rFonts w:eastAsia="黑体"/>
+        </w:rPr>
         <w:t xml:space="preserve"> </w:t>
       </w:r>
       <w:r>
         <w:rPr>
-          <w:rFonts w:hint="eastAsia"/>
+          <w:rFonts w:hint="eastAsia" w:eastAsia="黑体"/>
         </w:rPr>
         <w:t xml:space="preserve">系列低压</w:t>
       </w:r>
       <w:r>
+        <w:rPr>
+          <w:rFonts w:eastAsia="黑体"/>
+        </w:rPr>
         <w:t xml:space="preserve"> MOSFET。</w:t>
       </w:r>
     </w:p>
@@ -3392,29 +3696,38 @@
       </w:pPr>
       <w:r>
         <w:rPr>
-          <w:rFonts w:hint="eastAsia"/>
+          <w:rFonts w:hint="eastAsia" w:eastAsia="黑体"/>
         </w:rPr>
         <w:t xml:space="preserve">输出整流：MBR</w:t>
       </w:r>
       <w:r>
+        <w:rPr>
+          <w:rFonts w:eastAsia="黑体"/>
+        </w:rPr>
         <w:t xml:space="preserve"> </w:t>
       </w:r>
       <w:r>
         <w:rPr>
-          <w:rFonts w:hint="eastAsia"/>
+          <w:rFonts w:hint="eastAsia" w:eastAsia="黑体"/>
         </w:rPr>
         <w:t xml:space="preserve">系列、SS</w:t>
       </w:r>
       <w:r>
+        <w:rPr>
+          <w:rFonts w:eastAsia="黑体"/>
+        </w:rPr>
         <w:t xml:space="preserve"> </w:t>
       </w:r>
       <w:r>
         <w:rPr>
-          <w:rFonts w:hint="eastAsia"/>
+          <w:rFonts w:hint="eastAsia" w:eastAsia="黑体"/>
         </w:rPr>
         <w:t xml:space="preserve">系列肖特基或同步整流</w:t>
       </w:r>
       <w:r>
+        <w:rPr>
+          <w:rFonts w:eastAsia="黑体"/>
+        </w:rPr>
         <w:t xml:space="preserve"> MOSFET。</w:t>
       </w:r>
     </w:p>
@@ -3428,11 +3741,14 @@
       </w:pPr>
       <w:r>
         <w:rPr>
-          <w:rFonts w:hint="eastAsia"/>
+          <w:rFonts w:hint="eastAsia" w:eastAsia="黑体"/>
         </w:rPr>
         <w:t xml:space="preserve">钳位电容：C0G/薄膜电容，耐压高于</w:t>
       </w:r>
       <w:r>
+        <w:rPr>
+          <w:rFonts w:eastAsia="黑体"/>
+        </w:rPr>
         <w:t xml:space="preserve"> </w:t>
       </w:r>
       <m:oMath>
@@ -3450,11 +3766,14 @@
         </m:sSub>
       </m:oMath>
       <w:r>
+        <w:rPr>
+          <w:rFonts w:eastAsia="黑体"/>
+        </w:rPr>
         <w:t xml:space="preserve"> </w:t>
       </w:r>
       <w:r>
         <w:rPr>
-          <w:rFonts w:hint="eastAsia"/>
+          <w:rFonts w:hint="eastAsia" w:eastAsia="黑体"/>
         </w:rPr>
         <w:t xml:space="preserve">峰值。</w:t>
       </w:r>
@@ -3467,7 +3786,7 @@
       </w:pPr>
       <w:r>
         <w:rPr>
-          <w:rFonts w:hint="eastAsia"/>
+          <w:rFonts w:hint="eastAsia" w:eastAsia="黑体"/>
         </w:rPr>
         <w:t xml:space="preserve">注意事项</w:t>
       </w:r>
@@ -3482,11 +3801,14 @@
       </w:pPr>
       <w:r>
         <w:rPr>
-          <w:rFonts w:hint="eastAsia"/>
+          <w:rFonts w:hint="eastAsia" w:eastAsia="黑体"/>
         </w:rPr>
         <w:t xml:space="preserve">占空比</w:t>
       </w:r>
       <w:r>
+        <w:rPr>
+          <w:rFonts w:eastAsia="黑体"/>
+        </w:rPr>
         <w:t xml:space="preserve"> </w:t>
       </w:r>
       <m:oMath>
@@ -3495,20 +3817,26 @@
         </m:r>
       </m:oMath>
       <w:r>
+        <w:rPr>
+          <w:rFonts w:eastAsia="黑体"/>
+        </w:rPr>
         <w:t xml:space="preserve"> </w:t>
       </w:r>
       <w:r>
         <w:rPr>
-          <w:rFonts w:hint="eastAsia"/>
+          <w:rFonts w:hint="eastAsia" w:eastAsia="黑体"/>
         </w:rPr>
         <w:t xml:space="preserve">需控制在</w:t>
       </w:r>
       <w:r>
+        <w:rPr>
+          <w:rFonts w:eastAsia="黑体"/>
+        </w:rPr>
         <w:t xml:space="preserve"> 0.5 </w:t>
       </w:r>
       <w:r>
         <w:rPr>
-          <w:rFonts w:hint="eastAsia"/>
+          <w:rFonts w:hint="eastAsia" w:eastAsia="黑体"/>
         </w:rPr>
         <w:t xml:space="preserve">以下，否则钳位电压与应力失控。</w:t>
       </w:r>
@@ -3523,7 +3851,7 @@
       </w:pPr>
       <w:r>
         <w:rPr>
-          <w:rFonts w:hint="eastAsia"/>
+          <w:rFonts w:hint="eastAsia" w:eastAsia="黑体"/>
         </w:rPr>
         <w:t xml:space="preserve">钳位电容需足够容值以减小钳位电压纹波。</w:t>
       </w:r>
@@ -3538,7 +3866,7 @@
       </w:pPr>
       <w:r>
         <w:rPr>
-          <w:rFonts w:hint="eastAsia"/>
+          <w:rFonts w:hint="eastAsia" w:eastAsia="黑体"/>
         </w:rPr>
         <w:t xml:space="preserve">主开关与钳位开关需设死区，防止同时导通直通。</w:t>
       </w:r>
@@ -3553,11 +3881,14 @@
       </w:pPr>
       <w:r>
         <w:rPr>
-          <w:rFonts w:hint="eastAsia"/>
+          <w:rFonts w:hint="eastAsia" w:eastAsia="黑体"/>
         </w:rPr>
         <w:t xml:space="preserve">有源钳位可回收漏感能量，提升效率并降低</w:t>
       </w:r>
       <w:r>
+        <w:rPr>
+          <w:rFonts w:eastAsia="黑体"/>
+        </w:rPr>
         <w:t xml:space="preserve"> EMI。</w:t>
       </w:r>
     </w:p>
@@ -3569,7 +3900,7 @@
       </w:pPr>
       <w:r>
         <w:rPr>
-          <w:rFonts w:hint="eastAsia"/>
+          <w:rFonts w:hint="eastAsia" w:eastAsia="黑体"/>
         </w:rPr>
         <w:t xml:space="preserve">参考资料</w:t>
       </w:r>
@@ -3583,20 +3914,26 @@
         </w:numPr>
       </w:pPr>
       <w:r>
+        <w:rPr>
+          <w:rFonts w:eastAsia="黑体"/>
+        </w:rPr>
         <w:t xml:space="preserve">TI </w:t>
       </w:r>
       <w:r>
         <w:rPr>
-          <w:rFonts w:hint="eastAsia"/>
+          <w:rFonts w:hint="eastAsia" w:eastAsia="黑体"/>
         </w:rPr>
         <w:t xml:space="preserve">应用笔记</w:t>
       </w:r>
       <w:r>
+        <w:rPr>
+          <w:rFonts w:eastAsia="黑体"/>
+        </w:rPr>
         <w:t xml:space="preserve"> </w:t>
       </w:r>
       <w:r>
         <w:rPr>
-          <w:rFonts w:hint="eastAsia"/>
+          <w:rFonts w:hint="eastAsia" w:eastAsia="黑体"/>
         </w:rPr>
         <w:t xml:space="preserve">SLUA294（有源钳位正激）。</w:t>
       </w:r>
@@ -3610,20 +3947,26 @@
         </w:numPr>
       </w:pPr>
       <w:r>
+        <w:rPr>
+          <w:rFonts w:eastAsia="黑体"/>
+        </w:rPr>
         <w:t xml:space="preserve">LM5030 </w:t>
       </w:r>
       <w:r>
         <w:rPr>
-          <w:rFonts w:hint="eastAsia"/>
+          <w:rFonts w:hint="eastAsia" w:eastAsia="黑体"/>
         </w:rPr>
         <w:t xml:space="preserve">数据手册（Texas</w:t>
       </w:r>
       <w:r>
+        <w:rPr>
+          <w:rFonts w:eastAsia="黑体"/>
+        </w:rPr>
         <w:t xml:space="preserve"> </w:t>
       </w:r>
       <w:r>
         <w:rPr>
-          <w:rFonts w:hint="eastAsia"/>
+          <w:rFonts w:hint="eastAsia" w:eastAsia="黑体"/>
         </w:rPr>
         <w:t xml:space="preserve">Instruments）。</w:t>
       </w:r>
@@ -3638,16 +3981,19 @@
       </w:pPr>
       <w:r>
         <w:rPr>
-          <w:rFonts w:hint="eastAsia"/>
+          <w:rFonts w:hint="eastAsia" w:eastAsia="黑体"/>
         </w:rPr>
         <w:t xml:space="preserve">《开关电源设计（第三版）》（Abraham</w:t>
       </w:r>
       <w:r>
+        <w:rPr>
+          <w:rFonts w:eastAsia="黑体"/>
+        </w:rPr>
         <w:t xml:space="preserve"> I. </w:t>
       </w:r>
       <w:r>
         <w:rPr>
-          <w:rFonts w:hint="eastAsia"/>
+          <w:rFonts w:hint="eastAsia" w:eastAsia="黑体"/>
         </w:rPr>
         <w:t xml:space="preserve">Pressman）。</w:t>
       </w:r>
@@ -3661,11 +4007,11 @@
       </w:pPr>
       <w:r>
         <w:rPr>
-          <w:rFonts w:ascii="Times New Roman" w:hAnsi="Times New Roman"/>
+          <w:rFonts w:ascii="Times New Roman" w:hAnsi="Times New Roman" w:eastAsia="黑体"/>
           <w:color w:val="555555"/>
           <w:sz w:val="21"/>
         </w:rPr>
-        <w:t>材料收集者：杜文杰</w:t>
+        <w:t>材料收集者：杜文杰，WX手机：19519196569，QQ:3478827729</w:t>
       </w:r>
     </w:p>
     <w:sectPr>
@@ -3685,7 +4031,7 @@
 </file>
 
 <file path=word/footer1.xml><?xml version="1.0" encoding="utf-8"?>
-<w:ftr xmlns:m="http://schemas.openxmlformats.org/officeDocument/2006/math" xmlns:mc="http://schemas.openxmlformats.org/markup-compatibility/2006" xmlns:mo="http://schemas.microsoft.com/office/mac/office/2008/main" xmlns:mv="urn:schemas-microsoft-com:mac:vml" xmlns:o="urn:schemas-microsoft-com:office:office" xmlns:r="http://schemas.openxmlformats.org/officeDocument/2006/relationships" xmlns:v="urn:schemas-microsoft-com:vml" xmlns:w10="urn:schemas-microsoft-com:office:word" xmlns:w14="http://schemas.microsoft.com/office/word/2010/wordml" xmlns:w="http://schemas.openxmlformats.org/wordprocessingml/2006/main" xmlns:wne="http://schemas.microsoft.com/office/word/2006/wordml" xmlns:wp14="http://schemas.microsoft.com/office/word/2010/wordprocessingDrawing" xmlns:wp="http://schemas.openxmlformats.org/drawingml/2006/wordprocessingDrawing" xmlns:wpc="http://schemas.microsoft.com/office/word/2010/wordprocessingCanvas" xmlns:wpg="http://schemas.microsoft.com/office/word/2010/wordprocessingGroup" xmlns:wpi="http://schemas.microsoft.com/office/word/2010/wordprocessingInk" xmlns:wps="http://schemas.microsoft.com/office/word/2010/wordprocessingShape" mc:Ignorable="w14 wp14">
+<w:ftr xmlns:mc="http://schemas.openxmlformats.org/markup-compatibility/2006" xmlns:w="http://schemas.openxmlformats.org/wordprocessingml/2006/main" xmlns:m="http://schemas.openxmlformats.org/officeDocument/2006/math" xmlns:mo="http://schemas.microsoft.com/office/mac/office/2008/main" xmlns:mv="urn:schemas-microsoft-com:mac:vml" xmlns:o="urn:schemas-microsoft-com:office:office" xmlns:r="http://schemas.openxmlformats.org/officeDocument/2006/relationships" xmlns:v="urn:schemas-microsoft-com:vml" xmlns:w10="urn:schemas-microsoft-com:office:word" xmlns:w14="http://schemas.microsoft.com/office/word/2010/wordml" xmlns:wne="http://schemas.microsoft.com/office/word/2006/wordml" xmlns:wp14="http://schemas.microsoft.com/office/word/2010/wordprocessingDrawing" xmlns:wp="http://schemas.openxmlformats.org/drawingml/2006/wordprocessingDrawing" xmlns:wpc="http://schemas.microsoft.com/office/word/2010/wordprocessingCanvas" xmlns:wpg="http://schemas.microsoft.com/office/word/2010/wordprocessingGroup" xmlns:wpi="http://schemas.microsoft.com/office/word/2010/wordprocessingInk" xmlns:wps="http://schemas.microsoft.com/office/word/2010/wordprocessingShape" mc:Ignorable="w14 wp14">
   <w:p>
     <w:pPr>
       <w:pStyle w:val="Footer"/>
@@ -3693,12 +4039,14 @@
     </w:pPr>
     <w:r>
       <w:rPr>
+        <w:rFonts w:eastAsia="黑体"/>
         <w:sz w:val="18"/>
       </w:rPr>
       <w:t xml:space="preserve">第 </w:t>
     </w:r>
     <w:r>
       <w:rPr>
+        <w:rFonts w:eastAsia="黑体"/>
         <w:sz w:val="18"/>
       </w:rPr>
       <w:fldChar w:fldCharType="begin"/>
@@ -3707,6 +4055,7 @@
     </w:r>
     <w:r>
       <w:rPr>
+        <w:rFonts w:eastAsia="黑体"/>
         <w:sz w:val="18"/>
       </w:rPr>
       <w:t xml:space="preserve"> 页</w:t>
@@ -3720,6 +4069,9 @@
   <w:footnote w:type="continuationSeparator" w:id="0">
     <w:p>
       <w:r>
+        <w:rPr>
+          <w:rFonts w:eastAsia="黑体"/>
+        </w:rPr>
         <w:continuationSeparator/>
       </w:r>
     </w:p>
@@ -3727,6 +4079,9 @@
   <w:footnote w:type="separator" w:id="-1">
     <w:p>
       <w:r>
+        <w:rPr>
+          <w:rFonts w:eastAsia="黑体"/>
+        </w:rPr>
         <w:separator/>
       </w:r>
     </w:p>
@@ -3735,7 +4090,7 @@
 </file>
 
 <file path=word/header1.xml><?xml version="1.0" encoding="utf-8"?>
-<w:hdr xmlns:m="http://schemas.openxmlformats.org/officeDocument/2006/math" xmlns:mc="http://schemas.openxmlformats.org/markup-compatibility/2006" xmlns:mo="http://schemas.microsoft.com/office/mac/office/2008/main" xmlns:mv="urn:schemas-microsoft-com:mac:vml" xmlns:o="urn:schemas-microsoft-com:office:office" xmlns:r="http://schemas.openxmlformats.org/officeDocument/2006/relationships" xmlns:v="urn:schemas-microsoft-com:vml" xmlns:w10="urn:schemas-microsoft-com:office:word" xmlns:w14="http://schemas.microsoft.com/office/word/2010/wordml" xmlns:w="http://schemas.openxmlformats.org/wordprocessingml/2006/main" xmlns:wne="http://schemas.microsoft.com/office/word/2006/wordml" xmlns:wp14="http://schemas.microsoft.com/office/word/2010/wordprocessingDrawing" xmlns:wp="http://schemas.openxmlformats.org/drawingml/2006/wordprocessingDrawing" xmlns:wpc="http://schemas.microsoft.com/office/word/2010/wordprocessingCanvas" xmlns:wpg="http://schemas.microsoft.com/office/word/2010/wordprocessingGroup" xmlns:wpi="http://schemas.microsoft.com/office/word/2010/wordprocessingInk" xmlns:wps="http://schemas.microsoft.com/office/word/2010/wordprocessingShape" mc:Ignorable="w14 wp14">
+<w:hdr xmlns:mc="http://schemas.openxmlformats.org/markup-compatibility/2006" xmlns:w="http://schemas.openxmlformats.org/wordprocessingml/2006/main" xmlns:m="http://schemas.openxmlformats.org/officeDocument/2006/math" xmlns:mo="http://schemas.microsoft.com/office/mac/office/2008/main" xmlns:mv="urn:schemas-microsoft-com:mac:vml" xmlns:o="urn:schemas-microsoft-com:office:office" xmlns:r="http://schemas.openxmlformats.org/officeDocument/2006/relationships" xmlns:v="urn:schemas-microsoft-com:vml" xmlns:w10="urn:schemas-microsoft-com:office:word" xmlns:w14="http://schemas.microsoft.com/office/word/2010/wordml" xmlns:wne="http://schemas.microsoft.com/office/word/2006/wordml" xmlns:wp14="http://schemas.microsoft.com/office/word/2010/wordprocessingDrawing" xmlns:wp="http://schemas.openxmlformats.org/drawingml/2006/wordprocessingDrawing" xmlns:wpc="http://schemas.microsoft.com/office/word/2010/wordprocessingCanvas" xmlns:wpg="http://schemas.microsoft.com/office/word/2010/wordprocessingGroup" xmlns:wpi="http://schemas.microsoft.com/office/word/2010/wordprocessingInk" xmlns:wps="http://schemas.microsoft.com/office/word/2010/wordprocessingShape" mc:Ignorable="w14 wp14">
   <w:p>
     <w:pPr>
       <w:pStyle w:val="Header"/>
@@ -3743,7 +4098,7 @@
     </w:pPr>
     <w:r>
       <w:rPr>
-        <w:rFonts w:ascii="Times New Roman" w:hAnsi="Times New Roman"/>
+        <w:rFonts w:ascii="Times New Roman" w:hAnsi="Times New Roman" w:eastAsia="黑体"/>
         <w:sz w:val="18"/>
         <w:rFonts w:eastAsia="黑体"/>
         <w:rFonts w:eastAsia="黑体"/>
@@ -3755,7 +4110,7 @@
 </file>
 
 <file path=word/numbering.xml><?xml version="1.0" encoding="utf-8"?>
-<w:numbering xmlns:m="http://schemas.openxmlformats.org/officeDocument/2006/math" xmlns:mc="http://schemas.openxmlformats.org/markup-compatibility/2006" xmlns:mo="http://schemas.microsoft.com/office/mac/office/2008/main" xmlns:mv="urn:schemas-microsoft-com:mac:vml" xmlns:o="urn:schemas-microsoft-com:office:office" xmlns:r="http://schemas.openxmlformats.org/officeDocument/2006/relationships" xmlns:v="urn:schemas-microsoft-com:vml" xmlns:w="http://schemas.openxmlformats.org/wordprocessingml/2006/main" xmlns:w10="urn:schemas-microsoft-com:office:word" xmlns:w14="http://schemas.microsoft.com/office/word/2010/wordml" xmlns:wne="http://schemas.microsoft.com/office/word/2006/wordml" xmlns:wp="http://schemas.openxmlformats.org/drawingml/2006/wordprocessingDrawing" xmlns:wp14="http://schemas.microsoft.com/office/word/2010/wordprocessingDrawing" xmlns:wpc="http://schemas.microsoft.com/office/word/2010/wordprocessingCanvas" xmlns:wpg="http://schemas.microsoft.com/office/word/2010/wordprocessingGroup" xmlns:wpi="http://schemas.microsoft.com/office/word/2010/wordprocessingInk" xmlns:wps="http://schemas.microsoft.com/office/word/2010/wordprocessingShape" mc:Ignorable="w14 wp14">
+<w:numbering xmlns:mc="http://schemas.openxmlformats.org/markup-compatibility/2006" xmlns:w="http://schemas.openxmlformats.org/wordprocessingml/2006/main" xmlns:m="http://schemas.openxmlformats.org/officeDocument/2006/math" xmlns:mo="http://schemas.microsoft.com/office/mac/office/2008/main" xmlns:mv="urn:schemas-microsoft-com:mac:vml" xmlns:o="urn:schemas-microsoft-com:office:office" xmlns:r="http://schemas.openxmlformats.org/officeDocument/2006/relationships" xmlns:v="urn:schemas-microsoft-com:vml" xmlns:w10="urn:schemas-microsoft-com:office:word" xmlns:w14="http://schemas.microsoft.com/office/word/2010/wordml" xmlns:wne="http://schemas.microsoft.com/office/word/2006/wordml" xmlns:wp="http://schemas.openxmlformats.org/drawingml/2006/wordprocessingDrawing" xmlns:wp14="http://schemas.microsoft.com/office/word/2010/wordprocessingDrawing" xmlns:wpc="http://schemas.microsoft.com/office/word/2010/wordprocessingCanvas" xmlns:wpg="http://schemas.microsoft.com/office/word/2010/wordprocessingGroup" xmlns:wpi="http://schemas.microsoft.com/office/word/2010/wordprocessingInk" xmlns:wps="http://schemas.microsoft.com/office/word/2010/wordprocessingShape" mc:Ignorable="w14 wp14">
   <w:abstractNum w:abstractNumId="0">
     <w:nsid w:val="FFFFFF7C"/>
     <w:multiLevelType w:val="singleLevel"/>
@@ -3842,7 +4197,7 @@
         <w:ind w:hanging="360" w:left="1440"/>
       </w:pPr>
       <w:rPr>
-        <w:rFonts w:ascii="Symbol" w:hAnsi="Symbol" w:hint="default"/>
+        <w:rFonts w:ascii="Symbol" w:hAnsi="Symbol" w:hint="default" w:eastAsia="黑体"/>
       </w:rPr>
     </w:lvl>
   </w:abstractNum>
@@ -3863,7 +4218,7 @@
         <w:ind w:hanging="360" w:left="1080"/>
       </w:pPr>
       <w:rPr>
-        <w:rFonts w:ascii="Symbol" w:hAnsi="Symbol" w:hint="default"/>
+        <w:rFonts w:ascii="Symbol" w:hAnsi="Symbol" w:hint="default" w:eastAsia="黑体"/>
       </w:rPr>
     </w:lvl>
   </w:abstractNum>
@@ -3884,7 +4239,7 @@
         <w:ind w:hanging="360" w:left="720"/>
       </w:pPr>
       <w:rPr>
-        <w:rFonts w:ascii="Symbol" w:hAnsi="Symbol" w:hint="default"/>
+        <w:rFonts w:ascii="Symbol" w:hAnsi="Symbol" w:hint="default" w:eastAsia="黑体"/>
       </w:rPr>
     </w:lvl>
   </w:abstractNum>
@@ -3923,7 +4278,7 @@
         <w:ind w:hanging="360" w:left="360"/>
       </w:pPr>
       <w:rPr>
-        <w:rFonts w:ascii="Symbol" w:hAnsi="Symbol" w:hint="default"/>
+        <w:rFonts w:ascii="Symbol" w:hAnsi="Symbol" w:hint="default" w:eastAsia="黑体"/>
       </w:rPr>
     </w:lvl>
   </w:abstractNum>
@@ -4014,7 +4369,7 @@
         <w:ind w:left="720" w:hanging="360"/>
       </w:pPr>
       <w:rPr>
-        <w:rFonts w:ascii="Symbol" w:hAnsi="Symbol" w:cs="Symbol" w:hint="default"/>
+        <w:rFonts w:ascii="Symbol" w:hAnsi="Symbol" w:cs="Symbol" w:hint="default" w:eastAsia="黑体"/>
       </w:rPr>
     </w:lvl>
     <w:lvl w:ilvl="1">
@@ -4025,7 +4380,7 @@
         <w:ind w:left="1440" w:hanging="360"/>
       </w:pPr>
       <w:rPr>
-        <w:rFonts w:ascii="Courier New" w:hAnsi="Courier New" w:cs="Courier New" w:hint="default"/>
+        <w:rFonts w:ascii="Courier New" w:hAnsi="Courier New" w:cs="Courier New" w:hint="default" w:eastAsia="黑体"/>
       </w:rPr>
     </w:lvl>
     <w:lvl w:ilvl="2">
@@ -4036,7 +4391,7 @@
         <w:ind w:left="2160" w:hanging="360"/>
       </w:pPr>
       <w:rPr>
-        <w:rFonts w:ascii="Wingdings" w:hAnsi="Wingdings" w:cs="Wingdings" w:hint="default"/>
+        <w:rFonts w:ascii="Wingdings" w:hAnsi="Wingdings" w:cs="Wingdings" w:hint="default" w:eastAsia="黑体"/>
       </w:rPr>
     </w:lvl>
     <w:lvl w:ilvl="3">
@@ -4047,7 +4402,7 @@
         <w:ind w:left="2880" w:hanging="360"/>
       </w:pPr>
       <w:rPr>
-        <w:rFonts w:ascii="Symbol" w:hAnsi="Symbol" w:cs="Symbol" w:hint="default"/>
+        <w:rFonts w:ascii="Symbol" w:hAnsi="Symbol" w:cs="Symbol" w:hint="default" w:eastAsia="黑体"/>
       </w:rPr>
     </w:lvl>
     <w:lvl w:ilvl="4">
@@ -4058,7 +4413,7 @@
         <w:ind w:left="3600" w:hanging="360"/>
       </w:pPr>
       <w:rPr>
-        <w:rFonts w:ascii="Courier New" w:hAnsi="Courier New" w:cs="Courier New" w:hint="default"/>
+        <w:rFonts w:ascii="Courier New" w:hAnsi="Courier New" w:cs="Courier New" w:hint="default" w:eastAsia="黑体"/>
       </w:rPr>
     </w:lvl>
     <w:lvl w:ilvl="5">
@@ -4069,7 +4424,7 @@
         <w:ind w:left="4320" w:hanging="360"/>
       </w:pPr>
       <w:rPr>
-        <w:rFonts w:ascii="Wingdings" w:hAnsi="Wingdings" w:cs="Wingdings" w:hint="default"/>
+        <w:rFonts w:ascii="Wingdings" w:hAnsi="Wingdings" w:cs="Wingdings" w:hint="default" w:eastAsia="黑体"/>
       </w:rPr>
     </w:lvl>
     <w:lvl w:ilvl="6">
@@ -4080,7 +4435,7 @@
         <w:ind w:left="5040" w:hanging="360"/>
       </w:pPr>
       <w:rPr>
-        <w:rFonts w:ascii="Symbol" w:hAnsi="Symbol" w:cs="Symbol" w:hint="default"/>
+        <w:rFonts w:ascii="Symbol" w:hAnsi="Symbol" w:cs="Symbol" w:hint="default" w:eastAsia="黑体"/>
       </w:rPr>
     </w:lvl>
     <w:lvl w:ilvl="7">
@@ -4091,7 +4446,7 @@
         <w:ind w:left="5760" w:hanging="360"/>
       </w:pPr>
       <w:rPr>
-        <w:rFonts w:ascii="Courier New" w:hAnsi="Courier New" w:cs="Courier New" w:hint="default"/>
+        <w:rFonts w:ascii="Courier New" w:hAnsi="Courier New" w:cs="Courier New" w:hint="default" w:eastAsia="黑体"/>
       </w:rPr>
     </w:lvl>
     <w:lvl w:ilvl="8">
@@ -4102,7 +4457,7 @@
         <w:ind w:left="6480" w:hanging="360"/>
       </w:pPr>
       <w:rPr>
-        <w:rFonts w:ascii="Wingdings" w:hAnsi="Wingdings" w:cs="Wingdings" w:hint="default"/>
+        <w:rFonts w:ascii="Wingdings" w:hAnsi="Wingdings" w:cs="Wingdings" w:hint="default" w:eastAsia="黑体"/>
       </w:rPr>
     </w:lvl>
   </w:abstractNum>
@@ -4158,11 +4513,11 @@
 </file>
 
 <file path=word/styles.xml><?xml version="1.0" encoding="utf-8"?>
-<w:styles xmlns:mc="http://schemas.openxmlformats.org/markup-compatibility/2006" xmlns:r="http://schemas.openxmlformats.org/officeDocument/2006/relationships" xmlns:w="http://schemas.openxmlformats.org/wordprocessingml/2006/main" xmlns:w14="http://schemas.microsoft.com/office/word/2010/wordml" mc:Ignorable="w14">
+<w:styles xmlns:mc="http://schemas.openxmlformats.org/markup-compatibility/2006" xmlns:w="http://schemas.openxmlformats.org/wordprocessingml/2006/main" xmlns:r="http://schemas.openxmlformats.org/officeDocument/2006/relationships" xmlns:w14="http://schemas.microsoft.com/office/word/2010/wordml" mc:Ignorable="w14">
   <w:docDefaults>
     <w:rPrDefault>
       <w:rPr>
-        <w:rFonts w:asciiTheme="minorHAnsi" w:cstheme="minorBidi" w:eastAsiaTheme="minorEastAsia" w:hAnsiTheme="minorHAnsi"/>
+        <w:rFonts w:asciiTheme="minorHAnsi" w:cstheme="minorBidi" w:hAnsiTheme="minorHAnsi" w:eastAsia="黑体"/>
         <w:sz w:val="22"/>
         <w:szCs w:val="22"/>
         <w:lang w:bidi="ar-SA" w:eastAsia="en-US" w:val="en-US"/>
@@ -4384,7 +4739,7 @@
       <w:outlineLvl w:val="0"/>
     </w:pPr>
     <w:rPr>
-      <w:rFonts w:ascii="Times New Roman" w:asciiTheme="majorHAnsi" w:cstheme="majorBidi" w:eastAsia="黑体" w:eastAsiaTheme="majorEastAsia" w:hAnsi="Times New Roman" w:hAnsiTheme="majorHAnsi"/>
+      <w:rFonts w:ascii="Times New Roman" w:asciiTheme="majorHAnsi" w:cstheme="majorBidi" w:eastAsia="黑体" w:hAnsi="Times New Roman" w:hAnsiTheme="majorHAnsi"/>
       <w:b/>
       <w:bCs/>
       <w:color w:val="1F3864"/>
@@ -4408,7 +4763,7 @@
       <w:outlineLvl w:val="1"/>
     </w:pPr>
     <w:rPr>
-      <w:rFonts w:ascii="Times New Roman" w:asciiTheme="majorHAnsi" w:cstheme="majorBidi" w:eastAsia="黑体" w:eastAsiaTheme="majorEastAsia" w:hAnsi="Times New Roman" w:hAnsiTheme="majorHAnsi"/>
+      <w:rFonts w:ascii="Times New Roman" w:asciiTheme="majorHAnsi" w:cstheme="majorBidi" w:eastAsia="黑体" w:hAnsi="Times New Roman" w:hAnsiTheme="majorHAnsi"/>
       <w:b/>
       <w:bCs/>
       <w:color w:val="2E4E7E"/>
@@ -4432,7 +4787,7 @@
       <w:outlineLvl w:val="2"/>
     </w:pPr>
     <w:rPr>
-      <w:rFonts w:ascii="Times New Roman" w:asciiTheme="majorHAnsi" w:cstheme="majorBidi" w:eastAsia="黑体" w:eastAsiaTheme="majorEastAsia" w:hAnsi="Times New Roman" w:hAnsiTheme="majorHAnsi"/>
+      <w:rFonts w:ascii="Times New Roman" w:asciiTheme="majorHAnsi" w:cstheme="majorBidi" w:eastAsia="黑体" w:hAnsi="Times New Roman" w:hAnsiTheme="majorHAnsi"/>
       <w:b/>
       <w:bCs/>
       <w:color w:val="2E4E7E"/>
@@ -4456,7 +4811,7 @@
       <w:outlineLvl w:val="3"/>
     </w:pPr>
     <w:rPr>
-      <w:rFonts w:ascii="Times New Roman" w:asciiTheme="majorHAnsi" w:cstheme="majorBidi" w:eastAsia="黑体" w:eastAsiaTheme="majorEastAsia" w:hAnsi="Times New Roman" w:hAnsiTheme="majorHAnsi"/>
+      <w:rFonts w:ascii="Times New Roman" w:asciiTheme="majorHAnsi" w:cstheme="majorBidi" w:eastAsia="黑体" w:hAnsi="Times New Roman" w:hAnsiTheme="majorHAnsi"/>
       <w:b/>
       <w:bCs/>
       <w:i/>
@@ -4482,7 +4837,7 @@
       <w:outlineLvl w:val="4"/>
     </w:pPr>
     <w:rPr>
-      <w:rFonts w:ascii="Times New Roman" w:asciiTheme="majorHAnsi" w:cstheme="majorBidi" w:eastAsia="黑体" w:eastAsiaTheme="majorEastAsia" w:hAnsi="Times New Roman" w:hAnsiTheme="majorHAnsi"/>
+      <w:rFonts w:ascii="Times New Roman" w:asciiTheme="majorHAnsi" w:cstheme="majorBidi" w:eastAsia="黑体" w:hAnsi="Times New Roman" w:hAnsiTheme="majorHAnsi"/>
       <w:b/>
       <w:color w:val="333333"/>
       <w:sz w:val="22"/>
@@ -4505,7 +4860,7 @@
       <w:outlineLvl w:val="5"/>
     </w:pPr>
     <w:rPr>
-      <w:rFonts w:asciiTheme="majorHAnsi" w:cstheme="majorBidi" w:eastAsiaTheme="majorEastAsia" w:hAnsiTheme="majorHAnsi"/>
+      <w:rFonts w:asciiTheme="majorHAnsi" w:cstheme="majorBidi" w:hAnsiTheme="majorHAnsi" w:eastAsia="黑体"/>
       <w:i/>
       <w:iCs/>
       <w:color w:themeColor="accent1" w:themeShade="7F" w:val="243F60"/>
@@ -4528,7 +4883,7 @@
       <w:outlineLvl w:val="6"/>
     </w:pPr>
     <w:rPr>
-      <w:rFonts w:asciiTheme="majorHAnsi" w:cstheme="majorBidi" w:eastAsiaTheme="majorEastAsia" w:hAnsiTheme="majorHAnsi"/>
+      <w:rFonts w:asciiTheme="majorHAnsi" w:cstheme="majorBidi" w:hAnsiTheme="majorHAnsi" w:eastAsia="黑体"/>
       <w:i/>
       <w:iCs/>
       <w:color w:themeColor="text1" w:themeTint="BF" w:val="404040"/>
@@ -4551,7 +4906,7 @@
       <w:outlineLvl w:val="7"/>
     </w:pPr>
     <w:rPr>
-      <w:rFonts w:asciiTheme="majorHAnsi" w:cstheme="majorBidi" w:eastAsiaTheme="majorEastAsia" w:hAnsiTheme="majorHAnsi"/>
+      <w:rFonts w:asciiTheme="majorHAnsi" w:cstheme="majorBidi" w:hAnsiTheme="majorHAnsi" w:eastAsia="黑体"/>
       <w:color w:themeColor="accent1" w:val="4F81BD"/>
       <w:sz w:val="20"/>
       <w:szCs w:val="20"/>
@@ -4574,7 +4929,7 @@
       <w:outlineLvl w:val="8"/>
     </w:pPr>
     <w:rPr>
-      <w:rFonts w:asciiTheme="majorHAnsi" w:cstheme="majorBidi" w:eastAsiaTheme="majorEastAsia" w:hAnsiTheme="majorHAnsi"/>
+      <w:rFonts w:asciiTheme="majorHAnsi" w:cstheme="majorBidi" w:hAnsiTheme="majorHAnsi" w:eastAsia="黑体"/>
       <w:i/>
       <w:iCs/>
       <w:color w:themeColor="text1" w:themeTint="BF" w:val="404040"/>
@@ -4625,7 +4980,7 @@
     <w:uiPriority w:val="9"/>
     <w:rsid w:val="00FC693F"/>
     <w:rPr>
-      <w:rFonts w:asciiTheme="majorHAnsi" w:cstheme="majorBidi" w:eastAsiaTheme="majorEastAsia" w:hAnsiTheme="majorHAnsi"/>
+      <w:rFonts w:asciiTheme="majorHAnsi" w:cstheme="majorBidi" w:hAnsiTheme="majorHAnsi" w:eastAsia="黑体"/>
       <w:b/>
       <w:bCs/>
       <w:color w:themeColor="accent1" w:themeShade="BF" w:val="365F91"/>
@@ -4640,7 +4995,7 @@
     <w:uiPriority w:val="9"/>
     <w:rsid w:val="00FC693F"/>
     <w:rPr>
-      <w:rFonts w:asciiTheme="majorHAnsi" w:cstheme="majorBidi" w:eastAsiaTheme="majorEastAsia" w:hAnsiTheme="majorHAnsi"/>
+      <w:rFonts w:asciiTheme="majorHAnsi" w:cstheme="majorBidi" w:hAnsiTheme="majorHAnsi" w:eastAsia="黑体"/>
       <w:b/>
       <w:bCs/>
       <w:color w:themeColor="accent1" w:val="4F81BD"/>
@@ -4655,7 +5010,7 @@
     <w:uiPriority w:val="9"/>
     <w:rsid w:val="00FC693F"/>
     <w:rPr>
-      <w:rFonts w:asciiTheme="majorHAnsi" w:cstheme="majorBidi" w:eastAsiaTheme="majorEastAsia" w:hAnsiTheme="majorHAnsi"/>
+      <w:rFonts w:asciiTheme="majorHAnsi" w:cstheme="majorBidi" w:hAnsiTheme="majorHAnsi" w:eastAsia="黑体"/>
       <w:b/>
       <w:bCs/>
       <w:color w:themeColor="accent1" w:val="4F81BD"/>
@@ -4678,7 +5033,7 @@
       <w:contextualSpacing/>
     </w:pPr>
     <w:rPr>
-      <w:rFonts w:ascii="Times New Roman" w:asciiTheme="majorHAnsi" w:cstheme="majorBidi" w:eastAsia="黑体" w:eastAsiaTheme="majorEastAsia" w:hAnsi="Times New Roman" w:hAnsiTheme="majorHAnsi"/>
+      <w:rFonts w:ascii="Times New Roman" w:asciiTheme="majorHAnsi" w:cstheme="majorBidi" w:eastAsia="黑体" w:hAnsi="Times New Roman" w:hAnsiTheme="majorHAnsi"/>
       <w:b/>
       <w:color w:val="1F3864"/>
       <w:spacing w:val="5"/>
@@ -4694,7 +5049,7 @@
     <w:uiPriority w:val="10"/>
     <w:rsid w:val="00FC693F"/>
     <w:rPr>
-      <w:rFonts w:asciiTheme="majorHAnsi" w:cstheme="majorBidi" w:eastAsiaTheme="majorEastAsia" w:hAnsiTheme="majorHAnsi"/>
+      <w:rFonts w:asciiTheme="majorHAnsi" w:cstheme="majorBidi" w:hAnsiTheme="majorHAnsi" w:eastAsia="黑体"/>
       <w:color w:themeColor="text2" w:themeShade="BF" w:val="17365D"/>
       <w:spacing w:val="5"/>
       <w:kern w:val="28"/>
@@ -4716,7 +5071,7 @@
       </w:numPr>
     </w:pPr>
     <w:rPr>
-      <w:rFonts w:asciiTheme="majorHAnsi" w:cstheme="majorBidi" w:eastAsiaTheme="majorEastAsia" w:hAnsiTheme="majorHAnsi"/>
+      <w:rFonts w:asciiTheme="majorHAnsi" w:cstheme="majorBidi" w:hAnsiTheme="majorHAnsi" w:eastAsia="黑体"/>
       <w:i/>
       <w:iCs/>
       <w:color w:themeColor="accent1" w:val="4F81BD"/>
@@ -4732,7 +5087,7 @@
     <w:uiPriority w:val="11"/>
     <w:rsid w:val="00FC693F"/>
     <w:rPr>
-      <w:rFonts w:asciiTheme="majorHAnsi" w:cstheme="majorBidi" w:eastAsiaTheme="majorEastAsia" w:hAnsiTheme="majorHAnsi"/>
+      <w:rFonts w:asciiTheme="majorHAnsi" w:cstheme="majorBidi" w:hAnsiTheme="majorHAnsi" w:eastAsia="黑体"/>
       <w:i/>
       <w:iCs/>
       <w:color w:themeColor="accent1" w:val="4F81BD"/>
@@ -4799,6 +5154,7 @@
       <w:spacing w:after="120"/>
     </w:pPr>
     <w:rPr>
+      <w:rFonts w:eastAsia="黑体"/>
       <w:sz w:val="16"/>
       <w:szCs w:val="16"/>
     </w:rPr>
@@ -4810,6 +5166,7 @@
     <w:uiPriority w:val="99"/>
     <w:rsid w:val="00AA1D8D"/>
     <w:rPr>
+      <w:rFonts w:eastAsia="黑体"/>
       <w:sz w:val="16"/>
       <w:szCs w:val="16"/>
     </w:rPr>
@@ -4979,7 +5336,7 @@
       </w:tabs>
     </w:pPr>
     <w:rPr>
-      <w:rFonts w:ascii="Courier" w:hAnsi="Courier"/>
+      <w:rFonts w:ascii="Courier" w:hAnsi="Courier" w:eastAsia="黑体"/>
       <w:sz w:val="20"/>
       <w:szCs w:val="20"/>
     </w:rPr>
@@ -4991,7 +5348,7 @@
     <w:uiPriority w:val="99"/>
     <w:rsid w:val="0029639D"/>
     <w:rPr>
-      <w:rFonts w:ascii="Courier" w:hAnsi="Courier"/>
+      <w:rFonts w:ascii="Courier" w:hAnsi="Courier" w:eastAsia="黑体"/>
       <w:sz w:val="20"/>
       <w:szCs w:val="20"/>
     </w:rPr>
@@ -5027,6 +5384,7 @@
     <w:uiPriority w:val="29"/>
     <w:rsid w:val="00FC693F"/>
     <w:rPr>
+      <w:rFonts w:eastAsia="黑体"/>
       <w:i/>
       <w:iCs/>
       <w:color w:themeColor="text1" w:val="000000"/>
@@ -5040,7 +5398,7 @@
     <w:semiHidden/>
     <w:rsid w:val="00FC693F"/>
     <w:rPr>
-      <w:rFonts w:asciiTheme="majorHAnsi" w:cstheme="majorBidi" w:eastAsiaTheme="majorEastAsia" w:hAnsiTheme="majorHAnsi"/>
+      <w:rFonts w:asciiTheme="majorHAnsi" w:cstheme="majorBidi" w:hAnsiTheme="majorHAnsi" w:eastAsia="黑体"/>
       <w:b/>
       <w:bCs/>
       <w:i/>
@@ -5056,7 +5414,7 @@
     <w:semiHidden/>
     <w:rsid w:val="00FC693F"/>
     <w:rPr>
-      <w:rFonts w:asciiTheme="majorHAnsi" w:cstheme="majorBidi" w:eastAsiaTheme="majorEastAsia" w:hAnsiTheme="majorHAnsi"/>
+      <w:rFonts w:asciiTheme="majorHAnsi" w:cstheme="majorBidi" w:hAnsiTheme="majorHAnsi" w:eastAsia="黑体"/>
       <w:color w:themeColor="accent1" w:themeShade="7F" w:val="243F60"/>
     </w:rPr>
   </w:style>
@@ -5068,7 +5426,7 @@
     <w:semiHidden/>
     <w:rsid w:val="00FC693F"/>
     <w:rPr>
-      <w:rFonts w:asciiTheme="majorHAnsi" w:cstheme="majorBidi" w:eastAsiaTheme="majorEastAsia" w:hAnsiTheme="majorHAnsi"/>
+      <w:rFonts w:asciiTheme="majorHAnsi" w:cstheme="majorBidi" w:hAnsiTheme="majorHAnsi" w:eastAsia="黑体"/>
       <w:i/>
       <w:iCs/>
       <w:color w:themeColor="accent1" w:themeShade="7F" w:val="243F60"/>
@@ -5082,7 +5440,7 @@
     <w:semiHidden/>
     <w:rsid w:val="00FC693F"/>
     <w:rPr>
-      <w:rFonts w:asciiTheme="majorHAnsi" w:cstheme="majorBidi" w:eastAsiaTheme="majorEastAsia" w:hAnsiTheme="majorHAnsi"/>
+      <w:rFonts w:asciiTheme="majorHAnsi" w:cstheme="majorBidi" w:hAnsiTheme="majorHAnsi" w:eastAsia="黑体"/>
       <w:i/>
       <w:iCs/>
       <w:color w:themeColor="text1" w:themeTint="BF" w:val="404040"/>
@@ -5096,7 +5454,7 @@
     <w:semiHidden/>
     <w:rsid w:val="00FC693F"/>
     <w:rPr>
-      <w:rFonts w:asciiTheme="majorHAnsi" w:cstheme="majorBidi" w:eastAsiaTheme="majorEastAsia" w:hAnsiTheme="majorHAnsi"/>
+      <w:rFonts w:asciiTheme="majorHAnsi" w:cstheme="majorBidi" w:hAnsiTheme="majorHAnsi" w:eastAsia="黑体"/>
       <w:color w:themeColor="accent1" w:val="4F81BD"/>
       <w:sz w:val="20"/>
       <w:szCs w:val="20"/>
@@ -5110,7 +5468,7 @@
     <w:semiHidden/>
     <w:rsid w:val="00FC693F"/>
     <w:rPr>
-      <w:rFonts w:asciiTheme="majorHAnsi" w:cstheme="majorBidi" w:eastAsiaTheme="majorEastAsia" w:hAnsiTheme="majorHAnsi"/>
+      <w:rFonts w:asciiTheme="majorHAnsi" w:cstheme="majorBidi" w:hAnsiTheme="majorHAnsi" w:eastAsia="黑体"/>
       <w:i/>
       <w:iCs/>
       <w:color w:themeColor="text1" w:themeTint="BF" w:val="404040"/>
@@ -5131,6 +5489,7 @@
       <w:spacing w:line="240" w:lineRule="auto"/>
     </w:pPr>
     <w:rPr>
+      <w:rFonts w:eastAsia="黑体"/>
       <w:b/>
       <w:bCs/>
       <w:color w:themeColor="accent1" w:val="4F81BD"/>
@@ -5145,6 +5504,7 @@
     <w:qFormat/>
     <w:rsid w:val="00FC693F"/>
     <w:rPr>
+      <w:rFonts w:eastAsia="黑体"/>
       <w:b/>
       <w:bCs/>
     </w:rPr>
@@ -5156,6 +5516,7 @@
     <w:qFormat/>
     <w:rsid w:val="00FC693F"/>
     <w:rPr>
+      <w:rFonts w:eastAsia="黑体"/>
       <w:i/>
       <w:iCs/>
     </w:rPr>
@@ -5176,6 +5537,7 @@
       <w:ind w:left="936" w:right="936"/>
     </w:pPr>
     <w:rPr>
+      <w:rFonts w:eastAsia="黑体"/>
       <w:b/>
       <w:bCs/>
       <w:i/>
@@ -5190,6 +5552,7 @@
     <w:uiPriority w:val="30"/>
     <w:rsid w:val="00FC693F"/>
     <w:rPr>
+      <w:rFonts w:eastAsia="黑体"/>
       <w:b/>
       <w:bCs/>
       <w:i/>
@@ -5204,6 +5567,7 @@
     <w:qFormat/>
     <w:rsid w:val="00FC693F"/>
     <w:rPr>
+      <w:rFonts w:eastAsia="黑体"/>
       <w:i/>
       <w:iCs/>
       <w:color w:themeColor="text1" w:themeTint="7F" w:val="808080"/>
@@ -5216,6 +5580,7 @@
     <w:qFormat/>
     <w:rsid w:val="00FC693F"/>
     <w:rPr>
+      <w:rFonts w:eastAsia="黑体"/>
       <w:b/>
       <w:bCs/>
       <w:i/>
@@ -5230,6 +5595,7 @@
     <w:qFormat/>
     <w:rsid w:val="00FC693F"/>
     <w:rPr>
+      <w:rFonts w:eastAsia="黑体"/>
       <w:smallCaps/>
       <w:color w:themeColor="accent2" w:val="C0504D"/>
       <w:u w:val="single"/>
@@ -5242,6 +5608,7 @@
     <w:qFormat/>
     <w:rsid w:val="00FC693F"/>
     <w:rPr>
+      <w:rFonts w:eastAsia="黑体"/>
       <w:b/>
       <w:bCs/>
       <w:smallCaps/>
@@ -5257,6 +5624,7 @@
     <w:qFormat/>
     <w:rsid w:val="00FC693F"/>
     <w:rPr>
+      <w:rFonts w:eastAsia="黑体"/>
       <w:b/>
       <w:bCs/>
       <w:smallCaps/>
@@ -5311,6 +5679,7 @@
       <w:spacing w:after="0" w:line="240" w:lineRule="auto"/>
     </w:pPr>
     <w:rPr>
+      <w:rFonts w:eastAsia="黑体"/>
       <w:color w:themeColor="text1" w:themeShade="BF" w:val="000000"/>
     </w:rPr>
     <w:tblPr>
@@ -5333,6 +5702,7 @@
         <w:spacing w:after="0" w:before="0" w:line="240" w:lineRule="auto"/>
       </w:pPr>
       <w:rPr>
+        <w:rFonts w:eastAsia="黑体"/>
         <w:b/>
         <w:bCs/>
       </w:rPr>
@@ -5353,6 +5723,7 @@
         <w:spacing w:after="0" w:before="0" w:line="240" w:lineRule="auto"/>
       </w:pPr>
       <w:rPr>
+        <w:rFonts w:eastAsia="黑体"/>
         <w:b/>
         <w:bCs/>
       </w:rPr>
@@ -5370,12 +5741,14 @@
     </w:tblStylePr>
     <w:tblStylePr w:type="firstCol">
       <w:rPr>
+        <w:rFonts w:eastAsia="黑体"/>
         <w:b/>
         <w:bCs/>
       </w:rPr>
     </w:tblStylePr>
     <w:tblStylePr w:type="lastCol">
       <w:rPr>
+        <w:rFonts w:eastAsia="黑体"/>
         <w:b/>
         <w:bCs/>
       </w:rPr>
@@ -5414,6 +5787,7 @@
       <w:spacing w:after="0" w:line="240" w:lineRule="auto"/>
     </w:pPr>
     <w:rPr>
+      <w:rFonts w:eastAsia="黑体"/>
       <w:color w:themeColor="accent1" w:themeShade="BF" w:val="365F91"/>
     </w:rPr>
     <w:tblPr>
@@ -5436,6 +5810,7 @@
         <w:spacing w:after="0" w:before="0" w:line="240" w:lineRule="auto"/>
       </w:pPr>
       <w:rPr>
+        <w:rFonts w:eastAsia="黑体"/>
         <w:b/>
         <w:bCs/>
       </w:rPr>
@@ -5456,6 +5831,7 @@
         <w:spacing w:after="0" w:before="0" w:line="240" w:lineRule="auto"/>
       </w:pPr>
       <w:rPr>
+        <w:rFonts w:eastAsia="黑体"/>
         <w:b/>
         <w:bCs/>
       </w:rPr>
@@ -5473,12 +5849,14 @@
     </w:tblStylePr>
     <w:tblStylePr w:type="firstCol">
       <w:rPr>
+        <w:rFonts w:eastAsia="黑体"/>
         <w:b/>
         <w:bCs/>
       </w:rPr>
     </w:tblStylePr>
     <w:tblStylePr w:type="lastCol">
       <w:rPr>
+        <w:rFonts w:eastAsia="黑体"/>
         <w:b/>
         <w:bCs/>
       </w:rPr>
@@ -5517,6 +5895,7 @@
       <w:spacing w:after="0" w:line="240" w:lineRule="auto"/>
     </w:pPr>
     <w:rPr>
+      <w:rFonts w:eastAsia="黑体"/>
       <w:color w:themeColor="accent2" w:themeShade="BF" w:val="943634"/>
     </w:rPr>
     <w:tblPr>
@@ -5539,6 +5918,7 @@
         <w:spacing w:after="0" w:before="0" w:line="240" w:lineRule="auto"/>
       </w:pPr>
       <w:rPr>
+        <w:rFonts w:eastAsia="黑体"/>
         <w:b/>
         <w:bCs/>
       </w:rPr>
@@ -5559,6 +5939,7 @@
         <w:spacing w:after="0" w:before="0" w:line="240" w:lineRule="auto"/>
       </w:pPr>
       <w:rPr>
+        <w:rFonts w:eastAsia="黑体"/>
         <w:b/>
         <w:bCs/>
       </w:rPr>
@@ -5576,12 +5957,14 @@
     </w:tblStylePr>
     <w:tblStylePr w:type="firstCol">
       <w:rPr>
+        <w:rFonts w:eastAsia="黑体"/>
         <w:b/>
         <w:bCs/>
       </w:rPr>
     </w:tblStylePr>
     <w:tblStylePr w:type="lastCol">
       <w:rPr>
+        <w:rFonts w:eastAsia="黑体"/>
         <w:b/>
         <w:bCs/>
       </w:rPr>
@@ -5620,6 +6003,7 @@
       <w:spacing w:after="0" w:line="240" w:lineRule="auto"/>
     </w:pPr>
     <w:rPr>
+      <w:rFonts w:eastAsia="黑体"/>
       <w:color w:themeColor="accent3" w:themeShade="BF" w:val="76923C"/>
     </w:rPr>
     <w:tblPr>
@@ -5642,6 +6026,7 @@
         <w:spacing w:after="0" w:before="0" w:line="240" w:lineRule="auto"/>
       </w:pPr>
       <w:rPr>
+        <w:rFonts w:eastAsia="黑体"/>
         <w:b/>
         <w:bCs/>
       </w:rPr>
@@ -5662,6 +6047,7 @@
         <w:spacing w:after="0" w:before="0" w:line="240" w:lineRule="auto"/>
       </w:pPr>
       <w:rPr>
+        <w:rFonts w:eastAsia="黑体"/>
         <w:b/>
         <w:bCs/>
       </w:rPr>
@@ -5679,12 +6065,14 @@
     </w:tblStylePr>
     <w:tblStylePr w:type="firstCol">
       <w:rPr>
+        <w:rFonts w:eastAsia="黑体"/>
         <w:b/>
         <w:bCs/>
       </w:rPr>
     </w:tblStylePr>
     <w:tblStylePr w:type="lastCol">
       <w:rPr>
+        <w:rFonts w:eastAsia="黑体"/>
         <w:b/>
         <w:bCs/>
       </w:rPr>
@@ -5723,6 +6111,7 @@
       <w:spacing w:after="0" w:line="240" w:lineRule="auto"/>
     </w:pPr>
     <w:rPr>
+      <w:rFonts w:eastAsia="黑体"/>
       <w:color w:themeColor="accent4" w:themeShade="BF" w:val="5F497A"/>
     </w:rPr>
     <w:tblPr>
@@ -5745,6 +6134,7 @@
         <w:spacing w:after="0" w:before="0" w:line="240" w:lineRule="auto"/>
       </w:pPr>
       <w:rPr>
+        <w:rFonts w:eastAsia="黑体"/>
         <w:b/>
         <w:bCs/>
       </w:rPr>
@@ -5765,6 +6155,7 @@
         <w:spacing w:after="0" w:before="0" w:line="240" w:lineRule="auto"/>
       </w:pPr>
       <w:rPr>
+        <w:rFonts w:eastAsia="黑体"/>
         <w:b/>
         <w:bCs/>
       </w:rPr>
@@ -5782,12 +6173,14 @@
     </w:tblStylePr>
     <w:tblStylePr w:type="firstCol">
       <w:rPr>
+        <w:rFonts w:eastAsia="黑体"/>
         <w:b/>
         <w:bCs/>
       </w:rPr>
     </w:tblStylePr>
     <w:tblStylePr w:type="lastCol">
       <w:rPr>
+        <w:rFonts w:eastAsia="黑体"/>
         <w:b/>
         <w:bCs/>
       </w:rPr>
@@ -5826,6 +6219,7 @@
       <w:spacing w:after="0" w:line="240" w:lineRule="auto"/>
     </w:pPr>
     <w:rPr>
+      <w:rFonts w:eastAsia="黑体"/>
       <w:color w:themeColor="accent5" w:themeShade="BF" w:val="31849B"/>
     </w:rPr>
     <w:tblPr>
@@ -5848,6 +6242,7 @@
         <w:spacing w:after="0" w:before="0" w:line="240" w:lineRule="auto"/>
       </w:pPr>
       <w:rPr>
+        <w:rFonts w:eastAsia="黑体"/>
         <w:b/>
         <w:bCs/>
       </w:rPr>
@@ -5868,6 +6263,7 @@
         <w:spacing w:after="0" w:before="0" w:line="240" w:lineRule="auto"/>
       </w:pPr>
       <w:rPr>
+        <w:rFonts w:eastAsia="黑体"/>
         <w:b/>
         <w:bCs/>
       </w:rPr>
@@ -5885,12 +6281,14 @@
     </w:tblStylePr>
     <w:tblStylePr w:type="firstCol">
       <w:rPr>
+        <w:rFonts w:eastAsia="黑体"/>
         <w:b/>
         <w:bCs/>
       </w:rPr>
     </w:tblStylePr>
     <w:tblStylePr w:type="lastCol">
       <w:rPr>
+        <w:rFonts w:eastAsia="黑体"/>
         <w:b/>
         <w:bCs/>
       </w:rPr>
@@ -5929,6 +6327,7 @@
       <w:spacing w:after="0" w:line="240" w:lineRule="auto"/>
     </w:pPr>
     <w:rPr>
+      <w:rFonts w:eastAsia="黑体"/>
       <w:color w:themeColor="accent6" w:themeShade="BF" w:val="E36C0A"/>
     </w:rPr>
     <w:tblPr>
@@ -5951,6 +6350,7 @@
         <w:spacing w:after="0" w:before="0" w:line="240" w:lineRule="auto"/>
       </w:pPr>
       <w:rPr>
+        <w:rFonts w:eastAsia="黑体"/>
         <w:b/>
         <w:bCs/>
       </w:rPr>
@@ -5971,6 +6371,7 @@
         <w:spacing w:after="0" w:before="0" w:line="240" w:lineRule="auto"/>
       </w:pPr>
       <w:rPr>
+        <w:rFonts w:eastAsia="黑体"/>
         <w:b/>
         <w:bCs/>
       </w:rPr>
@@ -5988,12 +6389,14 @@
     </w:tblStylePr>
     <w:tblStylePr w:type="firstCol">
       <w:rPr>
+        <w:rFonts w:eastAsia="黑体"/>
         <w:b/>
         <w:bCs/>
       </w:rPr>
     </w:tblStylePr>
     <w:tblStylePr w:type="lastCol">
       <w:rPr>
+        <w:rFonts w:eastAsia="黑体"/>
         <w:b/>
         <w:bCs/>
       </w:rPr>
@@ -6053,6 +6456,7 @@
         <w:spacing w:after="0" w:before="0" w:line="240" w:lineRule="auto"/>
       </w:pPr>
       <w:rPr>
+        <w:rFonts w:eastAsia="黑体"/>
         <w:b/>
         <w:bCs/>
         <w:color w:themeColor="background1" w:val="FFFFFF"/>
@@ -6067,6 +6471,7 @@
         <w:spacing w:after="0" w:before="0" w:line="240" w:lineRule="auto"/>
       </w:pPr>
       <w:rPr>
+        <w:rFonts w:eastAsia="黑体"/>
         <w:b/>
         <w:bCs/>
       </w:rPr>
@@ -6082,12 +6487,14 @@
     </w:tblStylePr>
     <w:tblStylePr w:type="firstCol">
       <w:rPr>
+        <w:rFonts w:eastAsia="黑体"/>
         <w:b/>
         <w:bCs/>
       </w:rPr>
     </w:tblStylePr>
     <w:tblStylePr w:type="lastCol">
       <w:rPr>
+        <w:rFonts w:eastAsia="黑体"/>
         <w:b/>
         <w:bCs/>
       </w:rPr>
@@ -6145,6 +6552,7 @@
         <w:spacing w:after="0" w:before="0" w:line="240" w:lineRule="auto"/>
       </w:pPr>
       <w:rPr>
+        <w:rFonts w:eastAsia="黑体"/>
         <w:b/>
         <w:bCs/>
         <w:color w:themeColor="background1" w:val="FFFFFF"/>
@@ -6159,6 +6567,7 @@
         <w:spacing w:after="0" w:before="0" w:line="240" w:lineRule="auto"/>
       </w:pPr>
       <w:rPr>
+        <w:rFonts w:eastAsia="黑体"/>
         <w:b/>
         <w:bCs/>
       </w:rPr>
@@ -6174,12 +6583,14 @@
     </w:tblStylePr>
     <w:tblStylePr w:type="firstCol">
       <w:rPr>
+        <w:rFonts w:eastAsia="黑体"/>
         <w:b/>
         <w:bCs/>
       </w:rPr>
     </w:tblStylePr>
     <w:tblStylePr w:type="lastCol">
       <w:rPr>
+        <w:rFonts w:eastAsia="黑体"/>
         <w:b/>
         <w:bCs/>
       </w:rPr>
@@ -6237,6 +6648,7 @@
         <w:spacing w:after="0" w:before="0" w:line="240" w:lineRule="auto"/>
       </w:pPr>
       <w:rPr>
+        <w:rFonts w:eastAsia="黑体"/>
         <w:b/>
         <w:bCs/>
         <w:color w:themeColor="background1" w:val="FFFFFF"/>
@@ -6251,6 +6663,7 @@
         <w:spacing w:after="0" w:before="0" w:line="240" w:lineRule="auto"/>
       </w:pPr>
       <w:rPr>
+        <w:rFonts w:eastAsia="黑体"/>
         <w:b/>
         <w:bCs/>
       </w:rPr>
@@ -6266,12 +6679,14 @@
     </w:tblStylePr>
     <w:tblStylePr w:type="firstCol">
       <w:rPr>
+        <w:rFonts w:eastAsia="黑体"/>
         <w:b/>
         <w:bCs/>
       </w:rPr>
     </w:tblStylePr>
     <w:tblStylePr w:type="lastCol">
       <w:rPr>
+        <w:rFonts w:eastAsia="黑体"/>
         <w:b/>
         <w:bCs/>
       </w:rPr>
@@ -6329,6 +6744,7 @@
         <w:spacing w:after="0" w:before="0" w:line="240" w:lineRule="auto"/>
       </w:pPr>
       <w:rPr>
+        <w:rFonts w:eastAsia="黑体"/>
         <w:b/>
         <w:bCs/>
         <w:color w:themeColor="background1" w:val="FFFFFF"/>
@@ -6343,6 +6759,7 @@
         <w:spacing w:after="0" w:before="0" w:line="240" w:lineRule="auto"/>
       </w:pPr>
       <w:rPr>
+        <w:rFonts w:eastAsia="黑体"/>
         <w:b/>
         <w:bCs/>
       </w:rPr>
@@ -6358,12 +6775,14 @@
     </w:tblStylePr>
     <w:tblStylePr w:type="firstCol">
       <w:rPr>
+        <w:rFonts w:eastAsia="黑体"/>
         <w:b/>
         <w:bCs/>
       </w:rPr>
     </w:tblStylePr>
     <w:tblStylePr w:type="lastCol">
       <w:rPr>
+        <w:rFonts w:eastAsia="黑体"/>
         <w:b/>
         <w:bCs/>
       </w:rPr>
@@ -6421,6 +6840,7 @@
         <w:spacing w:after="0" w:before="0" w:line="240" w:lineRule="auto"/>
       </w:pPr>
       <w:rPr>
+        <w:rFonts w:eastAsia="黑体"/>
         <w:b/>
         <w:bCs/>
         <w:color w:themeColor="background1" w:val="FFFFFF"/>
@@ -6435,6 +6855,7 @@
         <w:spacing w:after="0" w:before="0" w:line="240" w:lineRule="auto"/>
       </w:pPr>
       <w:rPr>
+        <w:rFonts w:eastAsia="黑体"/>
         <w:b/>
         <w:bCs/>
       </w:rPr>
@@ -6450,12 +6871,14 @@
     </w:tblStylePr>
     <w:tblStylePr w:type="firstCol">
       <w:rPr>
+        <w:rFonts w:eastAsia="黑体"/>
         <w:b/>
         <w:bCs/>
       </w:rPr>
     </w:tblStylePr>
     <w:tblStylePr w:type="lastCol">
       <w:rPr>
+        <w:rFonts w:eastAsia="黑体"/>
         <w:b/>
         <w:bCs/>
       </w:rPr>
@@ -6513,6 +6936,7 @@
         <w:spacing w:after="0" w:before="0" w:line="240" w:lineRule="auto"/>
       </w:pPr>
       <w:rPr>
+        <w:rFonts w:eastAsia="黑体"/>
         <w:b/>
         <w:bCs/>
         <w:color w:themeColor="background1" w:val="FFFFFF"/>
@@ -6527,6 +6951,7 @@
         <w:spacing w:after="0" w:before="0" w:line="240" w:lineRule="auto"/>
       </w:pPr>
       <w:rPr>
+        <w:rFonts w:eastAsia="黑体"/>
         <w:b/>
         <w:bCs/>
       </w:rPr>
@@ -6542,12 +6967,14 @@
     </w:tblStylePr>
     <w:tblStylePr w:type="firstCol">
       <w:rPr>
+        <w:rFonts w:eastAsia="黑体"/>
         <w:b/>
         <w:bCs/>
       </w:rPr>
     </w:tblStylePr>
     <w:tblStylePr w:type="lastCol">
       <w:rPr>
+        <w:rFonts w:eastAsia="黑体"/>
         <w:b/>
         <w:bCs/>
       </w:rPr>
@@ -6605,6 +7032,7 @@
         <w:spacing w:after="0" w:before="0" w:line="240" w:lineRule="auto"/>
       </w:pPr>
       <w:rPr>
+        <w:rFonts w:eastAsia="黑体"/>
         <w:b/>
         <w:bCs/>
         <w:color w:themeColor="background1" w:val="FFFFFF"/>
@@ -6619,6 +7047,7 @@
         <w:spacing w:after="0" w:before="0" w:line="240" w:lineRule="auto"/>
       </w:pPr>
       <w:rPr>
+        <w:rFonts w:eastAsia="黑体"/>
         <w:b/>
         <w:bCs/>
       </w:rPr>
@@ -6634,12 +7063,14 @@
     </w:tblStylePr>
     <w:tblStylePr w:type="firstCol">
       <w:rPr>
+        <w:rFonts w:eastAsia="黑体"/>
         <w:b/>
         <w:bCs/>
       </w:rPr>
     </w:tblStylePr>
     <w:tblStylePr w:type="lastCol">
       <w:rPr>
+        <w:rFonts w:eastAsia="黑体"/>
         <w:b/>
         <w:bCs/>
       </w:rPr>
@@ -6699,7 +7130,7 @@
         <w:spacing w:after="0" w:before="0" w:line="240" w:lineRule="auto"/>
       </w:pPr>
       <w:rPr>
-        <w:rFonts w:asciiTheme="majorHAnsi" w:cstheme="majorBidi" w:eastAsiaTheme="majorEastAsia" w:hAnsiTheme="majorHAnsi"/>
+        <w:rFonts w:asciiTheme="majorHAnsi" w:cstheme="majorBidi" w:hAnsiTheme="majorHAnsi" w:eastAsia="黑体"/>
         <w:b/>
         <w:bCs/>
       </w:rPr>
@@ -6720,7 +7151,7 @@
         <w:spacing w:after="0" w:before="0" w:line="240" w:lineRule="auto"/>
       </w:pPr>
       <w:rPr>
-        <w:rFonts w:asciiTheme="majorHAnsi" w:cstheme="majorBidi" w:eastAsiaTheme="majorEastAsia" w:hAnsiTheme="majorHAnsi"/>
+        <w:rFonts w:asciiTheme="majorHAnsi" w:cstheme="majorBidi" w:hAnsiTheme="majorHAnsi" w:eastAsia="黑体"/>
         <w:b/>
         <w:bCs/>
       </w:rPr>
@@ -6738,14 +7169,14 @@
     </w:tblStylePr>
     <w:tblStylePr w:type="firstCol">
       <w:rPr>
-        <w:rFonts w:asciiTheme="majorHAnsi" w:cstheme="majorBidi" w:eastAsiaTheme="majorEastAsia" w:hAnsiTheme="majorHAnsi"/>
+        <w:rFonts w:asciiTheme="majorHAnsi" w:cstheme="majorBidi" w:hAnsiTheme="majorHAnsi" w:eastAsia="黑体"/>
         <w:b/>
         <w:bCs/>
       </w:rPr>
     </w:tblStylePr>
     <w:tblStylePr w:type="lastCol">
       <w:rPr>
-        <w:rFonts w:asciiTheme="majorHAnsi" w:cstheme="majorBidi" w:eastAsiaTheme="majorEastAsia" w:hAnsiTheme="majorHAnsi"/>
+        <w:rFonts w:asciiTheme="majorHAnsi" w:cstheme="majorBidi" w:hAnsiTheme="majorHAnsi" w:eastAsia="黑体"/>
         <w:b/>
         <w:bCs/>
       </w:rPr>
@@ -6829,7 +7260,7 @@
         <w:spacing w:after="0" w:before="0" w:line="240" w:lineRule="auto"/>
       </w:pPr>
       <w:rPr>
-        <w:rFonts w:asciiTheme="majorHAnsi" w:cstheme="majorBidi" w:eastAsiaTheme="majorEastAsia" w:hAnsiTheme="majorHAnsi"/>
+        <w:rFonts w:asciiTheme="majorHAnsi" w:cstheme="majorBidi" w:hAnsiTheme="majorHAnsi" w:eastAsia="黑体"/>
         <w:b/>
         <w:bCs/>
       </w:rPr>
@@ -6850,7 +7281,7 @@
         <w:spacing w:after="0" w:before="0" w:line="240" w:lineRule="auto"/>
       </w:pPr>
       <w:rPr>
-        <w:rFonts w:asciiTheme="majorHAnsi" w:cstheme="majorBidi" w:eastAsiaTheme="majorEastAsia" w:hAnsiTheme="majorHAnsi"/>
+        <w:rFonts w:asciiTheme="majorHAnsi" w:cstheme="majorBidi" w:hAnsiTheme="majorHAnsi" w:eastAsia="黑体"/>
         <w:b/>
         <w:bCs/>
       </w:rPr>
@@ -6868,14 +7299,14 @@
     </w:tblStylePr>
     <w:tblStylePr w:type="firstCol">
       <w:rPr>
-        <w:rFonts w:asciiTheme="majorHAnsi" w:cstheme="majorBidi" w:eastAsiaTheme="majorEastAsia" w:hAnsiTheme="majorHAnsi"/>
+        <w:rFonts w:asciiTheme="majorHAnsi" w:cstheme="majorBidi" w:hAnsiTheme="majorHAnsi" w:eastAsia="黑体"/>
         <w:b/>
         <w:bCs/>
       </w:rPr>
     </w:tblStylePr>
     <w:tblStylePr w:type="lastCol">
       <w:rPr>
-        <w:rFonts w:asciiTheme="majorHAnsi" w:cstheme="majorBidi" w:eastAsiaTheme="majorEastAsia" w:hAnsiTheme="majorHAnsi"/>
+        <w:rFonts w:asciiTheme="majorHAnsi" w:cstheme="majorBidi" w:hAnsiTheme="majorHAnsi" w:eastAsia="黑体"/>
         <w:b/>
         <w:bCs/>
       </w:rPr>
@@ -6959,7 +7390,7 @@
         <w:spacing w:after="0" w:before="0" w:line="240" w:lineRule="auto"/>
       </w:pPr>
       <w:rPr>
-        <w:rFonts w:asciiTheme="majorHAnsi" w:cstheme="majorBidi" w:eastAsiaTheme="majorEastAsia" w:hAnsiTheme="majorHAnsi"/>
+        <w:rFonts w:asciiTheme="majorHAnsi" w:cstheme="majorBidi" w:hAnsiTheme="majorHAnsi" w:eastAsia="黑体"/>
         <w:b/>
         <w:bCs/>
       </w:rPr>
@@ -6980,7 +7411,7 @@
         <w:spacing w:after="0" w:before="0" w:line="240" w:lineRule="auto"/>
       </w:pPr>
       <w:rPr>
-        <w:rFonts w:asciiTheme="majorHAnsi" w:cstheme="majorBidi" w:eastAsiaTheme="majorEastAsia" w:hAnsiTheme="majorHAnsi"/>
+        <w:rFonts w:asciiTheme="majorHAnsi" w:cstheme="majorBidi" w:hAnsiTheme="majorHAnsi" w:eastAsia="黑体"/>
         <w:b/>
         <w:bCs/>
       </w:rPr>
@@ -6998,14 +7429,14 @@
     </w:tblStylePr>
     <w:tblStylePr w:type="firstCol">
       <w:rPr>
-        <w:rFonts w:asciiTheme="majorHAnsi" w:cstheme="majorBidi" w:eastAsiaTheme="majorEastAsia" w:hAnsiTheme="majorHAnsi"/>
+        <w:rFonts w:asciiTheme="majorHAnsi" w:cstheme="majorBidi" w:hAnsiTheme="majorHAnsi" w:eastAsia="黑体"/>
         <w:b/>
         <w:bCs/>
       </w:rPr>
     </w:tblStylePr>
     <w:tblStylePr w:type="lastCol">
       <w:rPr>
-        <w:rFonts w:asciiTheme="majorHAnsi" w:cstheme="majorBidi" w:eastAsiaTheme="majorEastAsia" w:hAnsiTheme="majorHAnsi"/>
+        <w:rFonts w:asciiTheme="majorHAnsi" w:cstheme="majorBidi" w:hAnsiTheme="majorHAnsi" w:eastAsia="黑体"/>
         <w:b/>
         <w:bCs/>
       </w:rPr>
@@ -7089,7 +7520,7 @@
         <w:spacing w:after="0" w:before="0" w:line="240" w:lineRule="auto"/>
       </w:pPr>
       <w:rPr>
-        <w:rFonts w:asciiTheme="majorHAnsi" w:cstheme="majorBidi" w:eastAsiaTheme="majorEastAsia" w:hAnsiTheme="majorHAnsi"/>
+        <w:rFonts w:asciiTheme="majorHAnsi" w:cstheme="majorBidi" w:hAnsiTheme="majorHAnsi" w:eastAsia="黑体"/>
         <w:b/>
         <w:bCs/>
       </w:rPr>
@@ -7110,7 +7541,7 @@
         <w:spacing w:after="0" w:before="0" w:line="240" w:lineRule="auto"/>
       </w:pPr>
       <w:rPr>
-        <w:rFonts w:asciiTheme="majorHAnsi" w:cstheme="majorBidi" w:eastAsiaTheme="majorEastAsia" w:hAnsiTheme="majorHAnsi"/>
+        <w:rFonts w:asciiTheme="majorHAnsi" w:cstheme="majorBidi" w:hAnsiTheme="majorHAnsi" w:eastAsia="黑体"/>
         <w:b/>
         <w:bCs/>
       </w:rPr>
@@ -7128,14 +7559,14 @@
     </w:tblStylePr>
     <w:tblStylePr w:type="firstCol">
       <w:rPr>
-        <w:rFonts w:asciiTheme="majorHAnsi" w:cstheme="majorBidi" w:eastAsiaTheme="majorEastAsia" w:hAnsiTheme="majorHAnsi"/>
+        <w:rFonts w:asciiTheme="majorHAnsi" w:cstheme="majorBidi" w:hAnsiTheme="majorHAnsi" w:eastAsia="黑体"/>
         <w:b/>
         <w:bCs/>
       </w:rPr>
     </w:tblStylePr>
     <w:tblStylePr w:type="lastCol">
       <w:rPr>
-        <w:rFonts w:asciiTheme="majorHAnsi" w:cstheme="majorBidi" w:eastAsiaTheme="majorEastAsia" w:hAnsiTheme="majorHAnsi"/>
+        <w:rFonts w:asciiTheme="majorHAnsi" w:cstheme="majorBidi" w:hAnsiTheme="majorHAnsi" w:eastAsia="黑体"/>
         <w:b/>
         <w:bCs/>
       </w:rPr>
@@ -7219,7 +7650,7 @@
         <w:spacing w:after="0" w:before="0" w:line="240" w:lineRule="auto"/>
       </w:pPr>
       <w:rPr>
-        <w:rFonts w:asciiTheme="majorHAnsi" w:cstheme="majorBidi" w:eastAsiaTheme="majorEastAsia" w:hAnsiTheme="majorHAnsi"/>
+        <w:rFonts w:asciiTheme="majorHAnsi" w:cstheme="majorBidi" w:hAnsiTheme="majorHAnsi" w:eastAsia="黑体"/>
         <w:b/>
         <w:bCs/>
       </w:rPr>
@@ -7240,7 +7671,7 @@
         <w:spacing w:after="0" w:before="0" w:line="240" w:lineRule="auto"/>
       </w:pPr>
       <w:rPr>
-        <w:rFonts w:asciiTheme="majorHAnsi" w:cstheme="majorBidi" w:eastAsiaTheme="majorEastAsia" w:hAnsiTheme="majorHAnsi"/>
+        <w:rFonts w:asciiTheme="majorHAnsi" w:cstheme="majorBidi" w:hAnsiTheme="majorHAnsi" w:eastAsia="黑体"/>
         <w:b/>
         <w:bCs/>
       </w:rPr>
@@ -7258,14 +7689,14 @@
     </w:tblStylePr>
     <w:tblStylePr w:type="firstCol">
       <w:rPr>
-        <w:rFonts w:asciiTheme="majorHAnsi" w:cstheme="majorBidi" w:eastAsiaTheme="majorEastAsia" w:hAnsiTheme="majorHAnsi"/>
+        <w:rFonts w:asciiTheme="majorHAnsi" w:cstheme="majorBidi" w:hAnsiTheme="majorHAnsi" w:eastAsia="黑体"/>
         <w:b/>
         <w:bCs/>
       </w:rPr>
     </w:tblStylePr>
     <w:tblStylePr w:type="lastCol">
       <w:rPr>
-        <w:rFonts w:asciiTheme="majorHAnsi" w:cstheme="majorBidi" w:eastAsiaTheme="majorEastAsia" w:hAnsiTheme="majorHAnsi"/>
+        <w:rFonts w:asciiTheme="majorHAnsi" w:cstheme="majorBidi" w:hAnsiTheme="majorHAnsi" w:eastAsia="黑体"/>
         <w:b/>
         <w:bCs/>
       </w:rPr>
@@ -7349,7 +7780,7 @@
         <w:spacing w:after="0" w:before="0" w:line="240" w:lineRule="auto"/>
       </w:pPr>
       <w:rPr>
-        <w:rFonts w:asciiTheme="majorHAnsi" w:cstheme="majorBidi" w:eastAsiaTheme="majorEastAsia" w:hAnsiTheme="majorHAnsi"/>
+        <w:rFonts w:asciiTheme="majorHAnsi" w:cstheme="majorBidi" w:hAnsiTheme="majorHAnsi" w:eastAsia="黑体"/>
         <w:b/>
         <w:bCs/>
       </w:rPr>
@@ -7370,7 +7801,7 @@
         <w:spacing w:after="0" w:before="0" w:line="240" w:lineRule="auto"/>
       </w:pPr>
       <w:rPr>
-        <w:rFonts w:asciiTheme="majorHAnsi" w:cstheme="majorBidi" w:eastAsiaTheme="majorEastAsia" w:hAnsiTheme="majorHAnsi"/>
+        <w:rFonts w:asciiTheme="majorHAnsi" w:cstheme="majorBidi" w:hAnsiTheme="majorHAnsi" w:eastAsia="黑体"/>
         <w:b/>
         <w:bCs/>
       </w:rPr>
@@ -7388,14 +7819,14 @@
     </w:tblStylePr>
     <w:tblStylePr w:type="firstCol">
       <w:rPr>
-        <w:rFonts w:asciiTheme="majorHAnsi" w:cstheme="majorBidi" w:eastAsiaTheme="majorEastAsia" w:hAnsiTheme="majorHAnsi"/>
+        <w:rFonts w:asciiTheme="majorHAnsi" w:cstheme="majorBidi" w:hAnsiTheme="majorHAnsi" w:eastAsia="黑体"/>
         <w:b/>
         <w:bCs/>
       </w:rPr>
     </w:tblStylePr>
     <w:tblStylePr w:type="lastCol">
       <w:rPr>
-        <w:rFonts w:asciiTheme="majorHAnsi" w:cstheme="majorBidi" w:eastAsiaTheme="majorEastAsia" w:hAnsiTheme="majorHAnsi"/>
+        <w:rFonts w:asciiTheme="majorHAnsi" w:cstheme="majorBidi" w:hAnsiTheme="majorHAnsi" w:eastAsia="黑体"/>
         <w:b/>
         <w:bCs/>
       </w:rPr>
@@ -7479,7 +7910,7 @@
         <w:spacing w:after="0" w:before="0" w:line="240" w:lineRule="auto"/>
       </w:pPr>
       <w:rPr>
-        <w:rFonts w:asciiTheme="majorHAnsi" w:cstheme="majorBidi" w:eastAsiaTheme="majorEastAsia" w:hAnsiTheme="majorHAnsi"/>
+        <w:rFonts w:asciiTheme="majorHAnsi" w:cstheme="majorBidi" w:hAnsiTheme="majorHAnsi" w:eastAsia="黑体"/>
         <w:b/>
         <w:bCs/>
       </w:rPr>
@@ -7500,7 +7931,7 @@
         <w:spacing w:after="0" w:before="0" w:line="240" w:lineRule="auto"/>
       </w:pPr>
       <w:rPr>
-        <w:rFonts w:asciiTheme="majorHAnsi" w:cstheme="majorBidi" w:eastAsiaTheme="majorEastAsia" w:hAnsiTheme="majorHAnsi"/>
+        <w:rFonts w:asciiTheme="majorHAnsi" w:cstheme="majorBidi" w:hAnsiTheme="majorHAnsi" w:eastAsia="黑体"/>
         <w:b/>
         <w:bCs/>
       </w:rPr>
@@ -7518,14 +7949,14 @@
     </w:tblStylePr>
     <w:tblStylePr w:type="firstCol">
       <w:rPr>
-        <w:rFonts w:asciiTheme="majorHAnsi" w:cstheme="majorBidi" w:eastAsiaTheme="majorEastAsia" w:hAnsiTheme="majorHAnsi"/>
+        <w:rFonts w:asciiTheme="majorHAnsi" w:cstheme="majorBidi" w:hAnsiTheme="majorHAnsi" w:eastAsia="黑体"/>
         <w:b/>
         <w:bCs/>
       </w:rPr>
     </w:tblStylePr>
     <w:tblStylePr w:type="lastCol">
       <w:rPr>
-        <w:rFonts w:asciiTheme="majorHAnsi" w:cstheme="majorBidi" w:eastAsiaTheme="majorEastAsia" w:hAnsiTheme="majorHAnsi"/>
+        <w:rFonts w:asciiTheme="majorHAnsi" w:cstheme="majorBidi" w:hAnsiTheme="majorHAnsi" w:eastAsia="黑体"/>
         <w:b/>
         <w:bCs/>
       </w:rPr>
@@ -7608,6 +8039,7 @@
         <w:spacing w:after="0" w:before="0" w:line="240" w:lineRule="auto"/>
       </w:pPr>
       <w:rPr>
+        <w:rFonts w:eastAsia="黑体"/>
         <w:b/>
         <w:bCs/>
         <w:color w:themeColor="background1" w:val="FFFFFF"/>
@@ -7630,6 +8062,7 @@
         <w:spacing w:after="0" w:before="0" w:line="240" w:lineRule="auto"/>
       </w:pPr>
       <w:rPr>
+        <w:rFonts w:eastAsia="黑体"/>
         <w:b/>
         <w:bCs/>
       </w:rPr>
@@ -7647,12 +8080,14 @@
     </w:tblStylePr>
     <w:tblStylePr w:type="firstCol">
       <w:rPr>
+        <w:rFonts w:eastAsia="黑体"/>
         <w:b/>
         <w:bCs/>
       </w:rPr>
     </w:tblStylePr>
     <w:tblStylePr w:type="lastCol">
       <w:rPr>
+        <w:rFonts w:eastAsia="黑体"/>
         <w:b/>
         <w:bCs/>
       </w:rPr>
@@ -7714,6 +8149,7 @@
         <w:spacing w:after="0" w:before="0" w:line="240" w:lineRule="auto"/>
       </w:pPr>
       <w:rPr>
+        <w:rFonts w:eastAsia="黑体"/>
         <w:b/>
         <w:bCs/>
         <w:color w:themeColor="background1" w:val="FFFFFF"/>
@@ -7736,6 +8172,7 @@
         <w:spacing w:after="0" w:before="0" w:line="240" w:lineRule="auto"/>
       </w:pPr>
       <w:rPr>
+        <w:rFonts w:eastAsia="黑体"/>
         <w:b/>
         <w:bCs/>
       </w:rPr>
@@ -7753,12 +8190,14 @@
     </w:tblStylePr>
     <w:tblStylePr w:type="firstCol">
       <w:rPr>
+        <w:rFonts w:eastAsia="黑体"/>
         <w:b/>
         <w:bCs/>
       </w:rPr>
     </w:tblStylePr>
     <w:tblStylePr w:type="lastCol">
       <w:rPr>
+        <w:rFonts w:eastAsia="黑体"/>
         <w:b/>
         <w:bCs/>
       </w:rPr>
@@ -7820,6 +8259,7 @@
         <w:spacing w:after="0" w:before="0" w:line="240" w:lineRule="auto"/>
       </w:pPr>
       <w:rPr>
+        <w:rFonts w:eastAsia="黑体"/>
         <w:b/>
         <w:bCs/>
         <w:color w:themeColor="background1" w:val="FFFFFF"/>
@@ -7842,6 +8282,7 @@
         <w:spacing w:after="0" w:before="0" w:line="240" w:lineRule="auto"/>
       </w:pPr>
       <w:rPr>
+        <w:rFonts w:eastAsia="黑体"/>
         <w:b/>
         <w:bCs/>
       </w:rPr>
@@ -7859,12 +8300,14 @@
     </w:tblStylePr>
     <w:tblStylePr w:type="firstCol">
       <w:rPr>
+        <w:rFonts w:eastAsia="黑体"/>
         <w:b/>
         <w:bCs/>
       </w:rPr>
     </w:tblStylePr>
     <w:tblStylePr w:type="lastCol">
       <w:rPr>
+        <w:rFonts w:eastAsia="黑体"/>
         <w:b/>
         <w:bCs/>
       </w:rPr>
@@ -7926,6 +8369,7 @@
         <w:spacing w:after="0" w:before="0" w:line="240" w:lineRule="auto"/>
       </w:pPr>
       <w:rPr>
+        <w:rFonts w:eastAsia="黑体"/>
         <w:b/>
         <w:bCs/>
         <w:color w:themeColor="background1" w:val="FFFFFF"/>
@@ -7948,6 +8392,7 @@
         <w:spacing w:after="0" w:before="0" w:line="240" w:lineRule="auto"/>
       </w:pPr>
       <w:rPr>
+        <w:rFonts w:eastAsia="黑体"/>
         <w:b/>
         <w:bCs/>
       </w:rPr>
@@ -7965,12 +8410,14 @@
     </w:tblStylePr>
     <w:tblStylePr w:type="firstCol">
       <w:rPr>
+        <w:rFonts w:eastAsia="黑体"/>
         <w:b/>
         <w:bCs/>
       </w:rPr>
     </w:tblStylePr>
     <w:tblStylePr w:type="lastCol">
       <w:rPr>
+        <w:rFonts w:eastAsia="黑体"/>
         <w:b/>
         <w:bCs/>
       </w:rPr>
@@ -8032,6 +8479,7 @@
         <w:spacing w:after="0" w:before="0" w:line="240" w:lineRule="auto"/>
       </w:pPr>
       <w:rPr>
+        <w:rFonts w:eastAsia="黑体"/>
         <w:b/>
         <w:bCs/>
         <w:color w:themeColor="background1" w:val="FFFFFF"/>
@@ -8054,6 +8502,7 @@
         <w:spacing w:after="0" w:before="0" w:line="240" w:lineRule="auto"/>
       </w:pPr>
       <w:rPr>
+        <w:rFonts w:eastAsia="黑体"/>
         <w:b/>
         <w:bCs/>
       </w:rPr>
@@ -8071,12 +8520,14 @@
     </w:tblStylePr>
     <w:tblStylePr w:type="firstCol">
       <w:rPr>
+        <w:rFonts w:eastAsia="黑体"/>
         <w:b/>
         <w:bCs/>
       </w:rPr>
     </w:tblStylePr>
     <w:tblStylePr w:type="lastCol">
       <w:rPr>
+        <w:rFonts w:eastAsia="黑体"/>
         <w:b/>
         <w:bCs/>
       </w:rPr>
@@ -8138,6 +8589,7 @@
         <w:spacing w:after="0" w:before="0" w:line="240" w:lineRule="auto"/>
       </w:pPr>
       <w:rPr>
+        <w:rFonts w:eastAsia="黑体"/>
         <w:b/>
         <w:bCs/>
         <w:color w:themeColor="background1" w:val="FFFFFF"/>
@@ -8160,6 +8612,7 @@
         <w:spacing w:after="0" w:before="0" w:line="240" w:lineRule="auto"/>
       </w:pPr>
       <w:rPr>
+        <w:rFonts w:eastAsia="黑体"/>
         <w:b/>
         <w:bCs/>
       </w:rPr>
@@ -8177,12 +8630,14 @@
     </w:tblStylePr>
     <w:tblStylePr w:type="firstCol">
       <w:rPr>
+        <w:rFonts w:eastAsia="黑体"/>
         <w:b/>
         <w:bCs/>
       </w:rPr>
     </w:tblStylePr>
     <w:tblStylePr w:type="lastCol">
       <w:rPr>
+        <w:rFonts w:eastAsia="黑体"/>
         <w:b/>
         <w:bCs/>
       </w:rPr>
@@ -8244,6 +8699,7 @@
         <w:spacing w:after="0" w:before="0" w:line="240" w:lineRule="auto"/>
       </w:pPr>
       <w:rPr>
+        <w:rFonts w:eastAsia="黑体"/>
         <w:b/>
         <w:bCs/>
         <w:color w:themeColor="background1" w:val="FFFFFF"/>
@@ -8266,6 +8722,7 @@
         <w:spacing w:after="0" w:before="0" w:line="240" w:lineRule="auto"/>
       </w:pPr>
       <w:rPr>
+        <w:rFonts w:eastAsia="黑体"/>
         <w:b/>
         <w:bCs/>
       </w:rPr>
@@ -8283,12 +8740,14 @@
     </w:tblStylePr>
     <w:tblStylePr w:type="firstCol">
       <w:rPr>
+        <w:rFonts w:eastAsia="黑体"/>
         <w:b/>
         <w:bCs/>
       </w:rPr>
     </w:tblStylePr>
     <w:tblStylePr w:type="lastCol">
       <w:rPr>
+        <w:rFonts w:eastAsia="黑体"/>
         <w:b/>
         <w:bCs/>
       </w:rPr>
@@ -8347,6 +8806,7 @@
         <w:spacing w:after="0" w:before="0" w:line="240" w:lineRule="auto"/>
       </w:pPr>
       <w:rPr>
+        <w:rFonts w:eastAsia="黑体"/>
         <w:b/>
         <w:bCs/>
         <w:color w:themeColor="background1" w:val="FFFFFF"/>
@@ -8369,6 +8829,7 @@
         <w:spacing w:after="0" w:before="0" w:line="240" w:lineRule="auto"/>
       </w:pPr>
       <w:rPr>
+        <w:rFonts w:eastAsia="黑体"/>
         <w:color w:val="auto"/>
       </w:rPr>
       <w:tblPr/>
@@ -8386,6 +8847,7 @@
     </w:tblStylePr>
     <w:tblStylePr w:type="firstCol">
       <w:rPr>
+        <w:rFonts w:eastAsia="黑体"/>
         <w:b/>
         <w:bCs/>
         <w:color w:themeColor="background1" w:val="FFFFFF"/>
@@ -8405,6 +8867,7 @@
     </w:tblStylePr>
     <w:tblStylePr w:type="lastCol">
       <w:rPr>
+        <w:rFonts w:eastAsia="黑体"/>
         <w:b/>
         <w:bCs/>
         <w:color w:themeColor="background1" w:val="FFFFFF"/>
@@ -8453,6 +8916,7 @@
     </w:tblStylePr>
     <w:tblStylePr w:type="nwCell">
       <w:rPr>
+        <w:rFonts w:eastAsia="黑体"/>
         <w:color w:themeColor="background1" w:val="FFFFFF"/>
       </w:rPr>
       <w:tblPr/>
@@ -8496,6 +8960,7 @@
         <w:spacing w:after="0" w:before="0" w:line="240" w:lineRule="auto"/>
       </w:pPr>
       <w:rPr>
+        <w:rFonts w:eastAsia="黑体"/>
         <w:b/>
         <w:bCs/>
         <w:color w:themeColor="background1" w:val="FFFFFF"/>
@@ -8518,6 +8983,7 @@
         <w:spacing w:after="0" w:before="0" w:line="240" w:lineRule="auto"/>
       </w:pPr>
       <w:rPr>
+        <w:rFonts w:eastAsia="黑体"/>
         <w:color w:val="auto"/>
       </w:rPr>
       <w:tblPr/>
@@ -8535,6 +9001,7 @@
     </w:tblStylePr>
     <w:tblStylePr w:type="firstCol">
       <w:rPr>
+        <w:rFonts w:eastAsia="黑体"/>
         <w:b/>
         <w:bCs/>
         <w:color w:themeColor="background1" w:val="FFFFFF"/>
@@ -8554,6 +9021,7 @@
     </w:tblStylePr>
     <w:tblStylePr w:type="lastCol">
       <w:rPr>
+        <w:rFonts w:eastAsia="黑体"/>
         <w:b/>
         <w:bCs/>
         <w:color w:themeColor="background1" w:val="FFFFFF"/>
@@ -8602,6 +9070,7 @@
     </w:tblStylePr>
     <w:tblStylePr w:type="nwCell">
       <w:rPr>
+        <w:rFonts w:eastAsia="黑体"/>
         <w:color w:themeColor="background1" w:val="FFFFFF"/>
       </w:rPr>
       <w:tblPr/>
@@ -8645,6 +9114,7 @@
         <w:spacing w:after="0" w:before="0" w:line="240" w:lineRule="auto"/>
       </w:pPr>
       <w:rPr>
+        <w:rFonts w:eastAsia="黑体"/>
         <w:b/>
         <w:bCs/>
         <w:color w:themeColor="background1" w:val="FFFFFF"/>
@@ -8667,6 +9137,7 @@
         <w:spacing w:after="0" w:before="0" w:line="240" w:lineRule="auto"/>
       </w:pPr>
       <w:rPr>
+        <w:rFonts w:eastAsia="黑体"/>
         <w:color w:val="auto"/>
       </w:rPr>
       <w:tblPr/>
@@ -8684,6 +9155,7 @@
     </w:tblStylePr>
     <w:tblStylePr w:type="firstCol">
       <w:rPr>
+        <w:rFonts w:eastAsia="黑体"/>
         <w:b/>
         <w:bCs/>
         <w:color w:themeColor="background1" w:val="FFFFFF"/>
@@ -8703,6 +9175,7 @@
     </w:tblStylePr>
     <w:tblStylePr w:type="lastCol">
       <w:rPr>
+        <w:rFonts w:eastAsia="黑体"/>
         <w:b/>
         <w:bCs/>
         <w:color w:themeColor="background1" w:val="FFFFFF"/>
@@ -8751,6 +9224,7 @@
     </w:tblStylePr>
     <w:tblStylePr w:type="nwCell">
       <w:rPr>
+        <w:rFonts w:eastAsia="黑体"/>
         <w:color w:themeColor="background1" w:val="FFFFFF"/>
       </w:rPr>
       <w:tblPr/>
@@ -8794,6 +9268,7 @@
         <w:spacing w:after="0" w:before="0" w:line="240" w:lineRule="auto"/>
       </w:pPr>
       <w:rPr>
+        <w:rFonts w:eastAsia="黑体"/>
         <w:b/>
         <w:bCs/>
         <w:color w:themeColor="background1" w:val="FFFFFF"/>
@@ -8816,6 +9291,7 @@
         <w:spacing w:after="0" w:before="0" w:line="240" w:lineRule="auto"/>
       </w:pPr>
       <w:rPr>
+        <w:rFonts w:eastAsia="黑体"/>
         <w:color w:val="auto"/>
       </w:rPr>
       <w:tblPr/>
@@ -8833,6 +9309,7 @@
     </w:tblStylePr>
     <w:tblStylePr w:type="firstCol">
       <w:rPr>
+        <w:rFonts w:eastAsia="黑体"/>
         <w:b/>
         <w:bCs/>
         <w:color w:themeColor="background1" w:val="FFFFFF"/>
@@ -8852,6 +9329,7 @@
     </w:tblStylePr>
     <w:tblStylePr w:type="lastCol">
       <w:rPr>
+        <w:rFonts w:eastAsia="黑体"/>
         <w:b/>
         <w:bCs/>
         <w:color w:themeColor="background1" w:val="FFFFFF"/>
@@ -8900,6 +9378,7 @@
     </w:tblStylePr>
     <w:tblStylePr w:type="nwCell">
       <w:rPr>
+        <w:rFonts w:eastAsia="黑体"/>
         <w:color w:themeColor="background1" w:val="FFFFFF"/>
       </w:rPr>
       <w:tblPr/>
@@ -8943,6 +9422,7 @@
         <w:spacing w:after="0" w:before="0" w:line="240" w:lineRule="auto"/>
       </w:pPr>
       <w:rPr>
+        <w:rFonts w:eastAsia="黑体"/>
         <w:b/>
         <w:bCs/>
         <w:color w:themeColor="background1" w:val="FFFFFF"/>
@@ -8965,6 +9445,7 @@
         <w:spacing w:after="0" w:before="0" w:line="240" w:lineRule="auto"/>
       </w:pPr>
       <w:rPr>
+        <w:rFonts w:eastAsia="黑体"/>
         <w:color w:val="auto"/>
       </w:rPr>
       <w:tblPr/>
@@ -8982,6 +9463,7 @@
     </w:tblStylePr>
     <w:tblStylePr w:type="firstCol">
       <w:rPr>
+        <w:rFonts w:eastAsia="黑体"/>
         <w:b/>
         <w:bCs/>
         <w:color w:themeColor="background1" w:val="FFFFFF"/>
@@ -9001,6 +9483,7 @@
     </w:tblStylePr>
     <w:tblStylePr w:type="lastCol">
       <w:rPr>
+        <w:rFonts w:eastAsia="黑体"/>
         <w:b/>
         <w:bCs/>
         <w:color w:themeColor="background1" w:val="FFFFFF"/>
@@ -9049,6 +9532,7 @@
     </w:tblStylePr>
     <w:tblStylePr w:type="nwCell">
       <w:rPr>
+        <w:rFonts w:eastAsia="黑体"/>
         <w:color w:themeColor="background1" w:val="FFFFFF"/>
       </w:rPr>
       <w:tblPr/>
@@ -9092,6 +9576,7 @@
         <w:spacing w:after="0" w:before="0" w:line="240" w:lineRule="auto"/>
       </w:pPr>
       <w:rPr>
+        <w:rFonts w:eastAsia="黑体"/>
         <w:b/>
         <w:bCs/>
         <w:color w:themeColor="background1" w:val="FFFFFF"/>
@@ -9114,6 +9599,7 @@
         <w:spacing w:after="0" w:before="0" w:line="240" w:lineRule="auto"/>
       </w:pPr>
       <w:rPr>
+        <w:rFonts w:eastAsia="黑体"/>
         <w:color w:val="auto"/>
       </w:rPr>
       <w:tblPr/>
@@ -9131,6 +9617,7 @@
     </w:tblStylePr>
     <w:tblStylePr w:type="firstCol">
       <w:rPr>
+        <w:rFonts w:eastAsia="黑体"/>
         <w:b/>
         <w:bCs/>
         <w:color w:themeColor="background1" w:val="FFFFFF"/>
@@ -9150,6 +9637,7 @@
     </w:tblStylePr>
     <w:tblStylePr w:type="lastCol">
       <w:rPr>
+        <w:rFonts w:eastAsia="黑体"/>
         <w:b/>
         <w:bCs/>
         <w:color w:themeColor="background1" w:val="FFFFFF"/>
@@ -9198,6 +9686,7 @@
     </w:tblStylePr>
     <w:tblStylePr w:type="nwCell">
       <w:rPr>
+        <w:rFonts w:eastAsia="黑体"/>
         <w:color w:themeColor="background1" w:val="FFFFFF"/>
       </w:rPr>
       <w:tblPr/>
@@ -9241,6 +9730,7 @@
         <w:spacing w:after="0" w:before="0" w:line="240" w:lineRule="auto"/>
       </w:pPr>
       <w:rPr>
+        <w:rFonts w:eastAsia="黑体"/>
         <w:b/>
         <w:bCs/>
         <w:color w:themeColor="background1" w:val="FFFFFF"/>
@@ -9263,6 +9753,7 @@
         <w:spacing w:after="0" w:before="0" w:line="240" w:lineRule="auto"/>
       </w:pPr>
       <w:rPr>
+        <w:rFonts w:eastAsia="黑体"/>
         <w:color w:val="auto"/>
       </w:rPr>
       <w:tblPr/>
@@ -9280,6 +9771,7 @@
     </w:tblStylePr>
     <w:tblStylePr w:type="firstCol">
       <w:rPr>
+        <w:rFonts w:eastAsia="黑体"/>
         <w:b/>
         <w:bCs/>
         <w:color w:themeColor="background1" w:val="FFFFFF"/>
@@ -9299,6 +9791,7 @@
     </w:tblStylePr>
     <w:tblStylePr w:type="lastCol">
       <w:rPr>
+        <w:rFonts w:eastAsia="黑体"/>
         <w:b/>
         <w:bCs/>
         <w:color w:themeColor="background1" w:val="FFFFFF"/>
@@ -9347,6 +9840,7 @@
     </w:tblStylePr>
     <w:tblStylePr w:type="nwCell">
       <w:rPr>
+        <w:rFonts w:eastAsia="黑体"/>
         <w:color w:themeColor="background1" w:val="FFFFFF"/>
       </w:rPr>
       <w:tblPr/>
@@ -9371,6 +9865,7 @@
       <w:spacing w:after="0" w:line="240" w:lineRule="auto"/>
     </w:pPr>
     <w:rPr>
+      <w:rFonts w:eastAsia="黑体"/>
       <w:color w:themeColor="text1" w:val="000000"/>
     </w:rPr>
     <w:tblPr>
@@ -9390,7 +9885,7 @@
     </w:tblPr>
     <w:tblStylePr w:type="firstRow">
       <w:rPr>
-        <w:rFonts w:asciiTheme="majorHAnsi" w:cstheme="majorBidi" w:eastAsiaTheme="majorEastAsia" w:hAnsiTheme="majorHAnsi"/>
+        <w:rFonts w:asciiTheme="majorHAnsi" w:cstheme="majorBidi" w:hAnsiTheme="majorHAnsi" w:eastAsia="黑体"/>
       </w:rPr>
       <w:tblPr/>
       <w:tcPr>
@@ -9402,6 +9897,7 @@
     </w:tblStylePr>
     <w:tblStylePr w:type="lastRow">
       <w:rPr>
+        <w:rFonts w:eastAsia="黑体"/>
         <w:b/>
         <w:bCs/>
         <w:color w:themeColor="text2" w:val="1F497D"/>
@@ -9416,12 +9912,14 @@
     </w:tblStylePr>
     <w:tblStylePr w:type="firstCol">
       <w:rPr>
+        <w:rFonts w:eastAsia="黑体"/>
         <w:b/>
         <w:bCs/>
       </w:rPr>
     </w:tblStylePr>
     <w:tblStylePr w:type="lastCol">
       <w:rPr>
+        <w:rFonts w:eastAsia="黑体"/>
         <w:b/>
         <w:bCs/>
       </w:rPr>
@@ -9455,6 +9953,7 @@
       <w:spacing w:after="0" w:line="240" w:lineRule="auto"/>
     </w:pPr>
     <w:rPr>
+      <w:rFonts w:eastAsia="黑体"/>
       <w:color w:themeColor="text1" w:val="000000"/>
     </w:rPr>
     <w:tblPr>
@@ -9474,7 +9973,7 @@
     </w:tblPr>
     <w:tblStylePr w:type="firstRow">
       <w:rPr>
-        <w:rFonts w:asciiTheme="majorHAnsi" w:cstheme="majorBidi" w:eastAsiaTheme="majorEastAsia" w:hAnsiTheme="majorHAnsi"/>
+        <w:rFonts w:asciiTheme="majorHAnsi" w:cstheme="majorBidi" w:hAnsiTheme="majorHAnsi" w:eastAsia="黑体"/>
       </w:rPr>
       <w:tblPr/>
       <w:tcPr>
@@ -9486,6 +9985,7 @@
     </w:tblStylePr>
     <w:tblStylePr w:type="lastRow">
       <w:rPr>
+        <w:rFonts w:eastAsia="黑体"/>
         <w:b/>
         <w:bCs/>
         <w:color w:themeColor="text2" w:val="1F497D"/>
@@ -9500,12 +10000,14 @@
     </w:tblStylePr>
     <w:tblStylePr w:type="firstCol">
       <w:rPr>
+        <w:rFonts w:eastAsia="黑体"/>
         <w:b/>
         <w:bCs/>
       </w:rPr>
     </w:tblStylePr>
     <w:tblStylePr w:type="lastCol">
       <w:rPr>
+        <w:rFonts w:eastAsia="黑体"/>
         <w:b/>
         <w:bCs/>
       </w:rPr>
@@ -9539,6 +10041,7 @@
       <w:spacing w:after="0" w:line="240" w:lineRule="auto"/>
     </w:pPr>
     <w:rPr>
+      <w:rFonts w:eastAsia="黑体"/>
       <w:color w:themeColor="text1" w:val="000000"/>
     </w:rPr>
     <w:tblPr>
@@ -9558,7 +10061,7 @@
     </w:tblPr>
     <w:tblStylePr w:type="firstRow">
       <w:rPr>
-        <w:rFonts w:asciiTheme="majorHAnsi" w:cstheme="majorBidi" w:eastAsiaTheme="majorEastAsia" w:hAnsiTheme="majorHAnsi"/>
+        <w:rFonts w:asciiTheme="majorHAnsi" w:cstheme="majorBidi" w:hAnsiTheme="majorHAnsi" w:eastAsia="黑体"/>
       </w:rPr>
       <w:tblPr/>
       <w:tcPr>
@@ -9570,6 +10073,7 @@
     </w:tblStylePr>
     <w:tblStylePr w:type="lastRow">
       <w:rPr>
+        <w:rFonts w:eastAsia="黑体"/>
         <w:b/>
         <w:bCs/>
         <w:color w:themeColor="text2" w:val="1F497D"/>
@@ -9584,12 +10088,14 @@
     </w:tblStylePr>
     <w:tblStylePr w:type="firstCol">
       <w:rPr>
+        <w:rFonts w:eastAsia="黑体"/>
         <w:b/>
         <w:bCs/>
       </w:rPr>
     </w:tblStylePr>
     <w:tblStylePr w:type="lastCol">
       <w:rPr>
+        <w:rFonts w:eastAsia="黑体"/>
         <w:b/>
         <w:bCs/>
       </w:rPr>
@@ -9623,6 +10129,7 @@
       <w:spacing w:after="0" w:line="240" w:lineRule="auto"/>
     </w:pPr>
     <w:rPr>
+      <w:rFonts w:eastAsia="黑体"/>
       <w:color w:themeColor="text1" w:val="000000"/>
     </w:rPr>
     <w:tblPr>
@@ -9642,7 +10149,7 @@
     </w:tblPr>
     <w:tblStylePr w:type="firstRow">
       <w:rPr>
-        <w:rFonts w:asciiTheme="majorHAnsi" w:cstheme="majorBidi" w:eastAsiaTheme="majorEastAsia" w:hAnsiTheme="majorHAnsi"/>
+        <w:rFonts w:asciiTheme="majorHAnsi" w:cstheme="majorBidi" w:hAnsiTheme="majorHAnsi" w:eastAsia="黑体"/>
       </w:rPr>
       <w:tblPr/>
       <w:tcPr>
@@ -9654,6 +10161,7 @@
     </w:tblStylePr>
     <w:tblStylePr w:type="lastRow">
       <w:rPr>
+        <w:rFonts w:eastAsia="黑体"/>
         <w:b/>
         <w:bCs/>
         <w:color w:themeColor="text2" w:val="1F497D"/>
@@ -9668,12 +10176,14 @@
     </w:tblStylePr>
     <w:tblStylePr w:type="firstCol">
       <w:rPr>
+        <w:rFonts w:eastAsia="黑体"/>
         <w:b/>
         <w:bCs/>
       </w:rPr>
     </w:tblStylePr>
     <w:tblStylePr w:type="lastCol">
       <w:rPr>
+        <w:rFonts w:eastAsia="黑体"/>
         <w:b/>
         <w:bCs/>
       </w:rPr>
@@ -9707,6 +10217,7 @@
       <w:spacing w:after="0" w:line="240" w:lineRule="auto"/>
     </w:pPr>
     <w:rPr>
+      <w:rFonts w:eastAsia="黑体"/>
       <w:color w:themeColor="text1" w:val="000000"/>
     </w:rPr>
     <w:tblPr>
@@ -9726,7 +10237,7 @@
     </w:tblPr>
     <w:tblStylePr w:type="firstRow">
       <w:rPr>
-        <w:rFonts w:asciiTheme="majorHAnsi" w:cstheme="majorBidi" w:eastAsiaTheme="majorEastAsia" w:hAnsiTheme="majorHAnsi"/>
+        <w:rFonts w:asciiTheme="majorHAnsi" w:cstheme="majorBidi" w:hAnsiTheme="majorHAnsi" w:eastAsia="黑体"/>
       </w:rPr>
       <w:tblPr/>
       <w:tcPr>
@@ -9738,6 +10249,7 @@
     </w:tblStylePr>
     <w:tblStylePr w:type="lastRow">
       <w:rPr>
+        <w:rFonts w:eastAsia="黑体"/>
         <w:b/>
         <w:bCs/>
         <w:color w:themeColor="text2" w:val="1F497D"/>
@@ -9752,12 +10264,14 @@
     </w:tblStylePr>
     <w:tblStylePr w:type="firstCol">
       <w:rPr>
+        <w:rFonts w:eastAsia="黑体"/>
         <w:b/>
         <w:bCs/>
       </w:rPr>
     </w:tblStylePr>
     <w:tblStylePr w:type="lastCol">
       <w:rPr>
+        <w:rFonts w:eastAsia="黑体"/>
         <w:b/>
         <w:bCs/>
       </w:rPr>
@@ -9791,6 +10305,7 @@
       <w:spacing w:after="0" w:line="240" w:lineRule="auto"/>
     </w:pPr>
     <w:rPr>
+      <w:rFonts w:eastAsia="黑体"/>
       <w:color w:themeColor="text1" w:val="000000"/>
     </w:rPr>
     <w:tblPr>
@@ -9810,7 +10325,7 @@
     </w:tblPr>
     <w:tblStylePr w:type="firstRow">
       <w:rPr>
-        <w:rFonts w:asciiTheme="majorHAnsi" w:cstheme="majorBidi" w:eastAsiaTheme="majorEastAsia" w:hAnsiTheme="majorHAnsi"/>
+        <w:rFonts w:asciiTheme="majorHAnsi" w:cstheme="majorBidi" w:hAnsiTheme="majorHAnsi" w:eastAsia="黑体"/>
       </w:rPr>
       <w:tblPr/>
       <w:tcPr>
@@ -9822,6 +10337,7 @@
     </w:tblStylePr>
     <w:tblStylePr w:type="lastRow">
       <w:rPr>
+        <w:rFonts w:eastAsia="黑体"/>
         <w:b/>
         <w:bCs/>
         <w:color w:themeColor="text2" w:val="1F497D"/>
@@ -9836,12 +10352,14 @@
     </w:tblStylePr>
     <w:tblStylePr w:type="firstCol">
       <w:rPr>
+        <w:rFonts w:eastAsia="黑体"/>
         <w:b/>
         <w:bCs/>
       </w:rPr>
     </w:tblStylePr>
     <w:tblStylePr w:type="lastCol">
       <w:rPr>
+        <w:rFonts w:eastAsia="黑体"/>
         <w:b/>
         <w:bCs/>
       </w:rPr>
@@ -9875,6 +10393,7 @@
       <w:spacing w:after="0" w:line="240" w:lineRule="auto"/>
     </w:pPr>
     <w:rPr>
+      <w:rFonts w:eastAsia="黑体"/>
       <w:color w:themeColor="text1" w:val="000000"/>
     </w:rPr>
     <w:tblPr>
@@ -9894,7 +10413,7 @@
     </w:tblPr>
     <w:tblStylePr w:type="firstRow">
       <w:rPr>
-        <w:rFonts w:asciiTheme="majorHAnsi" w:cstheme="majorBidi" w:eastAsiaTheme="majorEastAsia" w:hAnsiTheme="majorHAnsi"/>
+        <w:rFonts w:asciiTheme="majorHAnsi" w:cstheme="majorBidi" w:hAnsiTheme="majorHAnsi" w:eastAsia="黑体"/>
       </w:rPr>
       <w:tblPr/>
       <w:tcPr>
@@ -9906,6 +10425,7 @@
     </w:tblStylePr>
     <w:tblStylePr w:type="lastRow">
       <w:rPr>
+        <w:rFonts w:eastAsia="黑体"/>
         <w:b/>
         <w:bCs/>
         <w:color w:themeColor="text2" w:val="1F497D"/>
@@ -9920,12 +10440,14 @@
     </w:tblStylePr>
     <w:tblStylePr w:type="firstCol">
       <w:rPr>
+        <w:rFonts w:eastAsia="黑体"/>
         <w:b/>
         <w:bCs/>
       </w:rPr>
     </w:tblStylePr>
     <w:tblStylePr w:type="lastCol">
       <w:rPr>
+        <w:rFonts w:eastAsia="黑体"/>
         <w:b/>
         <w:bCs/>
       </w:rPr>
@@ -9959,7 +10481,7 @@
       <w:spacing w:after="0" w:line="240" w:lineRule="auto"/>
     </w:pPr>
     <w:rPr>
-      <w:rFonts w:asciiTheme="majorHAnsi" w:cstheme="majorBidi" w:eastAsiaTheme="majorEastAsia" w:hAnsiTheme="majorHAnsi"/>
+      <w:rFonts w:asciiTheme="majorHAnsi" w:cstheme="majorBidi" w:hAnsiTheme="majorHAnsi" w:eastAsia="黑体"/>
       <w:color w:themeColor="text1" w:val="000000"/>
     </w:rPr>
     <w:tblPr>
@@ -9981,6 +10503,7 @@
     </w:tblPr>
     <w:tblStylePr w:type="firstRow">
       <w:rPr>
+        <w:rFonts w:eastAsia="黑体"/>
         <w:sz w:val="24"/>
         <w:szCs w:val="24"/>
       </w:rPr>
@@ -10087,7 +10610,7 @@
       <w:spacing w:after="0" w:line="240" w:lineRule="auto"/>
     </w:pPr>
     <w:rPr>
-      <w:rFonts w:asciiTheme="majorHAnsi" w:cstheme="majorBidi" w:eastAsiaTheme="majorEastAsia" w:hAnsiTheme="majorHAnsi"/>
+      <w:rFonts w:asciiTheme="majorHAnsi" w:cstheme="majorBidi" w:hAnsiTheme="majorHAnsi" w:eastAsia="黑体"/>
       <w:color w:themeColor="text1" w:val="000000"/>
     </w:rPr>
     <w:tblPr>
@@ -10109,6 +10632,7 @@
     </w:tblPr>
     <w:tblStylePr w:type="firstRow">
       <w:rPr>
+        <w:rFonts w:eastAsia="黑体"/>
         <w:sz w:val="24"/>
         <w:szCs w:val="24"/>
       </w:rPr>
@@ -10215,7 +10739,7 @@
       <w:spacing w:after="0" w:line="240" w:lineRule="auto"/>
     </w:pPr>
     <w:rPr>
-      <w:rFonts w:asciiTheme="majorHAnsi" w:cstheme="majorBidi" w:eastAsiaTheme="majorEastAsia" w:hAnsiTheme="majorHAnsi"/>
+      <w:rFonts w:asciiTheme="majorHAnsi" w:cstheme="majorBidi" w:hAnsiTheme="majorHAnsi" w:eastAsia="黑体"/>
       <w:color w:themeColor="text1" w:val="000000"/>
     </w:rPr>
     <w:tblPr>
@@ -10237,6 +10761,7 @@
     </w:tblPr>
     <w:tblStylePr w:type="firstRow">
       <w:rPr>
+        <w:rFonts w:eastAsia="黑体"/>
         <w:sz w:val="24"/>
         <w:szCs w:val="24"/>
       </w:rPr>
@@ -10343,7 +10868,7 @@
       <w:spacing w:after="0" w:line="240" w:lineRule="auto"/>
     </w:pPr>
     <w:rPr>
-      <w:rFonts w:asciiTheme="majorHAnsi" w:cstheme="majorBidi" w:eastAsiaTheme="majorEastAsia" w:hAnsiTheme="majorHAnsi"/>
+      <w:rFonts w:asciiTheme="majorHAnsi" w:cstheme="majorBidi" w:hAnsiTheme="majorHAnsi" w:eastAsia="黑体"/>
       <w:color w:themeColor="text1" w:val="000000"/>
     </w:rPr>
     <w:tblPr>
@@ -10365,6 +10890,7 @@
     </w:tblPr>
     <w:tblStylePr w:type="firstRow">
       <w:rPr>
+        <w:rFonts w:eastAsia="黑体"/>
         <w:sz w:val="24"/>
         <w:szCs w:val="24"/>
       </w:rPr>
@@ -10471,7 +10997,7 @@
       <w:spacing w:after="0" w:line="240" w:lineRule="auto"/>
     </w:pPr>
     <w:rPr>
-      <w:rFonts w:asciiTheme="majorHAnsi" w:cstheme="majorBidi" w:eastAsiaTheme="majorEastAsia" w:hAnsiTheme="majorHAnsi"/>
+      <w:rFonts w:asciiTheme="majorHAnsi" w:cstheme="majorBidi" w:hAnsiTheme="majorHAnsi" w:eastAsia="黑体"/>
       <w:color w:themeColor="text1" w:val="000000"/>
     </w:rPr>
     <w:tblPr>
@@ -10493,6 +11019,7 @@
     </w:tblPr>
     <w:tblStylePr w:type="firstRow">
       <w:rPr>
+        <w:rFonts w:eastAsia="黑体"/>
         <w:sz w:val="24"/>
         <w:szCs w:val="24"/>
       </w:rPr>
@@ -10599,7 +11126,7 @@
       <w:spacing w:after="0" w:line="240" w:lineRule="auto"/>
     </w:pPr>
     <w:rPr>
-      <w:rFonts w:asciiTheme="majorHAnsi" w:cstheme="majorBidi" w:eastAsiaTheme="majorEastAsia" w:hAnsiTheme="majorHAnsi"/>
+      <w:rFonts w:asciiTheme="majorHAnsi" w:cstheme="majorBidi" w:hAnsiTheme="majorHAnsi" w:eastAsia="黑体"/>
       <w:color w:themeColor="text1" w:val="000000"/>
     </w:rPr>
     <w:tblPr>
@@ -10621,6 +11148,7 @@
     </w:tblPr>
     <w:tblStylePr w:type="firstRow">
       <w:rPr>
+        <w:rFonts w:eastAsia="黑体"/>
         <w:sz w:val="24"/>
         <w:szCs w:val="24"/>
       </w:rPr>
@@ -10727,7 +11255,7 @@
       <w:spacing w:after="0" w:line="240" w:lineRule="auto"/>
     </w:pPr>
     <w:rPr>
-      <w:rFonts w:asciiTheme="majorHAnsi" w:cstheme="majorBidi" w:eastAsiaTheme="majorEastAsia" w:hAnsiTheme="majorHAnsi"/>
+      <w:rFonts w:asciiTheme="majorHAnsi" w:cstheme="majorBidi" w:hAnsiTheme="majorHAnsi" w:eastAsia="黑体"/>
       <w:color w:themeColor="text1" w:val="000000"/>
     </w:rPr>
     <w:tblPr>
@@ -10749,6 +11277,7 @@
     </w:tblPr>
     <w:tblStylePr w:type="firstRow">
       <w:rPr>
+        <w:rFonts w:eastAsia="黑体"/>
         <w:sz w:val="24"/>
         <w:szCs w:val="24"/>
       </w:rPr>
@@ -10878,12 +11407,14 @@
     </w:tcPr>
     <w:tblStylePr w:type="firstRow">
       <w:rPr>
+        <w:rFonts w:eastAsia="黑体"/>
         <w:b/>
         <w:bCs/>
       </w:rPr>
     </w:tblStylePr>
     <w:tblStylePr w:type="lastRow">
       <w:rPr>
+        <w:rFonts w:eastAsia="黑体"/>
         <w:b/>
         <w:bCs/>
       </w:rPr>
@@ -10896,12 +11427,14 @@
     </w:tblStylePr>
     <w:tblStylePr w:type="firstCol">
       <w:rPr>
+        <w:rFonts w:eastAsia="黑体"/>
         <w:b/>
         <w:bCs/>
       </w:rPr>
     </w:tblStylePr>
     <w:tblStylePr w:type="lastCol">
       <w:rPr>
+        <w:rFonts w:eastAsia="黑体"/>
         <w:b/>
         <w:bCs/>
       </w:rPr>
@@ -10951,12 +11484,14 @@
     </w:tcPr>
     <w:tblStylePr w:type="firstRow">
       <w:rPr>
+        <w:rFonts w:eastAsia="黑体"/>
         <w:b/>
         <w:bCs/>
       </w:rPr>
     </w:tblStylePr>
     <w:tblStylePr w:type="lastRow">
       <w:rPr>
+        <w:rFonts w:eastAsia="黑体"/>
         <w:b/>
         <w:bCs/>
       </w:rPr>
@@ -10969,12 +11504,14 @@
     </w:tblStylePr>
     <w:tblStylePr w:type="firstCol">
       <w:rPr>
+        <w:rFonts w:eastAsia="黑体"/>
         <w:b/>
         <w:bCs/>
       </w:rPr>
     </w:tblStylePr>
     <w:tblStylePr w:type="lastCol">
       <w:rPr>
+        <w:rFonts w:eastAsia="黑体"/>
         <w:b/>
         <w:bCs/>
       </w:rPr>
@@ -11024,12 +11561,14 @@
     </w:tcPr>
     <w:tblStylePr w:type="firstRow">
       <w:rPr>
+        <w:rFonts w:eastAsia="黑体"/>
         <w:b/>
         <w:bCs/>
       </w:rPr>
     </w:tblStylePr>
     <w:tblStylePr w:type="lastRow">
       <w:rPr>
+        <w:rFonts w:eastAsia="黑体"/>
         <w:b/>
         <w:bCs/>
       </w:rPr>
@@ -11042,12 +11581,14 @@
     </w:tblStylePr>
     <w:tblStylePr w:type="firstCol">
       <w:rPr>
+        <w:rFonts w:eastAsia="黑体"/>
         <w:b/>
         <w:bCs/>
       </w:rPr>
     </w:tblStylePr>
     <w:tblStylePr w:type="lastCol">
       <w:rPr>
+        <w:rFonts w:eastAsia="黑体"/>
         <w:b/>
         <w:bCs/>
       </w:rPr>
@@ -11097,12 +11638,14 @@
     </w:tcPr>
     <w:tblStylePr w:type="firstRow">
       <w:rPr>
+        <w:rFonts w:eastAsia="黑体"/>
         <w:b/>
         <w:bCs/>
       </w:rPr>
     </w:tblStylePr>
     <w:tblStylePr w:type="lastRow">
       <w:rPr>
+        <w:rFonts w:eastAsia="黑体"/>
         <w:b/>
         <w:bCs/>
       </w:rPr>
@@ -11115,12 +11658,14 @@
     </w:tblStylePr>
     <w:tblStylePr w:type="firstCol">
       <w:rPr>
+        <w:rFonts w:eastAsia="黑体"/>
         <w:b/>
         <w:bCs/>
       </w:rPr>
     </w:tblStylePr>
     <w:tblStylePr w:type="lastCol">
       <w:rPr>
+        <w:rFonts w:eastAsia="黑体"/>
         <w:b/>
         <w:bCs/>
       </w:rPr>
@@ -11170,12 +11715,14 @@
     </w:tcPr>
     <w:tblStylePr w:type="firstRow">
       <w:rPr>
+        <w:rFonts w:eastAsia="黑体"/>
         <w:b/>
         <w:bCs/>
       </w:rPr>
     </w:tblStylePr>
     <w:tblStylePr w:type="lastRow">
       <w:rPr>
+        <w:rFonts w:eastAsia="黑体"/>
         <w:b/>
         <w:bCs/>
       </w:rPr>
@@ -11188,12 +11735,14 @@
     </w:tblStylePr>
     <w:tblStylePr w:type="firstCol">
       <w:rPr>
+        <w:rFonts w:eastAsia="黑体"/>
         <w:b/>
         <w:bCs/>
       </w:rPr>
     </w:tblStylePr>
     <w:tblStylePr w:type="lastCol">
       <w:rPr>
+        <w:rFonts w:eastAsia="黑体"/>
         <w:b/>
         <w:bCs/>
       </w:rPr>
@@ -11243,12 +11792,14 @@
     </w:tcPr>
     <w:tblStylePr w:type="firstRow">
       <w:rPr>
+        <w:rFonts w:eastAsia="黑体"/>
         <w:b/>
         <w:bCs/>
       </w:rPr>
     </w:tblStylePr>
     <w:tblStylePr w:type="lastRow">
       <w:rPr>
+        <w:rFonts w:eastAsia="黑体"/>
         <w:b/>
         <w:bCs/>
       </w:rPr>
@@ -11261,12 +11812,14 @@
     </w:tblStylePr>
     <w:tblStylePr w:type="firstCol">
       <w:rPr>
+        <w:rFonts w:eastAsia="黑体"/>
         <w:b/>
         <w:bCs/>
       </w:rPr>
     </w:tblStylePr>
     <w:tblStylePr w:type="lastCol">
       <w:rPr>
+        <w:rFonts w:eastAsia="黑体"/>
         <w:b/>
         <w:bCs/>
       </w:rPr>
@@ -11316,12 +11869,14 @@
     </w:tcPr>
     <w:tblStylePr w:type="firstRow">
       <w:rPr>
+        <w:rFonts w:eastAsia="黑体"/>
         <w:b/>
         <w:bCs/>
       </w:rPr>
     </w:tblStylePr>
     <w:tblStylePr w:type="lastRow">
       <w:rPr>
+        <w:rFonts w:eastAsia="黑体"/>
         <w:b/>
         <w:bCs/>
       </w:rPr>
@@ -11334,12 +11889,14 @@
     </w:tblStylePr>
     <w:tblStylePr w:type="firstCol">
       <w:rPr>
+        <w:rFonts w:eastAsia="黑体"/>
         <w:b/>
         <w:bCs/>
       </w:rPr>
     </w:tblStylePr>
     <w:tblStylePr w:type="lastCol">
       <w:rPr>
+        <w:rFonts w:eastAsia="黑体"/>
         <w:b/>
         <w:bCs/>
       </w:rPr>
@@ -11366,7 +11923,7 @@
       <w:spacing w:after="0" w:line="240" w:lineRule="auto"/>
     </w:pPr>
     <w:rPr>
-      <w:rFonts w:asciiTheme="majorHAnsi" w:cstheme="majorBidi" w:eastAsiaTheme="majorEastAsia" w:hAnsiTheme="majorHAnsi"/>
+      <w:rFonts w:asciiTheme="majorHAnsi" w:cstheme="majorBidi" w:hAnsiTheme="majorHAnsi" w:eastAsia="黑体"/>
       <w:color w:themeColor="text1" w:val="000000"/>
     </w:rPr>
     <w:tblPr>
@@ -11393,6 +11950,7 @@
     </w:tcPr>
     <w:tblStylePr w:type="firstRow">
       <w:rPr>
+        <w:rFonts w:eastAsia="黑体"/>
         <w:b/>
         <w:bCs/>
         <w:color w:themeColor="text1" w:val="000000"/>
@@ -11404,6 +11962,7 @@
     </w:tblStylePr>
     <w:tblStylePr w:type="lastRow">
       <w:rPr>
+        <w:rFonts w:eastAsia="黑体"/>
         <w:b/>
         <w:bCs/>
         <w:color w:themeColor="text1" w:val="000000"/>
@@ -11423,6 +11982,7 @@
     </w:tblStylePr>
     <w:tblStylePr w:type="firstCol">
       <w:rPr>
+        <w:rFonts w:eastAsia="黑体"/>
         <w:b/>
         <w:bCs/>
         <w:color w:themeColor="text1" w:val="000000"/>
@@ -11442,6 +12002,7 @@
     </w:tblStylePr>
     <w:tblStylePr w:type="lastCol">
       <w:rPr>
+        <w:rFonts w:eastAsia="黑体"/>
         <w:b w:val="0"/>
         <w:bCs w:val="0"/>
         <w:color w:themeColor="text1" w:val="000000"/>
@@ -11491,7 +12052,7 @@
       <w:spacing w:after="0" w:line="240" w:lineRule="auto"/>
     </w:pPr>
     <w:rPr>
-      <w:rFonts w:asciiTheme="majorHAnsi" w:cstheme="majorBidi" w:eastAsiaTheme="majorEastAsia" w:hAnsiTheme="majorHAnsi"/>
+      <w:rFonts w:asciiTheme="majorHAnsi" w:cstheme="majorBidi" w:hAnsiTheme="majorHAnsi" w:eastAsia="黑体"/>
       <w:color w:themeColor="text1" w:val="000000"/>
     </w:rPr>
     <w:tblPr>
@@ -11518,6 +12079,7 @@
     </w:tcPr>
     <w:tblStylePr w:type="firstRow">
       <w:rPr>
+        <w:rFonts w:eastAsia="黑体"/>
         <w:b/>
         <w:bCs/>
         <w:color w:themeColor="text1" w:val="000000"/>
@@ -11529,6 +12091,7 @@
     </w:tblStylePr>
     <w:tblStylePr w:type="lastRow">
       <w:rPr>
+        <w:rFonts w:eastAsia="黑体"/>
         <w:b/>
         <w:bCs/>
         <w:color w:themeColor="text1" w:val="000000"/>
@@ -11548,6 +12111,7 @@
     </w:tblStylePr>
     <w:tblStylePr w:type="firstCol">
       <w:rPr>
+        <w:rFonts w:eastAsia="黑体"/>
         <w:b/>
         <w:bCs/>
         <w:color w:themeColor="text1" w:val="000000"/>
@@ -11567,6 +12131,7 @@
     </w:tblStylePr>
     <w:tblStylePr w:type="lastCol">
       <w:rPr>
+        <w:rFonts w:eastAsia="黑体"/>
         <w:b w:val="0"/>
         <w:bCs w:val="0"/>
         <w:color w:themeColor="text1" w:val="000000"/>
@@ -11616,7 +12181,7 @@
       <w:spacing w:after="0" w:line="240" w:lineRule="auto"/>
     </w:pPr>
     <w:rPr>
-      <w:rFonts w:asciiTheme="majorHAnsi" w:cstheme="majorBidi" w:eastAsiaTheme="majorEastAsia" w:hAnsiTheme="majorHAnsi"/>
+      <w:rFonts w:asciiTheme="majorHAnsi" w:cstheme="majorBidi" w:hAnsiTheme="majorHAnsi" w:eastAsia="黑体"/>
       <w:color w:themeColor="text1" w:val="000000"/>
     </w:rPr>
     <w:tblPr>
@@ -11643,6 +12208,7 @@
     </w:tcPr>
     <w:tblStylePr w:type="firstRow">
       <w:rPr>
+        <w:rFonts w:eastAsia="黑体"/>
         <w:b/>
         <w:bCs/>
         <w:color w:themeColor="text1" w:val="000000"/>
@@ -11654,6 +12220,7 @@
     </w:tblStylePr>
     <w:tblStylePr w:type="lastRow">
       <w:rPr>
+        <w:rFonts w:eastAsia="黑体"/>
         <w:b/>
         <w:bCs/>
         <w:color w:themeColor="text1" w:val="000000"/>
@@ -11673,6 +12240,7 @@
     </w:tblStylePr>
     <w:tblStylePr w:type="firstCol">
       <w:rPr>
+        <w:rFonts w:eastAsia="黑体"/>
         <w:b/>
         <w:bCs/>
         <w:color w:themeColor="text1" w:val="000000"/>
@@ -11692,6 +12260,7 @@
     </w:tblStylePr>
     <w:tblStylePr w:type="lastCol">
       <w:rPr>
+        <w:rFonts w:eastAsia="黑体"/>
         <w:b w:val="0"/>
         <w:bCs w:val="0"/>
         <w:color w:themeColor="text1" w:val="000000"/>
@@ -11741,7 +12310,7 @@
       <w:spacing w:after="0" w:line="240" w:lineRule="auto"/>
     </w:pPr>
     <w:rPr>
-      <w:rFonts w:asciiTheme="majorHAnsi" w:cstheme="majorBidi" w:eastAsiaTheme="majorEastAsia" w:hAnsiTheme="majorHAnsi"/>
+      <w:rFonts w:asciiTheme="majorHAnsi" w:cstheme="majorBidi" w:hAnsiTheme="majorHAnsi" w:eastAsia="黑体"/>
       <w:color w:themeColor="text1" w:val="000000"/>
     </w:rPr>
     <w:tblPr>
@@ -11768,6 +12337,7 @@
     </w:tcPr>
     <w:tblStylePr w:type="firstRow">
       <w:rPr>
+        <w:rFonts w:eastAsia="黑体"/>
         <w:b/>
         <w:bCs/>
         <w:color w:themeColor="text1" w:val="000000"/>
@@ -11779,6 +12349,7 @@
     </w:tblStylePr>
     <w:tblStylePr w:type="lastRow">
       <w:rPr>
+        <w:rFonts w:eastAsia="黑体"/>
         <w:b/>
         <w:bCs/>
         <w:color w:themeColor="text1" w:val="000000"/>
@@ -11798,6 +12369,7 @@
     </w:tblStylePr>
     <w:tblStylePr w:type="firstCol">
       <w:rPr>
+        <w:rFonts w:eastAsia="黑体"/>
         <w:b/>
         <w:bCs/>
         <w:color w:themeColor="text1" w:val="000000"/>
@@ -11817,6 +12389,7 @@
     </w:tblStylePr>
     <w:tblStylePr w:type="lastCol">
       <w:rPr>
+        <w:rFonts w:eastAsia="黑体"/>
         <w:b w:val="0"/>
         <w:bCs w:val="0"/>
         <w:color w:themeColor="text1" w:val="000000"/>
@@ -11866,7 +12439,7 @@
       <w:spacing w:after="0" w:line="240" w:lineRule="auto"/>
     </w:pPr>
     <w:rPr>
-      <w:rFonts w:asciiTheme="majorHAnsi" w:cstheme="majorBidi" w:eastAsiaTheme="majorEastAsia" w:hAnsiTheme="majorHAnsi"/>
+      <w:rFonts w:asciiTheme="majorHAnsi" w:cstheme="majorBidi" w:hAnsiTheme="majorHAnsi" w:eastAsia="黑体"/>
       <w:color w:themeColor="text1" w:val="000000"/>
     </w:rPr>
     <w:tblPr>
@@ -11893,6 +12466,7 @@
     </w:tcPr>
     <w:tblStylePr w:type="firstRow">
       <w:rPr>
+        <w:rFonts w:eastAsia="黑体"/>
         <w:b/>
         <w:bCs/>
         <w:color w:themeColor="text1" w:val="000000"/>
@@ -11904,6 +12478,7 @@
     </w:tblStylePr>
     <w:tblStylePr w:type="lastRow">
       <w:rPr>
+        <w:rFonts w:eastAsia="黑体"/>
         <w:b/>
         <w:bCs/>
         <w:color w:themeColor="text1" w:val="000000"/>
@@ -11923,6 +12498,7 @@
     </w:tblStylePr>
     <w:tblStylePr w:type="firstCol">
       <w:rPr>
+        <w:rFonts w:eastAsia="黑体"/>
         <w:b/>
         <w:bCs/>
         <w:color w:themeColor="text1" w:val="000000"/>
@@ -11942,6 +12518,7 @@
     </w:tblStylePr>
     <w:tblStylePr w:type="lastCol">
       <w:rPr>
+        <w:rFonts w:eastAsia="黑体"/>
         <w:b w:val="0"/>
         <w:bCs w:val="0"/>
         <w:color w:themeColor="text1" w:val="000000"/>
@@ -11991,7 +12568,7 @@
       <w:spacing w:after="0" w:line="240" w:lineRule="auto"/>
     </w:pPr>
     <w:rPr>
-      <w:rFonts w:asciiTheme="majorHAnsi" w:cstheme="majorBidi" w:eastAsiaTheme="majorEastAsia" w:hAnsiTheme="majorHAnsi"/>
+      <w:rFonts w:asciiTheme="majorHAnsi" w:cstheme="majorBidi" w:hAnsiTheme="majorHAnsi" w:eastAsia="黑体"/>
       <w:color w:themeColor="text1" w:val="000000"/>
     </w:rPr>
     <w:tblPr>
@@ -12018,6 +12595,7 @@
     </w:tcPr>
     <w:tblStylePr w:type="firstRow">
       <w:rPr>
+        <w:rFonts w:eastAsia="黑体"/>
         <w:b/>
         <w:bCs/>
         <w:color w:themeColor="text1" w:val="000000"/>
@@ -12029,6 +12607,7 @@
     </w:tblStylePr>
     <w:tblStylePr w:type="lastRow">
       <w:rPr>
+        <w:rFonts w:eastAsia="黑体"/>
         <w:b/>
         <w:bCs/>
         <w:color w:themeColor="text1" w:val="000000"/>
@@ -12048,6 +12627,7 @@
     </w:tblStylePr>
     <w:tblStylePr w:type="firstCol">
       <w:rPr>
+        <w:rFonts w:eastAsia="黑体"/>
         <w:b/>
         <w:bCs/>
         <w:color w:themeColor="text1" w:val="000000"/>
@@ -12067,6 +12647,7 @@
     </w:tblStylePr>
     <w:tblStylePr w:type="lastCol">
       <w:rPr>
+        <w:rFonts w:eastAsia="黑体"/>
         <w:b w:val="0"/>
         <w:bCs w:val="0"/>
         <w:color w:themeColor="text1" w:val="000000"/>
@@ -12116,7 +12697,7 @@
       <w:spacing w:after="0" w:line="240" w:lineRule="auto"/>
     </w:pPr>
     <w:rPr>
-      <w:rFonts w:asciiTheme="majorHAnsi" w:cstheme="majorBidi" w:eastAsiaTheme="majorEastAsia" w:hAnsiTheme="majorHAnsi"/>
+      <w:rFonts w:asciiTheme="majorHAnsi" w:cstheme="majorBidi" w:hAnsiTheme="majorHAnsi" w:eastAsia="黑体"/>
       <w:color w:themeColor="text1" w:val="000000"/>
     </w:rPr>
     <w:tblPr>
@@ -12143,6 +12724,7 @@
     </w:tcPr>
     <w:tblStylePr w:type="firstRow">
       <w:rPr>
+        <w:rFonts w:eastAsia="黑体"/>
         <w:b/>
         <w:bCs/>
         <w:color w:themeColor="text1" w:val="000000"/>
@@ -12154,6 +12736,7 @@
     </w:tblStylePr>
     <w:tblStylePr w:type="lastRow">
       <w:rPr>
+        <w:rFonts w:eastAsia="黑体"/>
         <w:b/>
         <w:bCs/>
         <w:color w:themeColor="text1" w:val="000000"/>
@@ -12173,6 +12756,7 @@
     </w:tblStylePr>
     <w:tblStylePr w:type="firstCol">
       <w:rPr>
+        <w:rFonts w:eastAsia="黑体"/>
         <w:b/>
         <w:bCs/>
         <w:color w:themeColor="text1" w:val="000000"/>
@@ -12192,6 +12776,7 @@
     </w:tblStylePr>
     <w:tblStylePr w:type="lastCol">
       <w:rPr>
+        <w:rFonts w:eastAsia="黑体"/>
         <w:b w:val="0"/>
         <w:bCs w:val="0"/>
         <w:color w:themeColor="text1" w:val="000000"/>
@@ -12264,6 +12849,7 @@
     </w:tcPr>
     <w:tblStylePr w:type="firstRow">
       <w:rPr>
+        <w:rFonts w:eastAsia="黑体"/>
         <w:b/>
         <w:bCs/>
         <w:i w:val="0"/>
@@ -12285,6 +12871,7 @@
     </w:tblStylePr>
     <w:tblStylePr w:type="lastRow">
       <w:rPr>
+        <w:rFonts w:eastAsia="黑体"/>
         <w:b/>
         <w:bCs/>
         <w:i w:val="0"/>
@@ -12306,6 +12893,7 @@
     </w:tblStylePr>
     <w:tblStylePr w:type="firstCol">
       <w:rPr>
+        <w:rFonts w:eastAsia="黑体"/>
         <w:b/>
         <w:bCs/>
         <w:i w:val="0"/>
@@ -12325,6 +12913,7 @@
     </w:tblStylePr>
     <w:tblStylePr w:type="lastCol">
       <w:rPr>
+        <w:rFonts w:eastAsia="黑体"/>
         <w:b/>
         <w:bCs/>
         <w:i w:val="0"/>
@@ -12405,6 +12994,7 @@
     </w:tcPr>
     <w:tblStylePr w:type="firstRow">
       <w:rPr>
+        <w:rFonts w:eastAsia="黑体"/>
         <w:b/>
         <w:bCs/>
         <w:i w:val="0"/>
@@ -12426,6 +13016,7 @@
     </w:tblStylePr>
     <w:tblStylePr w:type="lastRow">
       <w:rPr>
+        <w:rFonts w:eastAsia="黑体"/>
         <w:b/>
         <w:bCs/>
         <w:i w:val="0"/>
@@ -12447,6 +13038,7 @@
     </w:tblStylePr>
     <w:tblStylePr w:type="firstCol">
       <w:rPr>
+        <w:rFonts w:eastAsia="黑体"/>
         <w:b/>
         <w:bCs/>
         <w:i w:val="0"/>
@@ -12466,6 +13058,7 @@
     </w:tblStylePr>
     <w:tblStylePr w:type="lastCol">
       <w:rPr>
+        <w:rFonts w:eastAsia="黑体"/>
         <w:b/>
         <w:bCs/>
         <w:i w:val="0"/>
@@ -12546,6 +13139,7 @@
     </w:tcPr>
     <w:tblStylePr w:type="firstRow">
       <w:rPr>
+        <w:rFonts w:eastAsia="黑体"/>
         <w:b/>
         <w:bCs/>
         <w:i w:val="0"/>
@@ -12567,6 +13161,7 @@
     </w:tblStylePr>
     <w:tblStylePr w:type="lastRow">
       <w:rPr>
+        <w:rFonts w:eastAsia="黑体"/>
         <w:b/>
         <w:bCs/>
         <w:i w:val="0"/>
@@ -12588,6 +13183,7 @@
     </w:tblStylePr>
     <w:tblStylePr w:type="firstCol">
       <w:rPr>
+        <w:rFonts w:eastAsia="黑体"/>
         <w:b/>
         <w:bCs/>
         <w:i w:val="0"/>
@@ -12607,6 +13203,7 @@
     </w:tblStylePr>
     <w:tblStylePr w:type="lastCol">
       <w:rPr>
+        <w:rFonts w:eastAsia="黑体"/>
         <w:b/>
         <w:bCs/>
         <w:i w:val="0"/>
@@ -12687,6 +13284,7 @@
     </w:tcPr>
     <w:tblStylePr w:type="firstRow">
       <w:rPr>
+        <w:rFonts w:eastAsia="黑体"/>
         <w:b/>
         <w:bCs/>
         <w:i w:val="0"/>
@@ -12708,6 +13306,7 @@
     </w:tblStylePr>
     <w:tblStylePr w:type="lastRow">
       <w:rPr>
+        <w:rFonts w:eastAsia="黑体"/>
         <w:b/>
         <w:bCs/>
         <w:i w:val="0"/>
@@ -12729,6 +13328,7 @@
     </w:tblStylePr>
     <w:tblStylePr w:type="firstCol">
       <w:rPr>
+        <w:rFonts w:eastAsia="黑体"/>
         <w:b/>
         <w:bCs/>
         <w:i w:val="0"/>
@@ -12748,6 +13348,7 @@
     </w:tblStylePr>
     <w:tblStylePr w:type="lastCol">
       <w:rPr>
+        <w:rFonts w:eastAsia="黑体"/>
         <w:b/>
         <w:bCs/>
         <w:i w:val="0"/>
@@ -12828,6 +13429,7 @@
     </w:tcPr>
     <w:tblStylePr w:type="firstRow">
       <w:rPr>
+        <w:rFonts w:eastAsia="黑体"/>
         <w:b/>
         <w:bCs/>
         <w:i w:val="0"/>
@@ -12849,6 +13451,7 @@
     </w:tblStylePr>
     <w:tblStylePr w:type="lastRow">
       <w:rPr>
+        <w:rFonts w:eastAsia="黑体"/>
         <w:b/>
         <w:bCs/>
         <w:i w:val="0"/>
@@ -12870,6 +13473,7 @@
     </w:tblStylePr>
     <w:tblStylePr w:type="firstCol">
       <w:rPr>
+        <w:rFonts w:eastAsia="黑体"/>
         <w:b/>
         <w:bCs/>
         <w:i w:val="0"/>
@@ -12889,6 +13493,7 @@
     </w:tblStylePr>
     <w:tblStylePr w:type="lastCol">
       <w:rPr>
+        <w:rFonts w:eastAsia="黑体"/>
         <w:b/>
         <w:bCs/>
         <w:i w:val="0"/>
@@ -12969,6 +13574,7 @@
     </w:tcPr>
     <w:tblStylePr w:type="firstRow">
       <w:rPr>
+        <w:rFonts w:eastAsia="黑体"/>
         <w:b/>
         <w:bCs/>
         <w:i w:val="0"/>
@@ -12990,6 +13596,7 @@
     </w:tblStylePr>
     <w:tblStylePr w:type="lastRow">
       <w:rPr>
+        <w:rFonts w:eastAsia="黑体"/>
         <w:b/>
         <w:bCs/>
         <w:i w:val="0"/>
@@ -13011,6 +13618,7 @@
     </w:tblStylePr>
     <w:tblStylePr w:type="firstCol">
       <w:rPr>
+        <w:rFonts w:eastAsia="黑体"/>
         <w:b/>
         <w:bCs/>
         <w:i w:val="0"/>
@@ -13030,6 +13638,7 @@
     </w:tblStylePr>
     <w:tblStylePr w:type="lastCol">
       <w:rPr>
+        <w:rFonts w:eastAsia="黑体"/>
         <w:b/>
         <w:bCs/>
         <w:i w:val="0"/>
@@ -13110,6 +13719,7 @@
     </w:tcPr>
     <w:tblStylePr w:type="firstRow">
       <w:rPr>
+        <w:rFonts w:eastAsia="黑体"/>
         <w:b/>
         <w:bCs/>
         <w:i w:val="0"/>
@@ -13131,6 +13741,7 @@
     </w:tblStylePr>
     <w:tblStylePr w:type="lastRow">
       <w:rPr>
+        <w:rFonts w:eastAsia="黑体"/>
         <w:b/>
         <w:bCs/>
         <w:i w:val="0"/>
@@ -13152,6 +13763,7 @@
     </w:tblStylePr>
     <w:tblStylePr w:type="firstCol">
       <w:rPr>
+        <w:rFonts w:eastAsia="黑体"/>
         <w:b/>
         <w:bCs/>
         <w:i w:val="0"/>
@@ -13171,6 +13783,7 @@
     </w:tblStylePr>
     <w:tblStylePr w:type="lastCol">
       <w:rPr>
+        <w:rFonts w:eastAsia="黑体"/>
         <w:b/>
         <w:bCs/>
         <w:i w:val="0"/>
@@ -13228,6 +13841,7 @@
       <w:spacing w:after="0" w:line="240" w:lineRule="auto"/>
     </w:pPr>
     <w:rPr>
+      <w:rFonts w:eastAsia="黑体"/>
       <w:color w:themeColor="background1" w:val="FFFFFF"/>
     </w:rPr>
     <w:tblPr>
@@ -13246,6 +13860,7 @@
     </w:tcPr>
     <w:tblStylePr w:type="firstRow">
       <w:rPr>
+        <w:rFonts w:eastAsia="黑体"/>
         <w:b/>
         <w:bCs/>
       </w:rPr>
@@ -13342,6 +13957,7 @@
       <w:spacing w:after="0" w:line="240" w:lineRule="auto"/>
     </w:pPr>
     <w:rPr>
+      <w:rFonts w:eastAsia="黑体"/>
       <w:color w:themeColor="background1" w:val="FFFFFF"/>
     </w:rPr>
     <w:tblPr>
@@ -13360,6 +13976,7 @@
     </w:tcPr>
     <w:tblStylePr w:type="firstRow">
       <w:rPr>
+        <w:rFonts w:eastAsia="黑体"/>
         <w:b/>
         <w:bCs/>
       </w:rPr>
@@ -13456,6 +14073,7 @@
       <w:spacing w:after="0" w:line="240" w:lineRule="auto"/>
     </w:pPr>
     <w:rPr>
+      <w:rFonts w:eastAsia="黑体"/>
       <w:color w:themeColor="background1" w:val="FFFFFF"/>
     </w:rPr>
     <w:tblPr>
@@ -13474,6 +14092,7 @@
     </w:tcPr>
     <w:tblStylePr w:type="firstRow">
       <w:rPr>
+        <w:rFonts w:eastAsia="黑体"/>
         <w:b/>
         <w:bCs/>
       </w:rPr>
@@ -13570,6 +14189,7 @@
       <w:spacing w:after="0" w:line="240" w:lineRule="auto"/>
     </w:pPr>
     <w:rPr>
+      <w:rFonts w:eastAsia="黑体"/>
       <w:color w:themeColor="background1" w:val="FFFFFF"/>
     </w:rPr>
     <w:tblPr>
@@ -13588,6 +14208,7 @@
     </w:tcPr>
     <w:tblStylePr w:type="firstRow">
       <w:rPr>
+        <w:rFonts w:eastAsia="黑体"/>
         <w:b/>
         <w:bCs/>
       </w:rPr>
@@ -13684,6 +14305,7 @@
       <w:spacing w:after="0" w:line="240" w:lineRule="auto"/>
     </w:pPr>
     <w:rPr>
+      <w:rFonts w:eastAsia="黑体"/>
       <w:color w:themeColor="background1" w:val="FFFFFF"/>
     </w:rPr>
     <w:tblPr>
@@ -13702,6 +14324,7 @@
     </w:tcPr>
     <w:tblStylePr w:type="firstRow">
       <w:rPr>
+        <w:rFonts w:eastAsia="黑体"/>
         <w:b/>
         <w:bCs/>
       </w:rPr>
@@ -13798,6 +14421,7 @@
       <w:spacing w:after="0" w:line="240" w:lineRule="auto"/>
     </w:pPr>
     <w:rPr>
+      <w:rFonts w:eastAsia="黑体"/>
       <w:color w:themeColor="background1" w:val="FFFFFF"/>
     </w:rPr>
     <w:tblPr>
@@ -13816,6 +14440,7 @@
     </w:tcPr>
     <w:tblStylePr w:type="firstRow">
       <w:rPr>
+        <w:rFonts w:eastAsia="黑体"/>
         <w:b/>
         <w:bCs/>
       </w:rPr>
@@ -13912,6 +14537,7 @@
       <w:spacing w:after="0" w:line="240" w:lineRule="auto"/>
     </w:pPr>
     <w:rPr>
+      <w:rFonts w:eastAsia="黑体"/>
       <w:color w:themeColor="background1" w:val="FFFFFF"/>
     </w:rPr>
     <w:tblPr>
@@ -13930,6 +14556,7 @@
     </w:tcPr>
     <w:tblStylePr w:type="firstRow">
       <w:rPr>
+        <w:rFonts w:eastAsia="黑体"/>
         <w:b/>
         <w:bCs/>
       </w:rPr>
@@ -14026,6 +14653,7 @@
       <w:spacing w:after="0" w:line="240" w:lineRule="auto"/>
     </w:pPr>
     <w:rPr>
+      <w:rFonts w:eastAsia="黑体"/>
       <w:color w:themeColor="text1" w:val="000000"/>
     </w:rPr>
     <w:tblPr>
@@ -14052,6 +14680,7 @@
     </w:tcPr>
     <w:tblStylePr w:type="firstRow">
       <w:rPr>
+        <w:rFonts w:eastAsia="黑体"/>
         <w:b/>
         <w:bCs/>
       </w:rPr>
@@ -14070,6 +14699,7 @@
     </w:tblStylePr>
     <w:tblStylePr w:type="lastRow">
       <w:rPr>
+        <w:rFonts w:eastAsia="黑体"/>
         <w:b/>
         <w:bCs/>
         <w:color w:themeColor="background1" w:val="FFFFFF"/>
@@ -14084,6 +14714,7 @@
     </w:tblStylePr>
     <w:tblStylePr w:type="firstCol">
       <w:rPr>
+        <w:rFonts w:eastAsia="黑体"/>
         <w:color w:themeColor="background1" w:val="FFFFFF"/>
       </w:rPr>
       <w:tblPr/>
@@ -14101,6 +14732,7 @@
     </w:tblStylePr>
     <w:tblStylePr w:type="lastCol">
       <w:rPr>
+        <w:rFonts w:eastAsia="黑体"/>
         <w:color w:themeColor="background1" w:val="FFFFFF"/>
       </w:rPr>
       <w:tblPr/>
@@ -14130,11 +14762,13 @@
     </w:tblStylePr>
     <w:tblStylePr w:type="neCell">
       <w:rPr>
+        <w:rFonts w:eastAsia="黑体"/>
         <w:color w:themeColor="text1" w:val="000000"/>
       </w:rPr>
     </w:tblStylePr>
     <w:tblStylePr w:type="nwCell">
       <w:rPr>
+        <w:rFonts w:eastAsia="黑体"/>
         <w:color w:themeColor="text1" w:val="000000"/>
       </w:rPr>
     </w:tblStylePr>
@@ -14148,6 +14782,7 @@
       <w:spacing w:after="0" w:line="240" w:lineRule="auto"/>
     </w:pPr>
     <w:rPr>
+      <w:rFonts w:eastAsia="黑体"/>
       <w:color w:themeColor="text1" w:val="000000"/>
     </w:rPr>
     <w:tblPr>
@@ -14174,6 +14809,7 @@
     </w:tcPr>
     <w:tblStylePr w:type="firstRow">
       <w:rPr>
+        <w:rFonts w:eastAsia="黑体"/>
         <w:b/>
         <w:bCs/>
       </w:rPr>
@@ -14192,6 +14828,7 @@
     </w:tblStylePr>
     <w:tblStylePr w:type="lastRow">
       <w:rPr>
+        <w:rFonts w:eastAsia="黑体"/>
         <w:b/>
         <w:bCs/>
         <w:color w:themeColor="background1" w:val="FFFFFF"/>
@@ -14206,6 +14843,7 @@
     </w:tblStylePr>
     <w:tblStylePr w:type="firstCol">
       <w:rPr>
+        <w:rFonts w:eastAsia="黑体"/>
         <w:color w:themeColor="background1" w:val="FFFFFF"/>
       </w:rPr>
       <w:tblPr/>
@@ -14223,6 +14861,7 @@
     </w:tblStylePr>
     <w:tblStylePr w:type="lastCol">
       <w:rPr>
+        <w:rFonts w:eastAsia="黑体"/>
         <w:color w:themeColor="background1" w:val="FFFFFF"/>
       </w:rPr>
       <w:tblPr/>
@@ -14252,11 +14891,13 @@
     </w:tblStylePr>
     <w:tblStylePr w:type="neCell">
       <w:rPr>
+        <w:rFonts w:eastAsia="黑体"/>
         <w:color w:themeColor="text1" w:val="000000"/>
       </w:rPr>
     </w:tblStylePr>
     <w:tblStylePr w:type="nwCell">
       <w:rPr>
+        <w:rFonts w:eastAsia="黑体"/>
         <w:color w:themeColor="text1" w:val="000000"/>
       </w:rPr>
     </w:tblStylePr>
@@ -14270,6 +14911,7 @@
       <w:spacing w:after="0" w:line="240" w:lineRule="auto"/>
     </w:pPr>
     <w:rPr>
+      <w:rFonts w:eastAsia="黑体"/>
       <w:color w:themeColor="text1" w:val="000000"/>
     </w:rPr>
     <w:tblPr>
@@ -14296,6 +14938,7 @@
     </w:tcPr>
     <w:tblStylePr w:type="firstRow">
       <w:rPr>
+        <w:rFonts w:eastAsia="黑体"/>
         <w:b/>
         <w:bCs/>
       </w:rPr>
@@ -14314,6 +14957,7 @@
     </w:tblStylePr>
     <w:tblStylePr w:type="lastRow">
       <w:rPr>
+        <w:rFonts w:eastAsia="黑体"/>
         <w:b/>
         <w:bCs/>
         <w:color w:themeColor="background1" w:val="FFFFFF"/>
@@ -14328,6 +14972,7 @@
     </w:tblStylePr>
     <w:tblStylePr w:type="firstCol">
       <w:rPr>
+        <w:rFonts w:eastAsia="黑体"/>
         <w:color w:themeColor="background1" w:val="FFFFFF"/>
       </w:rPr>
       <w:tblPr/>
@@ -14345,6 +14990,7 @@
     </w:tblStylePr>
     <w:tblStylePr w:type="lastCol">
       <w:rPr>
+        <w:rFonts w:eastAsia="黑体"/>
         <w:color w:themeColor="background1" w:val="FFFFFF"/>
       </w:rPr>
       <w:tblPr/>
@@ -14374,11 +15020,13 @@
     </w:tblStylePr>
     <w:tblStylePr w:type="neCell">
       <w:rPr>
+        <w:rFonts w:eastAsia="黑体"/>
         <w:color w:themeColor="text1" w:val="000000"/>
       </w:rPr>
     </w:tblStylePr>
     <w:tblStylePr w:type="nwCell">
       <w:rPr>
+        <w:rFonts w:eastAsia="黑体"/>
         <w:color w:themeColor="text1" w:val="000000"/>
       </w:rPr>
     </w:tblStylePr>
@@ -14392,6 +15040,7 @@
       <w:spacing w:after="0" w:line="240" w:lineRule="auto"/>
     </w:pPr>
     <w:rPr>
+      <w:rFonts w:eastAsia="黑体"/>
       <w:color w:themeColor="text1" w:val="000000"/>
     </w:rPr>
     <w:tblPr>
@@ -14418,6 +15067,7 @@
     </w:tcPr>
     <w:tblStylePr w:type="firstRow">
       <w:rPr>
+        <w:rFonts w:eastAsia="黑体"/>
         <w:b/>
         <w:bCs/>
       </w:rPr>
@@ -14436,6 +15086,7 @@
     </w:tblStylePr>
     <w:tblStylePr w:type="lastRow">
       <w:rPr>
+        <w:rFonts w:eastAsia="黑体"/>
         <w:b/>
         <w:bCs/>
         <w:color w:themeColor="background1" w:val="FFFFFF"/>
@@ -14450,6 +15101,7 @@
     </w:tblStylePr>
     <w:tblStylePr w:type="firstCol">
       <w:rPr>
+        <w:rFonts w:eastAsia="黑体"/>
         <w:color w:themeColor="background1" w:val="FFFFFF"/>
       </w:rPr>
       <w:tblPr/>
@@ -14467,6 +15119,7 @@
     </w:tblStylePr>
     <w:tblStylePr w:type="lastCol">
       <w:rPr>
+        <w:rFonts w:eastAsia="黑体"/>
         <w:color w:themeColor="background1" w:val="FFFFFF"/>
       </w:rPr>
       <w:tblPr/>
@@ -14504,6 +15157,7 @@
       <w:spacing w:after="0" w:line="240" w:lineRule="auto"/>
     </w:pPr>
     <w:rPr>
+      <w:rFonts w:eastAsia="黑体"/>
       <w:color w:themeColor="text1" w:val="000000"/>
     </w:rPr>
     <w:tblPr>
@@ -14530,6 +15184,7 @@
     </w:tcPr>
     <w:tblStylePr w:type="firstRow">
       <w:rPr>
+        <w:rFonts w:eastAsia="黑体"/>
         <w:b/>
         <w:bCs/>
       </w:rPr>
@@ -14548,6 +15203,7 @@
     </w:tblStylePr>
     <w:tblStylePr w:type="lastRow">
       <w:rPr>
+        <w:rFonts w:eastAsia="黑体"/>
         <w:b/>
         <w:bCs/>
         <w:color w:themeColor="background1" w:val="FFFFFF"/>
@@ -14562,6 +15218,7 @@
     </w:tblStylePr>
     <w:tblStylePr w:type="firstCol">
       <w:rPr>
+        <w:rFonts w:eastAsia="黑体"/>
         <w:color w:themeColor="background1" w:val="FFFFFF"/>
       </w:rPr>
       <w:tblPr/>
@@ -14579,6 +15236,7 @@
     </w:tblStylePr>
     <w:tblStylePr w:type="lastCol">
       <w:rPr>
+        <w:rFonts w:eastAsia="黑体"/>
         <w:color w:themeColor="background1" w:val="FFFFFF"/>
       </w:rPr>
       <w:tblPr/>
@@ -14608,11 +15266,13 @@
     </w:tblStylePr>
     <w:tblStylePr w:type="neCell">
       <w:rPr>
+        <w:rFonts w:eastAsia="黑体"/>
         <w:color w:themeColor="text1" w:val="000000"/>
       </w:rPr>
     </w:tblStylePr>
     <w:tblStylePr w:type="nwCell">
       <w:rPr>
+        <w:rFonts w:eastAsia="黑体"/>
         <w:color w:themeColor="text1" w:val="000000"/>
       </w:rPr>
     </w:tblStylePr>
@@ -14626,6 +15286,7 @@
       <w:spacing w:after="0" w:line="240" w:lineRule="auto"/>
     </w:pPr>
     <w:rPr>
+      <w:rFonts w:eastAsia="黑体"/>
       <w:color w:themeColor="text1" w:val="000000"/>
     </w:rPr>
     <w:tblPr>
@@ -14652,6 +15313,7 @@
     </w:tcPr>
     <w:tblStylePr w:type="firstRow">
       <w:rPr>
+        <w:rFonts w:eastAsia="黑体"/>
         <w:b/>
         <w:bCs/>
       </w:rPr>
@@ -14670,6 +15332,7 @@
     </w:tblStylePr>
     <w:tblStylePr w:type="lastRow">
       <w:rPr>
+        <w:rFonts w:eastAsia="黑体"/>
         <w:b/>
         <w:bCs/>
         <w:color w:themeColor="background1" w:val="FFFFFF"/>
@@ -14684,6 +15347,7 @@
     </w:tblStylePr>
     <w:tblStylePr w:type="firstCol">
       <w:rPr>
+        <w:rFonts w:eastAsia="黑体"/>
         <w:color w:themeColor="background1" w:val="FFFFFF"/>
       </w:rPr>
       <w:tblPr/>
@@ -14701,6 +15365,7 @@
     </w:tblStylePr>
     <w:tblStylePr w:type="lastCol">
       <w:rPr>
+        <w:rFonts w:eastAsia="黑体"/>
         <w:color w:themeColor="background1" w:val="FFFFFF"/>
       </w:rPr>
       <w:tblPr/>
@@ -14730,11 +15395,13 @@
     </w:tblStylePr>
     <w:tblStylePr w:type="neCell">
       <w:rPr>
+        <w:rFonts w:eastAsia="黑体"/>
         <w:color w:themeColor="text1" w:val="000000"/>
       </w:rPr>
     </w:tblStylePr>
     <w:tblStylePr w:type="nwCell">
       <w:rPr>
+        <w:rFonts w:eastAsia="黑体"/>
         <w:color w:themeColor="text1" w:val="000000"/>
       </w:rPr>
     </w:tblStylePr>
@@ -14748,6 +15415,7 @@
       <w:spacing w:after="0" w:line="240" w:lineRule="auto"/>
     </w:pPr>
     <w:rPr>
+      <w:rFonts w:eastAsia="黑体"/>
       <w:color w:themeColor="text1" w:val="000000"/>
     </w:rPr>
     <w:tblPr>
@@ -14774,6 +15442,7 @@
     </w:tcPr>
     <w:tblStylePr w:type="firstRow">
       <w:rPr>
+        <w:rFonts w:eastAsia="黑体"/>
         <w:b/>
         <w:bCs/>
       </w:rPr>
@@ -14792,6 +15461,7 @@
     </w:tblStylePr>
     <w:tblStylePr w:type="lastRow">
       <w:rPr>
+        <w:rFonts w:eastAsia="黑体"/>
         <w:b/>
         <w:bCs/>
         <w:color w:themeColor="background1" w:val="FFFFFF"/>
@@ -14806,6 +15476,7 @@
     </w:tblStylePr>
     <w:tblStylePr w:type="firstCol">
       <w:rPr>
+        <w:rFonts w:eastAsia="黑体"/>
         <w:color w:themeColor="background1" w:val="FFFFFF"/>
       </w:rPr>
       <w:tblPr/>
@@ -14823,6 +15494,7 @@
     </w:tblStylePr>
     <w:tblStylePr w:type="lastCol">
       <w:rPr>
+        <w:rFonts w:eastAsia="黑体"/>
         <w:color w:themeColor="background1" w:val="FFFFFF"/>
       </w:rPr>
       <w:tblPr/>
@@ -14852,11 +15524,13 @@
     </w:tblStylePr>
     <w:tblStylePr w:type="neCell">
       <w:rPr>
+        <w:rFonts w:eastAsia="黑体"/>
         <w:color w:themeColor="text1" w:val="000000"/>
       </w:rPr>
     </w:tblStylePr>
     <w:tblStylePr w:type="nwCell">
       <w:rPr>
+        <w:rFonts w:eastAsia="黑体"/>
         <w:color w:themeColor="text1" w:val="000000"/>
       </w:rPr>
     </w:tblStylePr>
@@ -14870,6 +15544,7 @@
       <w:spacing w:after="0" w:line="240" w:lineRule="auto"/>
     </w:pPr>
     <w:rPr>
+      <w:rFonts w:eastAsia="黑体"/>
       <w:color w:themeColor="text1" w:val="000000"/>
     </w:rPr>
     <w:tblPr>
@@ -14888,6 +15563,7 @@
     </w:tcPr>
     <w:tblStylePr w:type="firstRow">
       <w:rPr>
+        <w:rFonts w:eastAsia="黑体"/>
         <w:b/>
         <w:bCs/>
         <w:color w:themeColor="background1" w:val="FFFFFF"/>
@@ -14902,6 +15578,7 @@
     </w:tblStylePr>
     <w:tblStylePr w:type="lastRow">
       <w:rPr>
+        <w:rFonts w:eastAsia="黑体"/>
         <w:b/>
         <w:bCs/>
         <w:color w:themeColor="accent2" w:themeShade="CC" w:val="9E3A38"/>
@@ -14916,12 +15593,14 @@
     </w:tblStylePr>
     <w:tblStylePr w:type="firstCol">
       <w:rPr>
+        <w:rFonts w:eastAsia="黑体"/>
         <w:b/>
         <w:bCs/>
       </w:rPr>
     </w:tblStylePr>
     <w:tblStylePr w:type="lastCol">
       <w:rPr>
+        <w:rFonts w:eastAsia="黑体"/>
         <w:b/>
         <w:bCs/>
       </w:rPr>
@@ -14956,6 +15635,7 @@
       <w:spacing w:after="0" w:line="240" w:lineRule="auto"/>
     </w:pPr>
     <w:rPr>
+      <w:rFonts w:eastAsia="黑体"/>
       <w:color w:themeColor="text1" w:val="000000"/>
     </w:rPr>
     <w:tblPr>
@@ -14974,6 +15654,7 @@
     </w:tcPr>
     <w:tblStylePr w:type="firstRow">
       <w:rPr>
+        <w:rFonts w:eastAsia="黑体"/>
         <w:b/>
         <w:bCs/>
         <w:color w:themeColor="background1" w:val="FFFFFF"/>
@@ -14988,6 +15669,7 @@
     </w:tblStylePr>
     <w:tblStylePr w:type="lastRow">
       <w:rPr>
+        <w:rFonts w:eastAsia="黑体"/>
         <w:b/>
         <w:bCs/>
         <w:color w:themeColor="accent2" w:themeShade="CC" w:val="9E3A38"/>
@@ -15002,12 +15684,14 @@
     </w:tblStylePr>
     <w:tblStylePr w:type="firstCol">
       <w:rPr>
+        <w:rFonts w:eastAsia="黑体"/>
         <w:b/>
         <w:bCs/>
       </w:rPr>
     </w:tblStylePr>
     <w:tblStylePr w:type="lastCol">
       <w:rPr>
+        <w:rFonts w:eastAsia="黑体"/>
         <w:b/>
         <w:bCs/>
       </w:rPr>
@@ -15042,6 +15726,7 @@
       <w:spacing w:after="0" w:line="240" w:lineRule="auto"/>
     </w:pPr>
     <w:rPr>
+      <w:rFonts w:eastAsia="黑体"/>
       <w:color w:themeColor="text1" w:val="000000"/>
     </w:rPr>
     <w:tblPr>
@@ -15060,6 +15745,7 @@
     </w:tcPr>
     <w:tblStylePr w:type="firstRow">
       <w:rPr>
+        <w:rFonts w:eastAsia="黑体"/>
         <w:b/>
         <w:bCs/>
         <w:color w:themeColor="background1" w:val="FFFFFF"/>
@@ -15074,6 +15760,7 @@
     </w:tblStylePr>
     <w:tblStylePr w:type="lastRow">
       <w:rPr>
+        <w:rFonts w:eastAsia="黑体"/>
         <w:b/>
         <w:bCs/>
         <w:color w:themeColor="accent2" w:themeShade="CC" w:val="9E3A38"/>
@@ -15088,12 +15775,14 @@
     </w:tblStylePr>
     <w:tblStylePr w:type="firstCol">
       <w:rPr>
+        <w:rFonts w:eastAsia="黑体"/>
         <w:b/>
         <w:bCs/>
       </w:rPr>
     </w:tblStylePr>
     <w:tblStylePr w:type="lastCol">
       <w:rPr>
+        <w:rFonts w:eastAsia="黑体"/>
         <w:b/>
         <w:bCs/>
       </w:rPr>
@@ -15128,6 +15817,7 @@
       <w:spacing w:after="0" w:line="240" w:lineRule="auto"/>
     </w:pPr>
     <w:rPr>
+      <w:rFonts w:eastAsia="黑体"/>
       <w:color w:themeColor="text1" w:val="000000"/>
     </w:rPr>
     <w:tblPr>
@@ -15146,6 +15836,7 @@
     </w:tcPr>
     <w:tblStylePr w:type="firstRow">
       <w:rPr>
+        <w:rFonts w:eastAsia="黑体"/>
         <w:b/>
         <w:bCs/>
         <w:color w:themeColor="background1" w:val="FFFFFF"/>
@@ -15160,6 +15851,7 @@
     </w:tblStylePr>
     <w:tblStylePr w:type="lastRow">
       <w:rPr>
+        <w:rFonts w:eastAsia="黑体"/>
         <w:b/>
         <w:bCs/>
         <w:color w:themeColor="accent4" w:themeShade="CC" w:val="664E82"/>
@@ -15174,12 +15866,14 @@
     </w:tblStylePr>
     <w:tblStylePr w:type="firstCol">
       <w:rPr>
+        <w:rFonts w:eastAsia="黑体"/>
         <w:b/>
         <w:bCs/>
       </w:rPr>
     </w:tblStylePr>
     <w:tblStylePr w:type="lastCol">
       <w:rPr>
+        <w:rFonts w:eastAsia="黑体"/>
         <w:b/>
         <w:bCs/>
       </w:rPr>
@@ -15214,6 +15908,7 @@
       <w:spacing w:after="0" w:line="240" w:lineRule="auto"/>
     </w:pPr>
     <w:rPr>
+      <w:rFonts w:eastAsia="黑体"/>
       <w:color w:themeColor="text1" w:val="000000"/>
     </w:rPr>
     <w:tblPr>
@@ -15232,6 +15927,7 @@
     </w:tcPr>
     <w:tblStylePr w:type="firstRow">
       <w:rPr>
+        <w:rFonts w:eastAsia="黑体"/>
         <w:b/>
         <w:bCs/>
         <w:color w:themeColor="background1" w:val="FFFFFF"/>
@@ -15246,6 +15942,7 @@
     </w:tblStylePr>
     <w:tblStylePr w:type="lastRow">
       <w:rPr>
+        <w:rFonts w:eastAsia="黑体"/>
         <w:b/>
         <w:bCs/>
         <w:color w:themeColor="accent3" w:themeShade="CC" w:val="7E9C40"/>
@@ -15260,12 +15957,14 @@
     </w:tblStylePr>
     <w:tblStylePr w:type="firstCol">
       <w:rPr>
+        <w:rFonts w:eastAsia="黑体"/>
         <w:b/>
         <w:bCs/>
       </w:rPr>
     </w:tblStylePr>
     <w:tblStylePr w:type="lastCol">
       <w:rPr>
+        <w:rFonts w:eastAsia="黑体"/>
         <w:b/>
         <w:bCs/>
       </w:rPr>
@@ -15300,6 +15999,7 @@
       <w:spacing w:after="0" w:line="240" w:lineRule="auto"/>
     </w:pPr>
     <w:rPr>
+      <w:rFonts w:eastAsia="黑体"/>
       <w:color w:themeColor="text1" w:val="000000"/>
     </w:rPr>
     <w:tblPr>
@@ -15318,6 +16018,7 @@
     </w:tcPr>
     <w:tblStylePr w:type="firstRow">
       <w:rPr>
+        <w:rFonts w:eastAsia="黑体"/>
         <w:b/>
         <w:bCs/>
         <w:color w:themeColor="background1" w:val="FFFFFF"/>
@@ -15332,6 +16033,7 @@
     </w:tblStylePr>
     <w:tblStylePr w:type="lastRow">
       <w:rPr>
+        <w:rFonts w:eastAsia="黑体"/>
         <w:b/>
         <w:bCs/>
         <w:color w:themeColor="accent6" w:themeShade="CC" w:val="F2730A"/>
@@ -15346,12 +16048,14 @@
     </w:tblStylePr>
     <w:tblStylePr w:type="firstCol">
       <w:rPr>
+        <w:rFonts w:eastAsia="黑体"/>
         <w:b/>
         <w:bCs/>
       </w:rPr>
     </w:tblStylePr>
     <w:tblStylePr w:type="lastCol">
       <w:rPr>
+        <w:rFonts w:eastAsia="黑体"/>
         <w:b/>
         <w:bCs/>
       </w:rPr>
@@ -15386,6 +16090,7 @@
       <w:spacing w:after="0" w:line="240" w:lineRule="auto"/>
     </w:pPr>
     <w:rPr>
+      <w:rFonts w:eastAsia="黑体"/>
       <w:color w:themeColor="text1" w:val="000000"/>
     </w:rPr>
     <w:tblPr>
@@ -15404,6 +16109,7 @@
     </w:tcPr>
     <w:tblStylePr w:type="firstRow">
       <w:rPr>
+        <w:rFonts w:eastAsia="黑体"/>
         <w:b/>
         <w:bCs/>
         <w:color w:themeColor="background1" w:val="FFFFFF"/>
@@ -15418,6 +16124,7 @@
     </w:tblStylePr>
     <w:tblStylePr w:type="lastRow">
       <w:rPr>
+        <w:rFonts w:eastAsia="黑体"/>
         <w:b/>
         <w:bCs/>
         <w:color w:themeColor="accent5" w:themeShade="CC" w:val="348DA5"/>
@@ -15432,12 +16139,14 @@
     </w:tblStylePr>
     <w:tblStylePr w:type="firstCol">
       <w:rPr>
+        <w:rFonts w:eastAsia="黑体"/>
         <w:b/>
         <w:bCs/>
       </w:rPr>
     </w:tblStylePr>
     <w:tblStylePr w:type="lastCol">
       <w:rPr>
+        <w:rFonts w:eastAsia="黑体"/>
         <w:b/>
         <w:bCs/>
       </w:rPr>
@@ -15472,6 +16181,7 @@
       <w:spacing w:after="0" w:line="240" w:lineRule="auto"/>
     </w:pPr>
     <w:rPr>
+      <w:rFonts w:eastAsia="黑体"/>
       <w:color w:themeColor="text1" w:val="000000"/>
     </w:rPr>
     <w:tblPr>
@@ -15493,6 +16203,7 @@
     </w:tcPr>
     <w:tblStylePr w:type="firstRow">
       <w:rPr>
+        <w:rFonts w:eastAsia="黑体"/>
         <w:b/>
         <w:bCs/>
       </w:rPr>
@@ -15503,6 +16214,7 @@
     </w:tblStylePr>
     <w:tblStylePr w:type="lastRow">
       <w:rPr>
+        <w:rFonts w:eastAsia="黑体"/>
         <w:b/>
         <w:bCs/>
         <w:color w:themeColor="text1" w:val="000000"/>
@@ -15514,6 +16226,7 @@
     </w:tblStylePr>
     <w:tblStylePr w:type="firstCol">
       <w:rPr>
+        <w:rFonts w:eastAsia="黑体"/>
         <w:color w:themeColor="background1" w:val="FFFFFF"/>
       </w:rPr>
       <w:tblPr/>
@@ -15523,6 +16236,7 @@
     </w:tblStylePr>
     <w:tblStylePr w:type="lastCol">
       <w:rPr>
+        <w:rFonts w:eastAsia="黑体"/>
         <w:color w:themeColor="background1" w:val="FFFFFF"/>
       </w:rPr>
       <w:tblPr/>
@@ -15552,6 +16266,7 @@
       <w:spacing w:after="0" w:line="240" w:lineRule="auto"/>
     </w:pPr>
     <w:rPr>
+      <w:rFonts w:eastAsia="黑体"/>
       <w:color w:themeColor="text1" w:val="000000"/>
     </w:rPr>
     <w:tblPr>
@@ -15573,6 +16288,7 @@
     </w:tcPr>
     <w:tblStylePr w:type="firstRow">
       <w:rPr>
+        <w:rFonts w:eastAsia="黑体"/>
         <w:b/>
         <w:bCs/>
       </w:rPr>
@@ -15583,6 +16299,7 @@
     </w:tblStylePr>
     <w:tblStylePr w:type="lastRow">
       <w:rPr>
+        <w:rFonts w:eastAsia="黑体"/>
         <w:b/>
         <w:bCs/>
         <w:color w:themeColor="text1" w:val="000000"/>
@@ -15594,6 +16311,7 @@
     </w:tblStylePr>
     <w:tblStylePr w:type="firstCol">
       <w:rPr>
+        <w:rFonts w:eastAsia="黑体"/>
         <w:color w:themeColor="background1" w:val="FFFFFF"/>
       </w:rPr>
       <w:tblPr/>
@@ -15603,6 +16321,7 @@
     </w:tblStylePr>
     <w:tblStylePr w:type="lastCol">
       <w:rPr>
+        <w:rFonts w:eastAsia="黑体"/>
         <w:color w:themeColor="background1" w:val="FFFFFF"/>
       </w:rPr>
       <w:tblPr/>
@@ -15632,6 +16351,7 @@
       <w:spacing w:after="0" w:line="240" w:lineRule="auto"/>
     </w:pPr>
     <w:rPr>
+      <w:rFonts w:eastAsia="黑体"/>
       <w:color w:themeColor="text1" w:val="000000"/>
     </w:rPr>
     <w:tblPr>
@@ -15653,6 +16373,7 @@
     </w:tcPr>
     <w:tblStylePr w:type="firstRow">
       <w:rPr>
+        <w:rFonts w:eastAsia="黑体"/>
         <w:b/>
         <w:bCs/>
       </w:rPr>
@@ -15663,6 +16384,7 @@
     </w:tblStylePr>
     <w:tblStylePr w:type="lastRow">
       <w:rPr>
+        <w:rFonts w:eastAsia="黑体"/>
         <w:b/>
         <w:bCs/>
         <w:color w:themeColor="text1" w:val="000000"/>
@@ -15674,6 +16396,7 @@
     </w:tblStylePr>
     <w:tblStylePr w:type="firstCol">
       <w:rPr>
+        <w:rFonts w:eastAsia="黑体"/>
         <w:color w:themeColor="background1" w:val="FFFFFF"/>
       </w:rPr>
       <w:tblPr/>
@@ -15683,6 +16406,7 @@
     </w:tblStylePr>
     <w:tblStylePr w:type="lastCol">
       <w:rPr>
+        <w:rFonts w:eastAsia="黑体"/>
         <w:color w:themeColor="background1" w:val="FFFFFF"/>
       </w:rPr>
       <w:tblPr/>
@@ -15712,6 +16436,7 @@
       <w:spacing w:after="0" w:line="240" w:lineRule="auto"/>
     </w:pPr>
     <w:rPr>
+      <w:rFonts w:eastAsia="黑体"/>
       <w:color w:themeColor="text1" w:val="000000"/>
     </w:rPr>
     <w:tblPr>
@@ -15733,6 +16458,7 @@
     </w:tcPr>
     <w:tblStylePr w:type="firstRow">
       <w:rPr>
+        <w:rFonts w:eastAsia="黑体"/>
         <w:b/>
         <w:bCs/>
       </w:rPr>
@@ -15743,6 +16469,7 @@
     </w:tblStylePr>
     <w:tblStylePr w:type="lastRow">
       <w:rPr>
+        <w:rFonts w:eastAsia="黑体"/>
         <w:b/>
         <w:bCs/>
         <w:color w:themeColor="text1" w:val="000000"/>
@@ -15754,6 +16481,7 @@
     </w:tblStylePr>
     <w:tblStylePr w:type="firstCol">
       <w:rPr>
+        <w:rFonts w:eastAsia="黑体"/>
         <w:color w:themeColor="background1" w:val="FFFFFF"/>
       </w:rPr>
       <w:tblPr/>
@@ -15763,6 +16491,7 @@
     </w:tblStylePr>
     <w:tblStylePr w:type="lastCol">
       <w:rPr>
+        <w:rFonts w:eastAsia="黑体"/>
         <w:color w:themeColor="background1" w:val="FFFFFF"/>
       </w:rPr>
       <w:tblPr/>
@@ -15792,6 +16521,7 @@
       <w:spacing w:after="0" w:line="240" w:lineRule="auto"/>
     </w:pPr>
     <w:rPr>
+      <w:rFonts w:eastAsia="黑体"/>
       <w:color w:themeColor="text1" w:val="000000"/>
     </w:rPr>
     <w:tblPr>
@@ -15813,6 +16543,7 @@
     </w:tcPr>
     <w:tblStylePr w:type="firstRow">
       <w:rPr>
+        <w:rFonts w:eastAsia="黑体"/>
         <w:b/>
         <w:bCs/>
       </w:rPr>
@@ -15823,6 +16554,7 @@
     </w:tblStylePr>
     <w:tblStylePr w:type="lastRow">
       <w:rPr>
+        <w:rFonts w:eastAsia="黑体"/>
         <w:b/>
         <w:bCs/>
         <w:color w:themeColor="text1" w:val="000000"/>
@@ -15834,6 +16566,7 @@
     </w:tblStylePr>
     <w:tblStylePr w:type="firstCol">
       <w:rPr>
+        <w:rFonts w:eastAsia="黑体"/>
         <w:color w:themeColor="background1" w:val="FFFFFF"/>
       </w:rPr>
       <w:tblPr/>
@@ -15843,6 +16576,7 @@
     </w:tblStylePr>
     <w:tblStylePr w:type="lastCol">
       <w:rPr>
+        <w:rFonts w:eastAsia="黑体"/>
         <w:color w:themeColor="background1" w:val="FFFFFF"/>
       </w:rPr>
       <w:tblPr/>
@@ -15872,6 +16606,7 @@
       <w:spacing w:after="0" w:line="240" w:lineRule="auto"/>
     </w:pPr>
     <w:rPr>
+      <w:rFonts w:eastAsia="黑体"/>
       <w:color w:themeColor="text1" w:val="000000"/>
     </w:rPr>
     <w:tblPr>
@@ -15893,6 +16628,7 @@
     </w:tcPr>
     <w:tblStylePr w:type="firstRow">
       <w:rPr>
+        <w:rFonts w:eastAsia="黑体"/>
         <w:b/>
         <w:bCs/>
       </w:rPr>
@@ -15903,6 +16639,7 @@
     </w:tblStylePr>
     <w:tblStylePr w:type="lastRow">
       <w:rPr>
+        <w:rFonts w:eastAsia="黑体"/>
         <w:b/>
         <w:bCs/>
         <w:color w:themeColor="text1" w:val="000000"/>
@@ -15914,6 +16651,7 @@
     </w:tblStylePr>
     <w:tblStylePr w:type="firstCol">
       <w:rPr>
+        <w:rFonts w:eastAsia="黑体"/>
         <w:color w:themeColor="background1" w:val="FFFFFF"/>
       </w:rPr>
       <w:tblPr/>
@@ -15923,6 +16661,7 @@
     </w:tblStylePr>
     <w:tblStylePr w:type="lastCol">
       <w:rPr>
+        <w:rFonts w:eastAsia="黑体"/>
         <w:color w:themeColor="background1" w:val="FFFFFF"/>
       </w:rPr>
       <w:tblPr/>
@@ -15952,6 +16691,7 @@
       <w:spacing w:after="0" w:line="240" w:lineRule="auto"/>
     </w:pPr>
     <w:rPr>
+      <w:rFonts w:eastAsia="黑体"/>
       <w:color w:themeColor="text1" w:val="000000"/>
     </w:rPr>
     <w:tblPr>
@@ -15973,6 +16713,7 @@
     </w:tcPr>
     <w:tblStylePr w:type="firstRow">
       <w:rPr>
+        <w:rFonts w:eastAsia="黑体"/>
         <w:b/>
         <w:bCs/>
       </w:rPr>
@@ -15983,6 +16724,7 @@
     </w:tblStylePr>
     <w:tblStylePr w:type="lastRow">
       <w:rPr>
+        <w:rFonts w:eastAsia="黑体"/>
         <w:b/>
         <w:bCs/>
         <w:color w:themeColor="text1" w:val="000000"/>
@@ -15994,6 +16736,7 @@
     </w:tblStylePr>
     <w:tblStylePr w:type="firstCol">
       <w:rPr>
+        <w:rFonts w:eastAsia="黑体"/>
         <w:color w:themeColor="background1" w:val="FFFFFF"/>
       </w:rPr>
       <w:tblPr/>
@@ -16003,6 +16746,7 @@
     </w:tblStylePr>
     <w:tblStylePr w:type="lastCol">
       <w:rPr>
+        <w:rFonts w:eastAsia="黑体"/>
         <w:color w:themeColor="background1" w:val="FFFFFF"/>
       </w:rPr>
       <w:tblPr/>
@@ -16035,6 +16779,7 @@
     <w:name w:val="KeywordTok"/>
     <w:basedOn w:val="VerbatimChar"/>
     <w:rPr>
+      <w:rFonts w:eastAsia="黑体"/>
       <w:b/>
       <w:color w:val="007020"/>
     </w:rPr>
@@ -16043,6 +16788,7 @@
     <w:name w:val="DataTypeTok"/>
     <w:basedOn w:val="VerbatimChar"/>
     <w:rPr>
+      <w:rFonts w:eastAsia="黑体"/>
       <w:color w:val="902000"/>
     </w:rPr>
   </w:style>
@@ -16050,6 +16796,7 @@
     <w:name w:val="DecValTok"/>
     <w:basedOn w:val="VerbatimChar"/>
     <w:rPr>
+      <w:rFonts w:eastAsia="黑体"/>
       <w:color w:val="40a070"/>
     </w:rPr>
   </w:style>
@@ -16057,6 +16804,7 @@
     <w:name w:val="BaseNTok"/>
     <w:basedOn w:val="VerbatimChar"/>
     <w:rPr>
+      <w:rFonts w:eastAsia="黑体"/>
       <w:color w:val="40a070"/>
     </w:rPr>
   </w:style>
@@ -16064,6 +16812,7 @@
     <w:name w:val="FloatTok"/>
     <w:basedOn w:val="VerbatimChar"/>
     <w:rPr>
+      <w:rFonts w:eastAsia="黑体"/>
       <w:color w:val="40a070"/>
     </w:rPr>
   </w:style>
@@ -16071,6 +16820,7 @@
     <w:name w:val="ConstantTok"/>
     <w:basedOn w:val="VerbatimChar"/>
     <w:rPr>
+      <w:rFonts w:eastAsia="黑体"/>
       <w:color w:val="880000"/>
     </w:rPr>
   </w:style>
@@ -16078,6 +16828,7 @@
     <w:name w:val="CharTok"/>
     <w:basedOn w:val="VerbatimChar"/>
     <w:rPr>
+      <w:rFonts w:eastAsia="黑体"/>
       <w:color w:val="4070a0"/>
     </w:rPr>
   </w:style>
@@ -16085,6 +16836,7 @@
     <w:name w:val="SpecialCharTok"/>
     <w:basedOn w:val="VerbatimChar"/>
     <w:rPr>
+      <w:rFonts w:eastAsia="黑体"/>
       <w:color w:val="4070a0"/>
     </w:rPr>
   </w:style>
@@ -16092,6 +16844,7 @@
     <w:name w:val="StringTok"/>
     <w:basedOn w:val="VerbatimChar"/>
     <w:rPr>
+      <w:rFonts w:eastAsia="黑体"/>
       <w:color w:val="4070a0"/>
     </w:rPr>
   </w:style>
@@ -16099,6 +16852,7 @@
     <w:name w:val="VerbatimStringTok"/>
     <w:basedOn w:val="VerbatimChar"/>
     <w:rPr>
+      <w:rFonts w:eastAsia="黑体"/>
       <w:color w:val="4070a0"/>
     </w:rPr>
   </w:style>
@@ -16106,6 +16860,7 @@
     <w:name w:val="SpecialStringTok"/>
     <w:basedOn w:val="VerbatimChar"/>
     <w:rPr>
+      <w:rFonts w:eastAsia="黑体"/>
       <w:color w:val="bb6688"/>
     </w:rPr>
   </w:style>
@@ -16113,6 +16868,7 @@
     <w:name w:val="ImportTok"/>
     <w:basedOn w:val="VerbatimChar"/>
     <w:rPr>
+      <w:rFonts w:eastAsia="黑体"/>
       <w:b/>
       <w:color w:val="008000"/>
     </w:rPr>
@@ -16121,6 +16877,7 @@
     <w:name w:val="CommentTok"/>
     <w:basedOn w:val="VerbatimChar"/>
     <w:rPr>
+      <w:rFonts w:eastAsia="黑体"/>
       <w:i/>
       <w:color w:val="60a0b0"/>
     </w:rPr>
@@ -16129,6 +16886,7 @@
     <w:name w:val="DocumentationTok"/>
     <w:basedOn w:val="VerbatimChar"/>
     <w:rPr>
+      <w:rFonts w:eastAsia="黑体"/>
       <w:i/>
       <w:color w:val="ba2121"/>
     </w:rPr>
@@ -16137,6 +16895,7 @@
     <w:name w:val="AnnotationTok"/>
     <w:basedOn w:val="VerbatimChar"/>
     <w:rPr>
+      <w:rFonts w:eastAsia="黑体"/>
       <w:b/>
       <w:i/>
       <w:color w:val="60a0b0"/>
@@ -16146,6 +16905,7 @@
     <w:name w:val="CommentVarTok"/>
     <w:basedOn w:val="VerbatimChar"/>
     <w:rPr>
+      <w:rFonts w:eastAsia="黑体"/>
       <w:b/>
       <w:i/>
       <w:color w:val="60a0b0"/>
@@ -16155,6 +16915,7 @@
     <w:name w:val="OtherTok"/>
     <w:basedOn w:val="VerbatimChar"/>
     <w:rPr>
+      <w:rFonts w:eastAsia="黑体"/>
       <w:color w:val="007020"/>
     </w:rPr>
   </w:style>
@@ -16162,6 +16923,7 @@
     <w:name w:val="FunctionTok"/>
     <w:basedOn w:val="VerbatimChar"/>
     <w:rPr>
+      <w:rFonts w:eastAsia="黑体"/>
       <w:color w:val="06287e"/>
     </w:rPr>
   </w:style>
@@ -16169,6 +16931,7 @@
     <w:name w:val="VariableTok"/>
     <w:basedOn w:val="VerbatimChar"/>
     <w:rPr>
+      <w:rFonts w:eastAsia="黑体"/>
       <w:color w:val="19177c"/>
     </w:rPr>
   </w:style>
@@ -16176,6 +16939,7 @@
     <w:name w:val="ControlFlowTok"/>
     <w:basedOn w:val="VerbatimChar"/>
     <w:rPr>
+      <w:rFonts w:eastAsia="黑体"/>
       <w:b/>
       <w:color w:val="007020"/>
     </w:rPr>
@@ -16184,6 +16948,7 @@
     <w:name w:val="OperatorTok"/>
     <w:basedOn w:val="VerbatimChar"/>
     <w:rPr>
+      <w:rFonts w:eastAsia="黑体"/>
       <w:color w:val="666666"/>
     </w:rPr>
   </w:style>
@@ -16191,18 +16956,22 @@
     <w:name w:val="BuiltInTok"/>
     <w:basedOn w:val="VerbatimChar"/>
     <w:rPr>
+      <w:rFonts w:eastAsia="黑体"/>
       <w:color w:val="008000"/>
     </w:rPr>
   </w:style>
   <w:style w:type="character" w:customStyle="1" w:styleId="ExtensionTok">
     <w:name w:val="ExtensionTok"/>
     <w:basedOn w:val="VerbatimChar"/>
-    <w:rPr/>
+    <w:rPr>
+      <w:rFonts w:eastAsia="黑体"/>
+    </w:rPr>
   </w:style>
   <w:style w:type="character" w:customStyle="1" w:styleId="PreprocessorTok">
     <w:name w:val="PreprocessorTok"/>
     <w:basedOn w:val="VerbatimChar"/>
     <w:rPr>
+      <w:rFonts w:eastAsia="黑体"/>
       <w:color w:val="bc7a00"/>
     </w:rPr>
   </w:style>
@@ -16210,18 +16979,22 @@
     <w:name w:val="AttributeTok"/>
     <w:basedOn w:val="VerbatimChar"/>
     <w:rPr>
+      <w:rFonts w:eastAsia="黑体"/>
       <w:color w:val="7d9029"/>
     </w:rPr>
   </w:style>
   <w:style w:type="character" w:customStyle="1" w:styleId="RegionMarkerTok">
     <w:name w:val="RegionMarkerTok"/>
     <w:basedOn w:val="VerbatimChar"/>
-    <w:rPr/>
+    <w:rPr>
+      <w:rFonts w:eastAsia="黑体"/>
+    </w:rPr>
   </w:style>
   <w:style w:type="character" w:customStyle="1" w:styleId="InformationTok">
     <w:name w:val="InformationTok"/>
     <w:basedOn w:val="VerbatimChar"/>
     <w:rPr>
+      <w:rFonts w:eastAsia="黑体"/>
       <w:b/>
       <w:i/>
       <w:color w:val="60a0b0"/>
@@ -16231,6 +17004,7 @@
     <w:name w:val="WarningTok"/>
     <w:basedOn w:val="VerbatimChar"/>
     <w:rPr>
+      <w:rFonts w:eastAsia="黑体"/>
       <w:b/>
       <w:i/>
       <w:color w:val="60a0b0"/>
@@ -16240,6 +17014,7 @@
     <w:name w:val="AlertTok"/>
     <w:basedOn w:val="VerbatimChar"/>
     <w:rPr>
+      <w:rFonts w:eastAsia="黑体"/>
       <w:b/>
       <w:color w:val="ff0000"/>
     </w:rPr>
@@ -16248,6 +17023,7 @@
     <w:name w:val="ErrorTok"/>
     <w:basedOn w:val="VerbatimChar"/>
     <w:rPr>
+      <w:rFonts w:eastAsia="黑体"/>
       <w:b/>
       <w:color w:val="ff0000"/>
     </w:rPr>
@@ -16255,7 +17031,9 @@
   <w:style w:type="character" w:customStyle="1" w:styleId="NormalTok">
     <w:name w:val="NormalTok"/>
     <w:basedOn w:val="VerbatimChar"/>
-    <w:rPr/>
+    <w:rPr>
+      <w:rFonts w:eastAsia="黑体"/>
+    </w:rPr>
   </w:style>
 </w:styles>
 </file>
@@ -16304,12 +17082,12 @@
     <a:fontScheme name="Office">
       <a:majorFont>
         <a:latin typeface="Calibri"/>
-        <a:ea typeface=""/>
+        <a:ea typeface="黑体"/>
         <a:cs typeface=""/>
         <a:font script="Jpan" typeface="ＭＳ ゴシック"/>
         <a:font script="Hang" typeface="맑은 고딕"/>
-        <a:font script="Hans" typeface="宋体"/>
-        <a:font script="Hant" typeface="新細明體"/>
+        <a:font script="Hans" typeface="黑体"/>
+        <a:font script="Hant" typeface="黑体"/>
         <a:font script="Arab" typeface="Times New Roman"/>
         <a:font script="Hebr" typeface="Times New Roman"/>
         <a:font script="Thai" typeface="Angsana New"/>
@@ -16339,12 +17117,12 @@
       </a:majorFont>
       <a:minorFont>
         <a:latin typeface="Cambria"/>
-        <a:ea typeface=""/>
+        <a:ea typeface="黑体"/>
         <a:cs typeface=""/>
         <a:font script="Jpan" typeface="ＭＳ 明朝"/>
         <a:font script="Hang" typeface="맑은 고딕"/>
-        <a:font script="Hans" typeface="宋体"/>
-        <a:font script="Hant" typeface="新細明體"/>
+        <a:font script="Hans" typeface="黑体"/>
+        <a:font script="Hant" typeface="黑体"/>
         <a:font script="Arab" typeface="Arial"/>
         <a:font script="Hebr" typeface="Arial"/>
         <a:font script="Thai" typeface="Cordia New"/>

--- a/01-电源电路/02-开关电源/有源钳位正激ACF/有源钳位正激电路/有源钳位正激电路.docx
+++ b/01-电源电路/02-开关电源/有源钳位正激ACF/有源钳位正激电路/有源钳位正激电路.docx
@@ -4011,7 +4011,7 @@
           <w:color w:val="555555"/>
           <w:sz w:val="21"/>
         </w:rPr>
-        <w:t>材料收集者：杜文杰，WX手机：19519196569，QQ:3478827729</w:t>
+        <w:t>材料收集者：杜文杰，微信/手机：19519196569，QQ:3478827729</w:t>
       </w:r>
     </w:p>
     <w:sectPr>
